--- a/writing/smile25b_writing.docx
+++ b/writing/smile25b_writing.docx
@@ -52,7 +52,7 @@
         <w:pStyle w:val="AbstractFirstParagraph"/>
       </w:pPr>
       <w:r>
-        <w:t xml:space="preserve">Researchers and lay people alike have long been interested in whether people can make themselves feel happier if they simply fake a smile. Thus far, two largely disconnected research communities have provided seemingly competing answers to this question, with (a) emotion embodiment researchers observing positive causal links in experimental contexts, and (b) emotion labor researchers observing negative associations in real-world work contexts. In the present work, we conducted a pre-registered conceptual extension of the largest experimental demonstration of the positive effects of posed smiles on mood, focusing on three factors that may explain why such effects fail to generalize to real-world work contexts. More specifically, we tested whether posed smiles fail to improve mood (1) in negative contexts, (2) when performed repeatedly, and/or (3) when performed to avoid punishment. Ultimately, results did not support any one hypothesis. In negative contexts, participants reported higher levels of happiness after posing smiles vs. expressing themselves naturally. However, such effects were virtually nil when participants posed smiles repeatedly. Furthermore, in positive contexts, posed smiles generally led to</w:t>
+        <w:t xml:space="preserve">Researchers and lay people alike have long been interested in whether people can make themselves feel happier if they simply fake a smile. Thus far, two largely disconnected research communities have provided seemingly competing answers to this question, with (a) emotion embodiment researchers observing positive causal links in experimental contexts, and (b) emotion labor researchers observing negative associations in real-world work contexts. In the present work, we conducted a pre-registered conceptual extension of the largest experimental demonstration of the positive effects of posed smiles on mood, focusing on three factors that may explain why such effects fail to generalize to real-world work contexts. More specifically, we tested whether posed smiles fail to improve mood (1) in negative contexts, (2) when performed repeatedly, and/or (3) when performed to avoid punishment. Ultimately, results did not support any one hypothesis. In negative contexts, participants reported higher levels of happiness after posing a single smile (vs. expressing themselves naturally). However, such effects were (a) diminished when posing smiles repeatedly and (b) virtually nil with the additional threat of punishment. Furthermore, in positive contexts, posing smiles repeatedly or under the threat of punishment led to</w:t>
       </w:r>
       <w:r>
         <w:t xml:space="preserve"> </w:t>
@@ -68,7 +68,7 @@
         <w:t xml:space="preserve"> </w:t>
       </w:r>
       <w:r>
-        <w:t xml:space="preserve">self-reported happiness. In other words, even though posed smiles can improve mood in narrow experimental contexts, their effects appear far more negative in conditions better resembling real-world emotion labor.</w:t>
+        <w:t xml:space="preserve">self-reported happiness. Taken together, results suggest that posed smiles can be mood-boosting in some contexts and mood-dampening in others — a potential source of both happiness and misery.</w:t>
       </w:r>
     </w:p>
     <w:p>
@@ -323,7 +323,7 @@
         <w:t xml:space="preserve"> </w:t>
       </w:r>
       <w:r>
-        <w:t xml:space="preserve">found that participants reported higher levels of happiness immediately after completing muscle movement trials that configured their face into a smile vs. scowl. Similar patterns have been observed in (1) multiple pre-registered replications</w:t>
+        <w:t xml:space="preserve">found that participants reported higher levels of happiness immediately after completing muscle movements that configured their face into a smile vs. scowl. Similar patterns have been observed in (1) multiple pre-registered replications</w:t>
       </w:r>
       <w:r>
         <w:t xml:space="preserve"> </w:t>
@@ -1095,6 +1095,23 @@
       </w:r>
       <w:r>
         <w:t xml:space="preserve">“just smile”</w:t>
+      </w:r>
+      <w:r>
+        <w:t xml:space="preserve"> </w:t>
+      </w:r>
+      <w:r>
+        <w:t xml:space="preserve">(</w:t>
+      </w:r>
+      <w:hyperlink w:anchor="ref-cole1954">
+        <w:r>
+          <w:rPr>
+            <w:rStyle w:val="Hyperlink"/>
+          </w:rPr>
+          <w:t xml:space="preserve">Cole, 1954</w:t>
+        </w:r>
+      </w:hyperlink>
+      <w:r>
+        <w:t xml:space="preserve">)</w:t>
       </w:r>
       <w:r>
         <w:t xml:space="preserve">, but also the neuromuscular electrical stimulation of facial musculature associated with positive expressions</w:t>
@@ -1387,7 +1404,7 @@
         <w:pStyle w:val="BodyText"/>
       </w:pPr>
       <w:r>
-        <w:t xml:space="preserve">The study featured a 2 (Face Movement: pose smile, express naturally) x 2 (Emotional Context: positive, negative) x 2 (Movement Repetitions: one time, ten times) x 2 (Punishment Threat: present, absent) design, with the first factor manipulated within-subjects. These manipulations were designed to evaluate boundary conditions of the mood-boosting effect of posed smiles – not explain</w:t>
+        <w:t xml:space="preserve">The study deployed a 2 (Face Movement: pose smile, express naturally) x 2 (Emotional Context: positive, negative) x 2 (Movement Repetitions: one time, ten times) x 2 (Punishment Threat: present, absent) design, with the first factor manipulated within-subjects. These manipulations were designed to evaluate boundary conditions of the mood-boosting effect of posed smiles – not explain</w:t>
       </w:r>
       <w:r>
         <w:t xml:space="preserve"> </w:t>
@@ -1403,7 +1420,7 @@
         <w:t xml:space="preserve"> </w:t>
       </w:r>
       <w:r>
-        <w:t xml:space="preserve">those conditions matter. For example, Punishment Threat may eliminate the mood-boosting effect of posed smiles because it shifts the perceived goal of the smile (to avoid financial penalty vs. appease an experimenter). But it may also eliminate the mood-boosting effect of posed smiles because it is intrinsically unpleasant. Our Registered Report focused on identifying these boundary conditions with a pre-registered and pre-vetted design, sampling plan, and analysis strategy (</w:t>
+        <w:t xml:space="preserve">those conditions matter. For example, Punishment Threat may eliminate the mood-boosting effect of posed smiles because it shifts the perceived goal of the smile (to avoid financial penalty vs. appease an experimenter). Alternatively, it may also eliminate the mood-boosting effect of posed smiles because it is intrinsically unpleasant. Before debating such mechanisms, our Registered Report focused on establishing these boundary conditions with a pre-registered and pre-vetted design, sampling plan, and analysis strategy (</w:t>
       </w:r>
       <w:hyperlink r:id="rId30">
         <w:r>
@@ -1441,7 +1458,7 @@
         <w:t xml:space="preserve"> </w:t>
       </w:r>
       <w:r>
-        <w:t xml:space="preserve">= 1200 participants were recruited from Prolific: an online platform where people complete studies in exchange for payment. (See</w:t>
+        <w:t xml:space="preserve">= 1201 participants were recruited from Prolific: an online platform where people complete studies in exchange for payment. (See</w:t>
       </w:r>
       <w:r>
         <w:t xml:space="preserve"> </w:t>
@@ -1756,7 +1773,21 @@
         <w:t xml:space="preserve">)</w:t>
       </w:r>
       <w:r>
-        <w:t xml:space="preserve">, we modified the questionnaire in three ways. First, to shorten length, we limited ourselves to three items per subscale. Second, we replaced the original anger items (anger, rage, mad, and pissed off) with more moderate options (e.g., irritation). Third, we limited ourselves to three emotion subscales: happiness (three averaged items: happiness, satisfaction, and enjoyment), anger (irritation, aggravation, and annoyance), and fear (alarmed, scared, fear). Multiple emotion subscales were used to obscure our interest in any specific emotional state.</w:t>
+        <w:t xml:space="preserve">, we modified the questionnaire in three ways. First, to shorten length, we limited ourselves to three items per subscale. Second, we replaced the original anger items (anger, rage, mad, and pissed off) with more moderate options (e.g., irritation). Third, we limited ourselves to three emotion subscales: happiness (three averaged items: happiness, satisfaction, and enjoyment), anger (irritation, aggravation, and annoyance), and fear (alarmed, scared, fear). Multiple emotion subscales were initially used to obscure our interest in any specific emotional state – but we later included them as exploratory outcomes (see</w:t>
+      </w:r>
+      <w:r>
+        <w:t xml:space="preserve"> </w:t>
+      </w:r>
+      <w:hyperlink w:anchor="tbl-deviations">
+        <w:r>
+          <w:rPr>
+            <w:rStyle w:val="Hyperlink"/>
+          </w:rPr>
+          <w:t xml:space="preserve">Table 2</w:t>
+        </w:r>
+      </w:hyperlink>
+      <w:r>
+        <w:t xml:space="preserve">).</w:t>
       </w:r>
     </w:p>
     <w:p>
@@ -1899,7 +1930,21 @@
         <w:t xml:space="preserve"> </w:t>
       </w:r>
       <w:r>
-        <w:t xml:space="preserve">and asked to guess those details. Afterwards, participants were fully debriefed.</w:t>
+        <w:t xml:space="preserve">and asked to guess those details. Afterwards, participants were fully debriefed, at which time 27 participants [unexpectedly] withdrew consent to use their data (see</w:t>
+      </w:r>
+      <w:r>
+        <w:t xml:space="preserve"> </w:t>
+      </w:r>
+      <w:hyperlink w:anchor="tbl-deviations">
+        <w:r>
+          <w:rPr>
+            <w:rStyle w:val="Hyperlink"/>
+          </w:rPr>
+          <w:t xml:space="preserve">Table 2</w:t>
+        </w:r>
+      </w:hyperlink>
+      <w:r>
+        <w:t xml:space="preserve">).</w:t>
       </w:r>
     </w:p>
     <w:p>
@@ -1907,7 +1952,7 @@
         <w:pStyle w:val="BodyText"/>
       </w:pPr>
       <w:r>
-        <w:t xml:space="preserve">After the study was complete, we evaluated how well participants completed the face movement tasks. To do so, we originally planned to use a commercially available emotion expression recognition model, Hume AI (</w:t>
+        <w:t xml:space="preserve">After the study was complete, we evaluated how well participants completed the face movement tasks. To do so, we planned to use emotion expression recognition applications, like Hume AI (</w:t>
       </w:r>
       <w:hyperlink r:id="rId31">
         <w:r>
@@ -1918,7 +1963,7 @@
         </w:r>
       </w:hyperlink>
       <w:r>
-        <w:t xml:space="preserve">). Like other emotion expression recognition models, Hume AI uses computer vision to track facial landmarks (e.g., lips) associated with emotion expression (e.g., smiling) in each frame of a user-uploaded video. These features are passed through a pre-trained deep neural network to predict observer ratings of emotion</w:t>
+        <w:t xml:space="preserve">) and OpenFace 2.2.0</w:t>
       </w:r>
       <w:r>
         <w:t xml:space="preserve"> </w:t>
@@ -1926,19 +1971,19 @@
       <w:r>
         <w:t xml:space="preserve">(</w:t>
       </w:r>
-      <w:hyperlink w:anchor="ref-cowen2021">
-        <w:r>
-          <w:rPr>
-            <w:rStyle w:val="Hyperlink"/>
-          </w:rPr>
-          <w:t xml:space="preserve">Cowen et al., 2021</w:t>
+      <w:hyperlink w:anchor="ref-baltrusaitis2018">
+        <w:r>
+          <w:rPr>
+            <w:rStyle w:val="Hyperlink"/>
+          </w:rPr>
+          <w:t xml:space="preserve">Baltrušaitis et al., 2018</w:t>
         </w:r>
       </w:hyperlink>
       <w:r>
         <w:t xml:space="preserve">)</w:t>
       </w:r>
       <w:r>
-        <w:t xml:space="preserve">. To be clear, such models can fail to accurately infer people’s subjective emotional experiences in complex and/or real-world scenarios</w:t>
+        <w:t xml:space="preserve">. These applications use computer vision to track facial landmarks (e.g., lips) associated with emotion expression (e.g., smiling) in each frame of a user-uploaded video. These features are passed through a pre-trained model to predict observer ratings of emotion-related facial movements (e.g., smiling). To be clear, such models can fail to accurately infer people’s subjective emotional experiences in complex and/or real-world scenarios</w:t>
       </w:r>
       <w:r>
         <w:t xml:space="preserve"> </w:t>
@@ -1998,47 +2043,21 @@
         <w:t xml:space="preserve">)</w:t>
       </w:r>
       <w:r>
-        <w:t xml:space="preserve">. In the present work, we planned to use Hume AI to generate moment-to-moment estimates of smiling-related activity using Facial Action Coding System classifications</w:t>
-      </w:r>
-      <w:r>
-        <w:t xml:space="preserve"> </w:t>
-      </w:r>
-      <w:r>
-        <w:t xml:space="preserve">(</w:t>
-      </w:r>
-      <w:hyperlink w:anchor="ref-ekman1978">
-        <w:r>
-          <w:rPr>
-            <w:rStyle w:val="Hyperlink"/>
-          </w:rPr>
-          <w:t xml:space="preserve">Ekman &amp; Friesen, 1978</w:t>
-        </w:r>
-      </w:hyperlink>
-      <w:r>
-        <w:t xml:space="preserve">)</w:t>
-      </w:r>
-      <w:r>
-        <w:t xml:space="preserve">. We planned to focus on Action Unit 12 in particular (measured on a 0 – 1 scale), which is associated with pulling the corner of the lips back towards the ear. However, we ultimately used OpenFace 2.2.0 because Hume AI deprecated their expression analysis application</w:t>
-      </w:r>
-      <w:r>
-        <w:t xml:space="preserve"> </w:t>
-      </w:r>
-      <w:r>
-        <w:t xml:space="preserve">(</w:t>
-      </w:r>
-      <w:hyperlink w:anchor="ref-baltrusaitis2018">
-        <w:r>
-          <w:rPr>
-            <w:rStyle w:val="Hyperlink"/>
-          </w:rPr>
-          <w:t xml:space="preserve">Baltrušaitis et al., 2018</w:t>
-        </w:r>
-      </w:hyperlink>
-      <w:r>
-        <w:t xml:space="preserve">)</w:t>
-      </w:r>
-      <w:r>
-        <w:t xml:space="preserve">.</w:t>
+        <w:t xml:space="preserve">. In the present work, we focused on Action Unit 12, which is associated with pulling the corner of the lips back towards the ear. For sensitivity analyses, we pre-registered that we would exclude participants who did not exhibit 30% more Action Unit 12 activity when posing smiles vs. expressing themselves naturally. Originally, we planned to use the commercially-available Hume AI (0.30 cutoff on a 0 - 1 scale). However, we ultimately used the openly-available OpenFace 2.2.0 because Hume AI deprecated their expression analysis application. OpenFace 2.2.0 uses a 0 – 5 scale, so the cutoff was rescaled to 1.5 (see</w:t>
+      </w:r>
+      <w:r>
+        <w:t xml:space="preserve"> </w:t>
+      </w:r>
+      <w:hyperlink w:anchor="tbl-deviations">
+        <w:r>
+          <w:rPr>
+            <w:rStyle w:val="Hyperlink"/>
+          </w:rPr>
+          <w:t xml:space="preserve">Table 2</w:t>
+        </w:r>
+      </w:hyperlink>
+      <w:r>
+        <w:t xml:space="preserve">).</w:t>
       </w:r>
     </w:p>
     <w:bookmarkEnd w:id="32"/>
@@ -2064,7 +2083,7 @@
         <w:pStyle w:val="BodyText"/>
       </w:pPr>
       <w:r>
-        <w:t xml:space="preserve">The emotion incongruence, repetition, and punishment hypotheses all predicted a two-way interaction with Face Movement – but differed in their proposed moderating factor. More specifically, the emotion incongruence hypothesis predicted a two-way interaction between Face Movement and Emotional Context, wherein there are only positive simple effects of Face Movement in positive contexts (</w:t>
+        <w:t xml:space="preserve">The emotion incongruence, repetition, and punishment hypotheses all predicted a two-way interaction with Face Movement – but differed in their proposed moderating factor (</w:t>
       </w:r>
       <w:hyperlink w:anchor="tbl-patterns">
         <w:r>
@@ -2075,18 +2094,10 @@
         </w:r>
       </w:hyperlink>
       <w:r>
-        <w:t xml:space="preserve">). The repetition hypothesis predicted a two-way interaction between Face Movement and Movement Repetition, wherein Face Movement only has a positive simple effect when repeated once (</w:t>
-      </w:r>
-      <w:hyperlink w:anchor="tbl-patterns">
-        <w:r>
-          <w:rPr>
-            <w:rStyle w:val="Hyperlink"/>
-          </w:rPr>
-          <w:t xml:space="preserve">Table 1</w:t>
-        </w:r>
-      </w:hyperlink>
-      <w:r>
-        <w:t xml:space="preserve">). Last, the punishment hypothesis predicted a two-way interaction between Face Movement and Punishment, wherein there are only positive simple effects of Face Movement when there is no stated punishment for non-adherence (</w:t>
+        <w:t xml:space="preserve">). More specifically, the emotion incongruence hypothesis predicted a two-way interaction between Face Movement and Emotional Context, wherein there are only positive simple effects of Face Movement in positive contexts. The repetition hypothesis predicted a two-way interaction between Face Movement and Movement Repetition, wherein Face Movement only has a positive simple effect when repeated once. Last, the punishment hypothesis predicted a two-way interaction between Face Movement and Punishment, wherein there are only positive simple effects of Face Movement when there is no stated punishment for non-adherence (see</w:t>
+      </w:r>
+      <w:r>
+        <w:t xml:space="preserve"> </w:t>
       </w:r>
       <w:hyperlink w:anchor="tbl-patterns">
         <w:r>
@@ -2123,24 +2134,24 @@
         <w:pStyle w:val="Caption"/>
       </w:pPr>
       <w:r>
-        <w:t xml:space="preserve">Overview of hypothesized patterns and observed results when examining the simple effects of Face Movement in a 2 (Face Movement: pose smile, express naturally) x 2 (Movement Repetitions: one time, ten times) x 2 (Emotional Context: positive, negative) x 2 (Punishment threat: present, absent) design. For each joint condition of Factors (e.g., one movement repetition, positive context, with the potential for punishment), +’s and -’s denote positive and negative effect of Face Movement on self-reported happiness, respectively. Blank cells denote a hypothesized null effect. Potential patterns are shown separately for the emotion incongruence, repetition, and punishment hypotheses.</w:t>
+        <w:t xml:space="preserve">Overview of hypothesized patterns and observed results when testing the simple effects of Face Movement in a 2 (Face Movement: pose smile, express naturally) x 2 (Movement Repetitions: one time, ten times) x 2 (Emotional Context: positive, negative) x 2 (Punishment threat: present, absent) design. For each joint condition of factors (e.g., one movement repetition, positive context, with the potential for punishment), +’s, -’s, and blanks denote positive, negative, and nil effects of Face Movement on self-reported happiness, respectively. Potential patterns are shown separately for the emotion incongruence, repetition, and punishment hypotheses.</w:t>
       </w:r>
     </w:p>
     <w:tbl>
       <w:tblPr>
         <w:tblStyle w:val="Table"/>
-        <w:tblW w:type="pct" w:w="4798"/>
+        <w:tblW w:type="pct" w:w="4816"/>
         <w:tblLayout w:type="fixed"/>
         <w:tblLook w:firstRow="1" w:lastRow="0" w:firstColumn="0" w:lastColumn="0" w:noHBand="0" w:noVBand="0" w:val="0020"/>
       </w:tblPr>
       <w:tblGrid>
-        <w:gridCol w:w="1277"/>
-        <w:gridCol w:w="1469"/>
-        <w:gridCol w:w="830"/>
-        <w:gridCol w:w="1469"/>
-        <w:gridCol w:w="830"/>
-        <w:gridCol w:w="830"/>
-        <w:gridCol w:w="894"/>
+        <w:gridCol w:w="1281"/>
+        <w:gridCol w:w="1455"/>
+        <w:gridCol w:w="873"/>
+        <w:gridCol w:w="1455"/>
+        <w:gridCol w:w="873"/>
+        <w:gridCol w:w="873"/>
+        <w:gridCol w:w="815"/>
       </w:tblGrid>
       <w:tr>
         <w:trPr>
@@ -2183,7 +2194,9 @@
           </w:p>
         </w:tc>
         <w:tc>
-          <w:tcPr/>
+          <w:tcPr>
+            <w:vMerge w:val="restart"/>
+          </w:tcPr>
           <w:p>
             <w:pPr>
               <w:pStyle w:val="Compact"/>
@@ -2276,11 +2289,12 @@
           </w:p>
         </w:tc>
         <w:tc>
-          <w:tcPr/>
+          <w:tcPr>
+            <w:gridSpan w:val="1"/>
+            <w:vMerge w:val="continue"/>
+          </w:tcPr>
           <w:p>
-            <w:pPr>
-              <w:pStyle w:val="Compact"/>
-            </w:pPr>
+            <w:pPr/>
           </w:p>
         </w:tc>
       </w:tr>
@@ -2998,7 +3012,7 @@
         <w:pStyle w:val="BodyText"/>
       </w:pPr>
       <w:r>
-        <w:t xml:space="preserve">To avoid potential concerns with post-treatment estimation bias, all data were included in initial confirmatory analyses</w:t>
+        <w:t xml:space="preserve">To avoid potential concerns with post-treatment estimation bias, all data from consenting participants were included in initial confirmatory analyses</w:t>
       </w:r>
       <w:r>
         <w:t xml:space="preserve"> </w:t>
@@ -3032,7 +3046,7 @@
         <w:t xml:space="preserve">)</w:t>
       </w:r>
       <w:r>
-        <w:t xml:space="preserve">. However, we conducted additional sensitivity analyses excluding participants who (1) did not complete the entire study, (2) incorrectly answered at least one math question, (3) correctly identified the purpose of the study (according to coders), or (4) did not exhibit at least a moderate increase (0.3 or above) in Action Unit 12 activity during the happy posing trials (according to Hume AI). Two undergraduate research assistants independently reviewed participants’ open-ended responses to funnel debriefings to determine whether they were aware of the true purpose of the study. Participants were removed if one of two coders indicated that they were aware of the true purpose (to examine factors that moderate the effect of posed smiles on mood).</w:t>
+        <w:t xml:space="preserve">. However, we conducted additional sensitivity analyses excluding participants who (1) did not complete the entire study, (2) incorrectly answered at least one math question, (3) correctly identified the purpose of the study (according to coders), or (4) did not exhibit at least a 30% increase (1.5 or above) in Action Unit 12 activity during the happy posing trials (according to OpenFace). Two undergraduate research assistants independently reviewed participants’ open-ended responses to funnel debriefings to determine whether they were aware of the true purpose of the study. Participants were removed if one of two coders indicated that they were aware of the true purpose (to examine factors that moderate the effect of posed smiles on mood).</w:t>
       </w:r>
     </w:p>
     <w:bookmarkEnd w:id="35"/>
@@ -3050,7 +3064,21 @@
         <w:pStyle w:val="FirstParagraph"/>
       </w:pPr>
       <w:r>
-        <w:t xml:space="preserve">Regardless of if/when posed smiles increase happiness, it is possible that there are regulatory costs for general burnout and subjective well-being. Although outside the primary scope of our investigation, we evaluated such questions by refitting the same model described above for self-reported burnout and subjective well-being.</w:t>
+        <w:t xml:space="preserve">Regardless of if/when posed smiles increase happiness, it is possible that there are regulatory costs for general burnout and subjective well-being. Although outside the primary scope of our investigation, we evaluated such questions by refitting the same model described above for self-reported burnout and subjective well-being. We fit the same models on two additional exploratory outcomes identified after Stage 1 review: fear and anger (see</w:t>
+      </w:r>
+      <w:r>
+        <w:t xml:space="preserve"> </w:t>
+      </w:r>
+      <w:hyperlink w:anchor="tbl-deviations">
+        <w:r>
+          <w:rPr>
+            <w:rStyle w:val="Hyperlink"/>
+          </w:rPr>
+          <w:t xml:space="preserve">Table 2</w:t>
+        </w:r>
+      </w:hyperlink>
+      <w:r>
+        <w:t xml:space="preserve">).</w:t>
       </w:r>
     </w:p>
     <w:bookmarkEnd w:id="36"/>
@@ -3110,7 +3138,7 @@
         </w:r>
       </w:hyperlink>
       <w:r>
-        <w:t xml:space="preserve">, all hypotheses involved a two-way interaction between Face Movement and a specific moderator, wherein the simple effects of Face Movement was positive in four conditions and null in four other conditions. To simulate expected data structure, we used a conceptually identical subset of data from the largest experimental demonstration of facial feedback effects</w:t>
+        <w:t xml:space="preserve">, all hypotheses involved a two-way interaction between Face Movement and a specific moderator, wherein the simple effects of Face Movement was positive in four conditions and nil in four other conditions. To simulate expected data structure, we used a conceptually identical subset of data from the largest experimental demonstration of facial feedback effects</w:t>
       </w:r>
       <w:r>
         <w:t xml:space="preserve"> </w:t>
@@ -3182,14 +3210,14 @@
     <w:tbl>
       <w:tblPr>
         <w:tblStyle w:val="Table"/>
-        <w:tblW w:type="pct" w:w="4939"/>
+        <w:tblW w:type="pct" w:w="5000"/>
         <w:tblLayout w:type="fixed"/>
         <w:tblLook w:firstRow="1" w:lastRow="0" w:firstColumn="0" w:lastColumn="0" w:noHBand="0" w:noVBand="0" w:val="0020"/>
       </w:tblPr>
       <w:tblGrid>
-        <w:gridCol w:w="2607"/>
-        <w:gridCol w:w="2607"/>
-        <w:gridCol w:w="2607"/>
+        <w:gridCol w:w="2640"/>
+        <w:gridCol w:w="2640"/>
+        <w:gridCol w:w="2640"/>
       </w:tblGrid>
       <w:tr>
         <w:trPr>
@@ -3253,13 +3281,7 @@
               <w:jc w:val="left"/>
             </w:pPr>
             <w:r>
-              <w:t xml:space="preserve">Participants would</w:t>
-            </w:r>
-            <w:r>
-              <w:t xml:space="preserve"> </w:t>
-            </w:r>
-            <w:r>
-              <w:t xml:space="preserve">self-report ethnicity</w:t>
+              <w:t xml:space="preserve">Participants would self-report ethnicity.</w:t>
             </w:r>
           </w:p>
         </w:tc>
@@ -3271,19 +3293,7 @@
               <w:jc w:val="left"/>
             </w:pPr>
             <w:r>
-              <w:t xml:space="preserve">Participant ethnicity</w:t>
-            </w:r>
-            <w:r>
-              <w:t xml:space="preserve"> </w:t>
-            </w:r>
-            <w:r>
-              <w:t xml:space="preserve">data provided by panel</w:t>
-            </w:r>
-            <w:r>
-              <w:t xml:space="preserve"> </w:t>
-            </w:r>
-            <w:r>
-              <w:t xml:space="preserve">provider</w:t>
+              <w:t xml:space="preserve">Participant ethnicity data provided by panel provider.</w:t>
             </w:r>
           </w:p>
         </w:tc>
@@ -3295,13 +3305,7 @@
               <w:jc w:val="left"/>
             </w:pPr>
             <w:r>
-              <w:t xml:space="preserve">Reduce participant</w:t>
-            </w:r>
-            <w:r>
-              <w:t xml:space="preserve"> </w:t>
-            </w:r>
-            <w:r>
-              <w:t xml:space="preserve">burden</w:t>
+              <w:t xml:space="preserve">Reduce participant burden.</w:t>
             </w:r>
           </w:p>
         </w:tc>
@@ -3315,13 +3319,7 @@
               <w:jc w:val="left"/>
             </w:pPr>
             <w:r>
-              <w:t xml:space="preserve">Use HumeAI for facial</w:t>
-            </w:r>
-            <w:r>
-              <w:t xml:space="preserve"> </w:t>
-            </w:r>
-            <w:r>
-              <w:t xml:space="preserve">expression analysis</w:t>
+              <w:t xml:space="preserve">Use HumeAI for facial expression analysis.</w:t>
             </w:r>
           </w:p>
         </w:tc>
@@ -3333,19 +3331,7 @@
               <w:jc w:val="left"/>
             </w:pPr>
             <w:r>
-              <w:t xml:space="preserve">Used OpenFace 2.2.0 for</w:t>
-            </w:r>
-            <w:r>
-              <w:t xml:space="preserve"> </w:t>
-            </w:r>
-            <w:r>
-              <w:t xml:space="preserve">facial expression</w:t>
-            </w:r>
-            <w:r>
-              <w:t xml:space="preserve"> </w:t>
-            </w:r>
-            <w:r>
-              <w:t xml:space="preserve">analysis</w:t>
+              <w:t xml:space="preserve">Used OpenFace 2.2.0 for facial expression analysis.</w:t>
             </w:r>
           </w:p>
         </w:tc>
@@ -3357,19 +3343,83 @@
               <w:jc w:val="left"/>
             </w:pPr>
             <w:r>
-              <w:t xml:space="preserve">HumeAI deprecated their</w:t>
+              <w:t xml:space="preserve">HumeAI deprecated their expression analysis application.</w:t>
             </w:r>
+          </w:p>
+        </w:tc>
+      </w:tr>
+      <w:tr>
+        <w:tc>
+          <w:tcPr/>
+          <w:p>
+            <w:pPr>
+              <w:pStyle w:val="Compact"/>
+              <w:jc w:val="left"/>
+            </w:pPr>
             <w:r>
-              <w:t xml:space="preserve"> </w:t>
+              <w:t xml:space="preserve">Recruit N = 1200 participants.</w:t>
             </w:r>
+          </w:p>
+        </w:tc>
+        <w:tc>
+          <w:tcPr/>
+          <w:p>
+            <w:pPr>
+              <w:pStyle w:val="Compact"/>
+              <w:jc w:val="left"/>
+            </w:pPr>
             <w:r>
-              <w:t xml:space="preserve">expression analysis</w:t>
+              <w:t xml:space="preserve">Recruited N = 1201 participants. 27 participants withdrew consent after debriefing.</w:t>
             </w:r>
+          </w:p>
+        </w:tc>
+        <w:tc>
+          <w:tcPr/>
+          <w:p>
+            <w:pPr>
+              <w:pStyle w:val="Compact"/>
+              <w:jc w:val="left"/>
+            </w:pPr>
             <w:r>
-              <w:t xml:space="preserve"> </w:t>
+              <w:t xml:space="preserve">We oversampled one participant because they signed up quicker than we closed link. We allowed but did not anticipate withdrawn consent.</w:t>
             </w:r>
+          </w:p>
+        </w:tc>
+      </w:tr>
+      <w:tr>
+        <w:tc>
+          <w:tcPr/>
+          <w:p>
+            <w:pPr>
+              <w:pStyle w:val="Compact"/>
+              <w:jc w:val="left"/>
+            </w:pPr>
             <w:r>
-              <w:t xml:space="preserve">application</w:t>
+              <w:t xml:space="preserve">Exploratory analyses describe satisfaction with life and burnout.</w:t>
+            </w:r>
+          </w:p>
+        </w:tc>
+        <w:tc>
+          <w:tcPr/>
+          <w:p>
+            <w:pPr>
+              <w:pStyle w:val="Compact"/>
+              <w:jc w:val="left"/>
+            </w:pPr>
+            <w:r>
+              <w:t xml:space="preserve">Anger and fear added to exploratory analysis report.</w:t>
+            </w:r>
+          </w:p>
+        </w:tc>
+        <w:tc>
+          <w:tcPr/>
+          <w:p>
+            <w:pPr>
+              <w:pStyle w:val="Compact"/>
+              <w:jc w:val="left"/>
+            </w:pPr>
+            <w:r>
+              <w:t xml:space="preserve">Results suggest an aversive nature to repeated forced smiling.</w:t>
             </w:r>
           </w:p>
         </w:tc>
@@ -3413,7 +3463,7 @@
         <w:t xml:space="preserve"> </w:t>
       </w:r>
       <w:r>
-        <w:t xml:space="preserve">= 1174 participants (age</w:t>
+        <w:t xml:space="preserve">= 1201 participants, 1174 who consented to have their data analyzed and shared (age</w:t>
       </w:r>
       <w:r>
         <w:t xml:space="preserve"> </w:t>
@@ -3743,23 +3793,7 @@
         <w:t xml:space="preserve"> </w:t>
       </w:r>
       <w:r>
-        <w:t xml:space="preserve">= .357,</w:t>
-      </w:r>
-      <w:r>
-        <w:t xml:space="preserve"> </w:t>
-      </w:r>
-      <w:r>
-        <w:rPr>
-          <w:i/>
-          <w:iCs/>
-        </w:rPr>
-        <w:t xml:space="preserve">d</w:t>
-      </w:r>
-      <w:r>
-        <w:t xml:space="preserve"> </w:t>
-      </w:r>
-      <w:r>
-        <w:t xml:space="preserve">= -0.09, 95% CI [-0.27, 0.10], BF</w:t>
+        <w:t xml:space="preserve">= .357, unstandardized d = -0.09, 95% CI [-0.27, 0.10], BF</w:t>
       </w:r>
       <w:r>
         <w:rPr>
@@ -3817,23 +3851,7 @@
         <w:t xml:space="preserve"> </w:t>
       </w:r>
       <w:r>
-        <w:t xml:space="preserve">&lt; -2.63, all</w:t>
-      </w:r>
-      <w:r>
-        <w:t xml:space="preserve"> </w:t>
-      </w:r>
-      <w:r>
-        <w:rPr>
-          <w:i/>
-          <w:iCs/>
-        </w:rPr>
-        <w:t xml:space="preserve">d</w:t>
-      </w:r>
-      <w:r>
-        <w:t xml:space="preserve"> </w:t>
-      </w:r>
-      <w:r>
-        <w:t xml:space="preserve">&lt; -0.24, all</w:t>
+        <w:t xml:space="preserve">&lt; -2.63, all unstandardized d &lt; -0.24, all</w:t>
       </w:r>
       <w:r>
         <w:t xml:space="preserve"> </w:t>
@@ -3909,23 +3927,7 @@
         <w:t xml:space="preserve"> </w:t>
       </w:r>
       <w:r>
-        <w:t xml:space="preserve">= .008,</w:t>
-      </w:r>
-      <w:r>
-        <w:t xml:space="preserve"> </w:t>
-      </w:r>
-      <w:r>
-        <w:rPr>
-          <w:i/>
-          <w:iCs/>
-        </w:rPr>
-        <w:t xml:space="preserve">d</w:t>
-      </w:r>
-      <w:r>
-        <w:t xml:space="preserve"> </w:t>
-      </w:r>
-      <w:r>
-        <w:t xml:space="preserve">= 0.25, 95% CI [0.06, 0.44], BF</w:t>
+        <w:t xml:space="preserve">= .008, unstandardized d = 0.25, 95% CI [0.06, 0.44], BF</w:t>
       </w:r>
       <w:r>
         <w:rPr>
@@ -3963,23 +3965,7 @@
         <w:t xml:space="preserve"> </w:t>
       </w:r>
       <w:r>
-        <w:t xml:space="preserve">= .011,</w:t>
-      </w:r>
-      <w:r>
-        <w:t xml:space="preserve"> </w:t>
-      </w:r>
-      <w:r>
-        <w:rPr>
-          <w:i/>
-          <w:iCs/>
-        </w:rPr>
-        <w:t xml:space="preserve">d</w:t>
-      </w:r>
-      <w:r>
-        <w:t xml:space="preserve"> </w:t>
-      </w:r>
-      <w:r>
-        <w:t xml:space="preserve">= 0.23, 95% CI [0.05, 0.41], BF</w:t>
+        <w:t xml:space="preserve">= .011, unstandardized d = 0.23, 95% CI [0.05, 0.41], BF</w:t>
       </w:r>
       <w:r>
         <w:rPr>
@@ -3991,10 +3977,7 @@
         <w:t xml:space="preserve"> </w:t>
       </w:r>
       <w:r>
-        <w:t xml:space="preserve">= 2.41). When repeated 10 times, however, posing smiles in negative contexts led to virtually no shift in self-reported happiness (regardless of punishment; all</w:t>
-      </w:r>
-      <w:r>
-        <w:t xml:space="preserve"> </w:t>
+        <w:t xml:space="preserve">= 2.41). However, such effects were (a) diminished when posing smiles repeatedly (</w:t>
       </w:r>
       <w:r>
         <w:rPr>
@@ -4004,10 +3987,7 @@
         <w:t xml:space="preserve">t</w:t>
       </w:r>
       <w:r>
-        <w:t xml:space="preserve"> </w:t>
-      </w:r>
-      <w:r>
-        <w:t xml:space="preserve">&lt; 1.49, all</w:t>
+        <w:t xml:space="preserve">(1166) = 1.48,</w:t>
       </w:r>
       <w:r>
         <w:t xml:space="preserve"> </w:t>
@@ -4023,23 +4003,7 @@
         <w:t xml:space="preserve"> </w:t>
       </w:r>
       <w:r>
-        <w:t xml:space="preserve">&gt; .138, all</w:t>
-      </w:r>
-      <w:r>
-        <w:t xml:space="preserve"> </w:t>
-      </w:r>
-      <w:r>
-        <w:rPr>
-          <w:i/>
-          <w:iCs/>
-        </w:rPr>
-        <w:t xml:space="preserve">d</w:t>
-      </w:r>
-      <w:r>
-        <w:t xml:space="preserve"> </w:t>
-      </w:r>
-      <w:r>
-        <w:t xml:space="preserve">&lt; 0.14, all BF</w:t>
+        <w:t xml:space="preserve">= .139, unstandardized d = 0.14, 95% CI [-0.05, 0.32], BF</w:t>
       </w:r>
       <w:r>
         <w:rPr>
@@ -4051,7 +4015,45 @@
         <w:t xml:space="preserve"> </w:t>
       </w:r>
       <w:r>
-        <w:t xml:space="preserve">&lt; 1.45;</w:t>
+        <w:t xml:space="preserve">= 1.44), and (b) virtually nil with the additional threat of punishment (</w:t>
+      </w:r>
+      <w:r>
+        <w:rPr>
+          <w:i/>
+          <w:iCs/>
+        </w:rPr>
+        <w:t xml:space="preserve">t</w:t>
+      </w:r>
+      <w:r>
+        <w:t xml:space="preserve">(1166) = -0.32,</w:t>
+      </w:r>
+      <w:r>
+        <w:t xml:space="preserve"> </w:t>
+      </w:r>
+      <w:r>
+        <w:rPr>
+          <w:i/>
+          <w:iCs/>
+        </w:rPr>
+        <w:t xml:space="preserve">p</w:t>
+      </w:r>
+      <w:r>
+        <w:t xml:space="preserve"> </w:t>
+      </w:r>
+      <w:r>
+        <w:t xml:space="preserve">= .752, unstandardized d = -0.03, 95% CI [-0.22, 0.16], BF</w:t>
+      </w:r>
+      <w:r>
+        <w:rPr>
+          <w:vertAlign w:val="subscript"/>
+        </w:rPr>
+        <w:t xml:space="preserve">10</w:t>
+      </w:r>
+      <w:r>
+        <w:t xml:space="preserve"> </w:t>
+      </w:r>
+      <w:r>
+        <w:t xml:space="preserve">= 0.12;</w:t>
       </w:r>
       <w:r>
         <w:t xml:space="preserve"> </w:t>
@@ -4157,7 +4159,18 @@
         <w:pStyle w:val="FirstParagraph"/>
       </w:pPr>
       <w:r>
-        <w:t xml:space="preserve">Although outside our primary scope, we also examined whether posed smiles impacted self-reported burnout and subjective well-being. Across every tested condition, we uncovered little-to-no evidence of such effects (Figure 2A, 2B; all</w:t>
+        <w:t xml:space="preserve">Although outside our primary scope, we also examined whether posed smiles impacted self-reported burnout and subjective well-being. Across every tested condition, we uncovered little-to-no evidence of such effects (</w:t>
+      </w:r>
+      <w:hyperlink w:anchor="fig-secondary">
+        <w:r>
+          <w:rPr>
+            <w:rStyle w:val="Hyperlink"/>
+          </w:rPr>
+          <w:t xml:space="preserve">Figure 2</w:t>
+        </w:r>
+      </w:hyperlink>
+      <w:r>
+        <w:t xml:space="preserve">A–B; all</w:t>
       </w:r>
       <w:r>
         <w:t xml:space="preserve"> </w:t>
@@ -4173,23 +4186,7 @@
         <w:t xml:space="preserve"> </w:t>
       </w:r>
       <w:r>
-        <w:t xml:space="preserve">&lt; 1.68, all</w:t>
-      </w:r>
-      <w:r>
-        <w:t xml:space="preserve"> </w:t>
-      </w:r>
-      <w:r>
-        <w:rPr>
-          <w:i/>
-          <w:iCs/>
-        </w:rPr>
-        <w:t xml:space="preserve">d</w:t>
-      </w:r>
-      <w:r>
-        <w:t xml:space="preserve"> </w:t>
-      </w:r>
-      <w:r>
-        <w:t xml:space="preserve">&lt; 0.07, all</w:t>
+        <w:t xml:space="preserve">&lt; 1.68, all unstandardized d &lt; 0.07, all</w:t>
       </w:r>
       <w:r>
         <w:t xml:space="preserve"> </w:t>
@@ -4225,7 +4222,21 @@
         <w:pStyle w:val="BodyText"/>
       </w:pPr>
       <w:r>
-        <w:t xml:space="preserve">We additionally examined self-reported fear and anger – measures initially included to distract participants from our interest in happiness. For fear, we found some evidence of decreases among participants who posed 10 consecutive smiles in negative contexts (all</w:t>
+        <w:t xml:space="preserve">We additionally examined self-reported fear and anger – measures initially included to distract participants from our interest in happiness (see</w:t>
+      </w:r>
+      <w:r>
+        <w:t xml:space="preserve"> </w:t>
+      </w:r>
+      <w:hyperlink w:anchor="tbl-deviations">
+        <w:r>
+          <w:rPr>
+            <w:rStyle w:val="Hyperlink"/>
+          </w:rPr>
+          <w:t xml:space="preserve">Table 2</w:t>
+        </w:r>
+      </w:hyperlink>
+      <w:r>
+        <w:t xml:space="preserve">). For fear, we found some evidence of decreases among participants who posed 10 consecutive smiles in negative contexts (all</w:t>
       </w:r>
       <w:r>
         <w:t xml:space="preserve"> </w:t>
@@ -4241,23 +4252,7 @@
         <w:t xml:space="preserve"> </w:t>
       </w:r>
       <w:r>
-        <w:t xml:space="preserve">&lt; -2.49, all</w:t>
-      </w:r>
-      <w:r>
-        <w:t xml:space="preserve"> </w:t>
-      </w:r>
-      <w:r>
-        <w:rPr>
-          <w:i/>
-          <w:iCs/>
-        </w:rPr>
-        <w:t xml:space="preserve">d</w:t>
-      </w:r>
-      <w:r>
-        <w:t xml:space="preserve"> </w:t>
-      </w:r>
-      <w:r>
-        <w:t xml:space="preserve">&lt; -0.16, all</w:t>
+        <w:t xml:space="preserve">&lt; -2.49, all unstandardized d &lt; -0.16, all</w:t>
       </w:r>
       <w:r>
         <w:t xml:space="preserve"> </w:t>
@@ -4273,7 +4268,21 @@
         <w:t xml:space="preserve"> </w:t>
       </w:r>
       <w:r>
-        <w:t xml:space="preserve">&lt; .013; Figure 2C). Bayesian analyses, however, were inconclusive (BF</w:t>
+        <w:t xml:space="preserve">&lt; .013;</w:t>
+      </w:r>
+      <w:r>
+        <w:t xml:space="preserve"> </w:t>
+      </w:r>
+      <w:hyperlink w:anchor="fig-secondary">
+        <w:r>
+          <w:rPr>
+            <w:rStyle w:val="Hyperlink"/>
+          </w:rPr>
+          <w:t xml:space="preserve">Figure 2</w:t>
+        </w:r>
+      </w:hyperlink>
+      <w:r>
+        <w:t xml:space="preserve">C). Bayesian analyses, however, were inconclusive (BF</w:t>
       </w:r>
       <w:r>
         <w:rPr>
@@ -4285,7 +4294,18 @@
         <w:t xml:space="preserve"> </w:t>
       </w:r>
       <w:r>
-        <w:t xml:space="preserve">&gt; 0.71). For anger, results were more conclusive (Figure 2D). In negative contexts, posing smiles led to little-to-no shift in self-reported anger (all</w:t>
+        <w:t xml:space="preserve">= 0.72 – 1.03). For anger, results were more conclusive (</w:t>
+      </w:r>
+      <w:hyperlink w:anchor="fig-secondary">
+        <w:r>
+          <w:rPr>
+            <w:rStyle w:val="Hyperlink"/>
+          </w:rPr>
+          <w:t xml:space="preserve">Figure 2</w:t>
+        </w:r>
+      </w:hyperlink>
+      <w:r>
+        <w:t xml:space="preserve">D). In negative contexts, posing smiles led to little-to-no shift in self-reported anger (all</w:t>
       </w:r>
       <w:r>
         <w:t xml:space="preserve"> </w:t>
@@ -4301,23 +4321,7 @@
         <w:t xml:space="preserve"> </w:t>
       </w:r>
       <w:r>
-        <w:t xml:space="preserve">&lt; 2.33, all</w:t>
-      </w:r>
-      <w:r>
-        <w:t xml:space="preserve"> </w:t>
-      </w:r>
-      <w:r>
-        <w:rPr>
-          <w:i/>
-          <w:iCs/>
-        </w:rPr>
-        <w:t xml:space="preserve">d</w:t>
-      </w:r>
-      <w:r>
-        <w:t xml:space="preserve"> </w:t>
-      </w:r>
-      <w:r>
-        <w:t xml:space="preserve">&lt; 0.23, all</w:t>
+        <w:t xml:space="preserve">&lt; 2.33, all unstandardized d &lt; 0.23, all</w:t>
       </w:r>
       <w:r>
         <w:t xml:space="preserve"> </w:t>
@@ -4355,23 +4359,7 @@
         <w:t xml:space="preserve">t</w:t>
       </w:r>
       <w:r>
-        <w:t xml:space="preserve">(1166) = 2.00,</w:t>
-      </w:r>
-      <w:r>
-        <w:t xml:space="preserve"> </w:t>
-      </w:r>
-      <w:r>
-        <w:rPr>
-          <w:i/>
-          <w:iCs/>
-        </w:rPr>
-        <w:t xml:space="preserve">d</w:t>
-      </w:r>
-      <w:r>
-        <w:t xml:space="preserve"> </w:t>
-      </w:r>
-      <w:r>
-        <w:t xml:space="preserve">= 0.19,</w:t>
+        <w:t xml:space="preserve">(1166) = 2.00, unstandardized d = 0.19,</w:t>
       </w:r>
       <w:r>
         <w:t xml:space="preserve"> </w:t>
@@ -4409,23 +4397,7 @@
         <w:t xml:space="preserve">t</w:t>
       </w:r>
       <w:r>
-        <w:t xml:space="preserve">(1166) = 8.15,</w:t>
-      </w:r>
-      <w:r>
-        <w:t xml:space="preserve"> </w:t>
-      </w:r>
-      <w:r>
-        <w:rPr>
-          <w:i/>
-          <w:iCs/>
-        </w:rPr>
-        <w:t xml:space="preserve">d</w:t>
-      </w:r>
-      <w:r>
-        <w:t xml:space="preserve"> </w:t>
-      </w:r>
-      <w:r>
-        <w:t xml:space="preserve">= 0.79,</w:t>
+        <w:t xml:space="preserve">(1166) = 8.15, unstandardized d = 0.79,</w:t>
       </w:r>
       <w:r>
         <w:t xml:space="preserve"> </w:t>
@@ -4610,7 +4582,7 @@
         <w:pStyle w:val="BodyText"/>
       </w:pPr>
       <w:r>
-        <w:t xml:space="preserve">Respectively, we tested an emotion incongruence, repetition, and punishment hypothesis that predicted posed smiles would only increase happiness when completed (a) in positive contexts, (b) non-repeatedly, or (c) voluntarily. Our results, instead, generated an unexpected narrative. In positive contexts, posed smiles were mood-dampening; in negative contexts, they were mood-improving when performed non-repeatedly (</w:t>
+        <w:t xml:space="preserve">Respectively, we tested an emotion incongruence, repetition, and punishment hypothesis that predicted posed smiles would only increase happiness when completed (a) in positive contexts, (b) non-repeatedly, or (c) voluntarily. Our results, instead, generated an unexpected narrative. In negative contexts, posed smiles were occassionally mood-boosting; in positive contexts, they were often mood-dampening (</w:t>
       </w:r>
       <w:hyperlink w:anchor="tbl-patterns">
         <w:r>
@@ -4875,7 +4847,7 @@
         <w:t xml:space="preserve">)</w:t>
       </w:r>
       <w:r>
-        <w:t xml:space="preserve">. Furthermore, we observed far stronger</w:t>
+        <w:t xml:space="preserve">. Furthermore, in positive contexts, posed smiles had</w:t>
       </w:r>
       <w:r>
         <w:t xml:space="preserve"> </w:t>
@@ -4891,7 +4863,7 @@
         <w:t xml:space="preserve"> </w:t>
       </w:r>
       <w:r>
-        <w:t xml:space="preserve">effects on mood when people posed smiles in positive contexts.</w:t>
+        <w:t xml:space="preserve">effects on mood.</w:t>
       </w:r>
     </w:p>
     <w:p>
@@ -4975,7 +4947,7 @@
         <w:t xml:space="preserve">)</w:t>
       </w:r>
       <w:r>
-        <w:t xml:space="preserve">. Here, relative to expressing oneself naturally, posed smiles consistently led to</w:t>
+        <w:t xml:space="preserve">. Here, relative to expressing oneself naturally, posed smiles led to</w:t>
       </w:r>
       <w:r>
         <w:t xml:space="preserve"> </w:t>
@@ -4991,7 +4963,7 @@
         <w:t xml:space="preserve"> </w:t>
       </w:r>
       <w:r>
-        <w:t xml:space="preserve">in self-reported happiness. This was particularly pronounced when posing smiles repeatedly and/or under financial threat — i.e., the conditions that best match real-world emotion labor conditions. Furthermore, the mood-dampening effects of smiling in positive contexts were substantially larger than the mood-boosting effects observed in negative contexts. This finding helps resolve theoretical tension between emotion embodiment and labor theories: the small mood-boosting effects we observed in some experimental contexts were canceled out by larger mood-dampening effects observed in contexts better resembling emotion labor.</w:t>
+        <w:t xml:space="preserve">in self-reported happiness when done repeatedly and/or under financial threat. Furthermore, the mood-dampening effects of smiling in positive contexts were often numerically larger than the mood-boosting effects observed in negative contexts. In other words, if participants were theoretically exposed to each of our studied contexts, posed smiles would have a net negative effect on feelings of happiness. Similarly, unplanned exploratory analyses suggest a net increase in feelings of anger – suggesting an aversive nature of repeatedly being forced to pose a smile.</w:t>
       </w:r>
     </w:p>
     <w:bookmarkStart w:id="51" w:name="limitations"/>
@@ -5008,7 +4980,7 @@
         <w:pStyle w:val="FirstParagraph"/>
       </w:pPr>
       <w:r>
-        <w:t xml:space="preserve">Throughout the course of our research, we navigated several technical and conceptual challenges. At the technical level, we made two deviations from our pre-registered plan (see</w:t>
+        <w:t xml:space="preserve">Throughout the course of our research, we navigated several technical and conceptual challenges. At the technical level, we made four deviations from our pre-registered plan (see</w:t>
       </w:r>
       <w:r>
         <w:t xml:space="preserve"> </w:t>
@@ -5042,7 +5014,39 @@
         <w:t xml:space="preserve">)</w:t>
       </w:r>
       <w:r>
-        <w:t xml:space="preserve">. This was done because HumeAI deprecated their expression analysis application before we completed our project (June, 2026).</w:t>
+        <w:t xml:space="preserve">. This was done because HumeAI deprecated their expression analysis application before we completed our project (June, 2026). Third, we recruited</w:t>
+      </w:r>
+      <w:r>
+        <w:t xml:space="preserve"> </w:t>
+      </w:r>
+      <w:r>
+        <w:rPr>
+          <w:i/>
+          <w:iCs/>
+        </w:rPr>
+        <w:t xml:space="preserve">N</w:t>
+      </w:r>
+      <w:r>
+        <w:t xml:space="preserve"> </w:t>
+      </w:r>
+      <w:r>
+        <w:t xml:space="preserve">= 1201 participants instead of the planned</w:t>
+      </w:r>
+      <w:r>
+        <w:t xml:space="preserve"> </w:t>
+      </w:r>
+      <w:r>
+        <w:rPr>
+          <w:i/>
+          <w:iCs/>
+        </w:rPr>
+        <w:t xml:space="preserve">N</w:t>
+      </w:r>
+      <w:r>
+        <w:t xml:space="preserve"> </w:t>
+      </w:r>
+      <w:r>
+        <w:t xml:space="preserve">= 1200. This occurred because a participant signed up before we closed the study link. Fourth, we felt the need to extend the range of exploratory outcomes to fear and anger to fully contextualize our results.</w:t>
       </w:r>
     </w:p>
     <w:p>
@@ -5105,7 +5109,7 @@
         <w:t xml:space="preserve"> </w:t>
       </w:r>
       <w:r>
-        <w:t xml:space="preserve">had participants pose neutral expressions. However, posing neutral expressions in non-neutral contexts is arguably a form of emotion labor. We thus asked participants to express themselves naturally in the control condition. Participants still expressed more happiness when asked to pose happy expressions, but the change to the control condition may have introduced confounds oft avoided in emotion embodiment research. For example, expressing yourself naturally may be more difficult and annoying than controlling one’s facial expressions.</w:t>
+        <w:t xml:space="preserve">had participants pose neutral expressions. However, posing neutral expressions in non-neutral contexts is arguably a form of emotion labor. We thus asked participants to express themselves naturally in the control condition. Participants still expressed more happiness when asked to pose happy expressions, but the change to the control condition may have introduced confounds oft avoided in emotion embodiment research. For example, expressing yourself naturally may be less difficult and annoying than controlling one’s facial expressions.</w:t>
       </w:r>
       <w:r>
         <w:t xml:space="preserve"> </w:t>
@@ -5142,7 +5146,7 @@
         <w:pStyle w:val="BodyText"/>
       </w:pPr>
       <w:r>
-        <w:t xml:space="preserve">Last, we note that participants often posed relatively weak, non-prototypical expressions of happiness across a single session. Many emotion embodiment theorists argue that facial movements only influence mood when they match prototypical expressions of emotion</w:t>
+        <w:t xml:space="preserve">Unexpectedly, participants often posed relatively weak, non-prototypical expressions of happiness. Many emotion embodiment theorists argue that facial movements only influence mood when they match prototypical expressions of emotion</w:t>
       </w:r>
       <w:r>
         <w:t xml:space="preserve"> </w:t>
@@ -5218,7 +5222,7 @@
         <w:t xml:space="preserve">)</w:t>
       </w:r>
       <w:r>
-        <w:t xml:space="preserve">. However, only 43.0% of our sample posed smiles whose intensity exceeded our initial stated threshold. Fortunately, similar results were observed regardless of inclusion criteria (see</w:t>
+        <w:t xml:space="preserve">. However, only 43.0% of our sample posed smiles whose intensity exceeded our initial stated threshold. Fortunately, numerically similar results were observed regardless of inclusion criteria (see</w:t>
       </w:r>
       <w:r>
         <w:t xml:space="preserve"> </w:t>
@@ -5231,7 +5235,7 @@
         <w:t xml:space="preserve">SI</w:t>
       </w:r>
       <w:r>
-        <w:t xml:space="preserve">) – suggesting that posed expressions do not necessarily need to be prototypical in order to influence mood</w:t>
+        <w:t xml:space="preserve">). This suggests that posed expressions do not necessarily need to be prototypical in order to influence mood</w:t>
       </w:r>
       <w:r>
         <w:t xml:space="preserve"> </w:t>
@@ -5274,7 +5278,28 @@
         <w:t xml:space="preserve">)</w:t>
       </w:r>
       <w:r>
-        <w:t xml:space="preserve">. Similarly, many emotion labor theorists explicitly describe the burden of emotion labor performed over long periods of time</w:t>
+        <w:t xml:space="preserve">. However, these results should be interpreted with caution, as they involve an unexpectedly small number of participants who posed strong smiles (see</w:t>
+      </w:r>
+      <w:r>
+        <w:t xml:space="preserve"> </w:t>
+      </w:r>
+      <w:r>
+        <w:rPr>
+          <w:i/>
+          <w:iCs/>
+        </w:rPr>
+        <w:t xml:space="preserve">SI</w:t>
+      </w:r>
+      <w:r>
+        <w:t xml:space="preserve">).</w:t>
+      </w:r>
+    </w:p>
+    <w:p>
+      <w:pPr>
+        <w:pStyle w:val="BodyText"/>
+      </w:pPr>
+      <w:r>
+        <w:t xml:space="preserve">Last, we note that participants only posed smiles across a single experimental session. Emotion labor theorists explicitly describe the burden of emotion labor performed over long periods of time</w:t>
       </w:r>
       <w:r>
         <w:t xml:space="preserve"> </w:t>
@@ -5297,7 +5322,10 @@
         <w:t xml:space="preserve">)</w:t>
       </w:r>
       <w:r>
-        <w:t xml:space="preserve">. In the span of a short experiment, we did not find that repeated demands to pose smiles led to substantial differences in burnout and well-being. However, when repeated for days, weeks, or even years, it does not strike us as implausible that such effects could indeed robustly emerge.</w:t>
+        <w:t xml:space="preserve"> </w:t>
+      </w:r>
+      <w:r>
+        <w:t xml:space="preserve">– a setting we cannot necessarily generalize to. In the span of a short experiment, we did not find that repeated demands to pose smiles led to substantial differences in burnout and well-being. However, when repeated for days, weeks, or even years, it does not strike us as implausible that such effects could indeed robustly emerge.</w:t>
       </w:r>
     </w:p>
     <w:bookmarkEnd w:id="51"/>
@@ -5315,7 +5343,7 @@
         <w:pStyle w:val="FirstParagraph"/>
       </w:pPr>
       <w:r>
-        <w:t xml:space="preserve">Although often framed as competing hypotheses, our results ultimately illustrate that there is a duality of posed smiles. In some contexts, posed smiles can be the source of our happiness – in others, a far more powerful source of our misery.</w:t>
+        <w:t xml:space="preserve">Although often framed as competing hypotheses, our results ultimately illustrate that there is a duality of posed smiles. Posed smiles can be mood-boosting in some contexts and mood-dampening in others — a potential source of both happiness and misery.</w:t>
       </w:r>
       <w:r>
         <w:br/>
@@ -5378,7 +5406,7 @@
       </w:r>
     </w:p>
     <w:bookmarkEnd w:id="56"/>
-    <w:bookmarkStart w:id="198" w:name="references"/>
+    <w:bookmarkStart w:id="194" w:name="references"/>
     <w:p>
       <w:pPr>
         <w:pStyle w:val="Heading1"/>
@@ -5387,7 +5415,7 @@
         <w:t xml:space="preserve">References</w:t>
       </w:r>
     </w:p>
-    <w:bookmarkStart w:id="197" w:name="refs"/>
+    <w:bookmarkStart w:id="193" w:name="refs"/>
     <w:bookmarkStart w:id="58" w:name="ref-anwylirvine2020"/>
     <w:p>
       <w:pPr>
@@ -6369,23 +6397,23 @@
       </w:hyperlink>
     </w:p>
     <w:bookmarkEnd w:id="94"/>
-    <w:bookmarkStart w:id="96" w:name="ref-cowen2021"/>
+    <w:bookmarkStart w:id="96" w:name="ref-cross2023"/>
     <w:p>
       <w:pPr>
         <w:pStyle w:val="Bibliography"/>
       </w:pPr>
       <w:r>
-        <w:t xml:space="preserve">Cowen, A. S., Keltner, D., Schroff, F., Jou, B., Adam, H., &amp; Prasad, G. (2021). Sixteen facial expressions occur in similar contexts worldwide.</w:t>
-      </w:r>
-      <w:r>
-        <w:t xml:space="preserve"> </w:t>
-      </w:r>
-      <w:r>
-        <w:rPr>
-          <w:i/>
-          <w:iCs/>
-        </w:rPr>
-        <w:t xml:space="preserve">Nature</w:t>
+        <w:t xml:space="preserve">Cross, M. P., Acevedo, A. M., &amp; Hunter, J. F. (2023). A critique of automated approaches to code facial expressions: What do researchers need to know?</w:t>
+      </w:r>
+      <w:r>
+        <w:t xml:space="preserve"> </w:t>
+      </w:r>
+      <w:r>
+        <w:rPr>
+          <w:i/>
+          <w:iCs/>
+        </w:rPr>
+        <w:t xml:space="preserve">Affective Science</w:t>
       </w:r>
       <w:r>
         <w:t xml:space="preserve">,</w:t>
@@ -6398,10 +6426,10 @@
           <w:i/>
           <w:iCs/>
         </w:rPr>
-        <w:t xml:space="preserve">589</w:t>
-      </w:r>
-      <w:r>
-        <w:t xml:space="preserve">(7841), 251–257.</w:t>
+        <w:t xml:space="preserve">4</w:t>
+      </w:r>
+      <w:r>
+        <w:t xml:space="preserve">(3), 500–505.</w:t>
       </w:r>
       <w:r>
         <w:t xml:space="preserve"> </w:t>
@@ -6411,18 +6439,2289 @@
           <w:rPr>
             <w:rStyle w:val="Hyperlink"/>
           </w:rPr>
-          <w:t xml:space="preserve">https://doi.org/10.1038/s41586-020-3037-7</w:t>
+          <w:t xml:space="preserve">https://doi.org/10.1007/s42761-023-00195-0</w:t>
         </w:r>
       </w:hyperlink>
     </w:p>
     <w:bookmarkEnd w:id="96"/>
-    <w:bookmarkStart w:id="98" w:name="ref-cross2023"/>
+    <w:bookmarkStart w:id="98" w:name="ref-damasio2013"/>
     <w:p>
       <w:pPr>
         <w:pStyle w:val="Bibliography"/>
       </w:pPr>
       <w:r>
-        <w:t xml:space="preserve">Cross, M. P., Acevedo, A. M., &amp; Hunter, J. F. (2023). A critique of automated approaches to code facial expressions: What do researchers need to know?</w:t>
+        <w:t xml:space="preserve">Damasio, A., &amp; Carvalho, G. B. (2013). The nature of feelings: Evolutionary and neurobiological origins.</w:t>
+      </w:r>
+      <w:r>
+        <w:t xml:space="preserve"> </w:t>
+      </w:r>
+      <w:r>
+        <w:rPr>
+          <w:i/>
+          <w:iCs/>
+        </w:rPr>
+        <w:t xml:space="preserve">Nature Reviews Neuroscience</w:t>
+      </w:r>
+      <w:r>
+        <w:t xml:space="preserve">,</w:t>
+      </w:r>
+      <w:r>
+        <w:t xml:space="preserve"> </w:t>
+      </w:r>
+      <w:r>
+        <w:rPr>
+          <w:i/>
+          <w:iCs/>
+        </w:rPr>
+        <w:t xml:space="preserve">14</w:t>
+      </w:r>
+      <w:r>
+        <w:t xml:space="preserve">(2), 143–152.</w:t>
+      </w:r>
+      <w:r>
+        <w:t xml:space="preserve"> </w:t>
+      </w:r>
+      <w:hyperlink r:id="rId97">
+        <w:r>
+          <w:rPr>
+            <w:rStyle w:val="Hyperlink"/>
+          </w:rPr>
+          <w:t xml:space="preserve">https://doi.org/10.1038/nrn3403</w:t>
+        </w:r>
+      </w:hyperlink>
+    </w:p>
+    <w:bookmarkEnd w:id="98"/>
+    <w:bookmarkStart w:id="100" w:name="ref-diener1985"/>
+    <w:p>
+      <w:pPr>
+        <w:pStyle w:val="Bibliography"/>
+      </w:pPr>
+      <w:r>
+        <w:t xml:space="preserve">Diener, E., Emmons, R. A., Larsen, R. J., &amp; Griffin, S. (1985). The satisfaction with life scale.</w:t>
+      </w:r>
+      <w:r>
+        <w:t xml:space="preserve"> </w:t>
+      </w:r>
+      <w:r>
+        <w:rPr>
+          <w:i/>
+          <w:iCs/>
+        </w:rPr>
+        <w:t xml:space="preserve">Journal of Personality Assessment</w:t>
+      </w:r>
+      <w:r>
+        <w:t xml:space="preserve">,</w:t>
+      </w:r>
+      <w:r>
+        <w:t xml:space="preserve"> </w:t>
+      </w:r>
+      <w:r>
+        <w:rPr>
+          <w:i/>
+          <w:iCs/>
+        </w:rPr>
+        <w:t xml:space="preserve">49</w:t>
+      </w:r>
+      <w:r>
+        <w:t xml:space="preserve">(1), 71–75.</w:t>
+      </w:r>
+      <w:r>
+        <w:t xml:space="preserve"> </w:t>
+      </w:r>
+      <w:hyperlink r:id="rId99">
+        <w:r>
+          <w:rPr>
+            <w:rStyle w:val="Hyperlink"/>
+          </w:rPr>
+          <w:t xml:space="preserve">https://doi.org/10.1207/s15327752jpa4901_13</w:t>
+        </w:r>
+      </w:hyperlink>
+    </w:p>
+    <w:bookmarkEnd w:id="100"/>
+    <w:bookmarkStart w:id="102" w:name="ref-dryman2018"/>
+    <w:p>
+      <w:pPr>
+        <w:pStyle w:val="Bibliography"/>
+      </w:pPr>
+      <w:r>
+        <w:t xml:space="preserve">Dryman, M. T., &amp; Heimberg, R. G. (2018). Emotion regulation in social anxiety and depression: A systematic review of expressive suppression and cognitive reappraisal.</w:t>
+      </w:r>
+      <w:r>
+        <w:t xml:space="preserve"> </w:t>
+      </w:r>
+      <w:r>
+        <w:rPr>
+          <w:i/>
+          <w:iCs/>
+        </w:rPr>
+        <w:t xml:space="preserve">Clinical Psychology Review</w:t>
+      </w:r>
+      <w:r>
+        <w:t xml:space="preserve">,</w:t>
+      </w:r>
+      <w:r>
+        <w:t xml:space="preserve"> </w:t>
+      </w:r>
+      <w:r>
+        <w:rPr>
+          <w:i/>
+          <w:iCs/>
+        </w:rPr>
+        <w:t xml:space="preserve">65</w:t>
+      </w:r>
+      <w:r>
+        <w:t xml:space="preserve">, 17–42.</w:t>
+      </w:r>
+      <w:r>
+        <w:t xml:space="preserve"> </w:t>
+      </w:r>
+      <w:hyperlink r:id="rId101">
+        <w:r>
+          <w:rPr>
+            <w:rStyle w:val="Hyperlink"/>
+          </w:rPr>
+          <w:t xml:space="preserve">https://doi.org/10.1016/j.cpr.2018.07.004</w:t>
+        </w:r>
+      </w:hyperlink>
+    </w:p>
+    <w:bookmarkEnd w:id="102"/>
+    <w:bookmarkStart w:id="104" w:name="ref-efthimiou2024happiness"/>
+    <w:p>
+      <w:pPr>
+        <w:pStyle w:val="Bibliography"/>
+      </w:pPr>
+      <w:r>
+        <w:t xml:space="preserve">Efthimiou, T.-N., Baker, J., Clarke, A., Elsenaar, A., Mehu, M., &amp; Korb, S. (2024). Zygomaticus activation through facial neuromuscular electrical stimulation (</w:t>
+      </w:r>
+      <w:r>
+        <w:t xml:space="preserve">fNMES</w:t>
+      </w:r>
+      <w:r>
+        <w:t xml:space="preserve">) induces happiness perception in ambiguous facial expressions and affects neural correlates of face processing.</w:t>
+      </w:r>
+      <w:r>
+        <w:t xml:space="preserve"> </w:t>
+      </w:r>
+      <w:r>
+        <w:rPr>
+          <w:i/>
+          <w:iCs/>
+        </w:rPr>
+        <w:t xml:space="preserve">Social Cognitive and Affective Neuroscience</w:t>
+      </w:r>
+      <w:r>
+        <w:t xml:space="preserve">,</w:t>
+      </w:r>
+      <w:r>
+        <w:t xml:space="preserve"> </w:t>
+      </w:r>
+      <w:r>
+        <w:rPr>
+          <w:i/>
+          <w:iCs/>
+        </w:rPr>
+        <w:t xml:space="preserve">19</w:t>
+      </w:r>
+      <w:r>
+        <w:t xml:space="preserve">(1), nsae013.</w:t>
+      </w:r>
+      <w:r>
+        <w:t xml:space="preserve"> </w:t>
+      </w:r>
+      <w:hyperlink r:id="rId103">
+        <w:r>
+          <w:rPr>
+            <w:rStyle w:val="Hyperlink"/>
+          </w:rPr>
+          <w:t xml:space="preserve">https://doi.org/10.1093/scan/nsae013</w:t>
+        </w:r>
+      </w:hyperlink>
+    </w:p>
+    <w:bookmarkEnd w:id="104"/>
+    <w:bookmarkStart w:id="106" w:name="ref-efthimiou2024smiling"/>
+    <w:p>
+      <w:pPr>
+        <w:pStyle w:val="Bibliography"/>
+      </w:pPr>
+      <w:r>
+        <w:t xml:space="preserve">Efthimiou, T.-N., Baker, J., Elsenaar, A., Mehu, M., &amp; Korb, S. (2024). Smiling and frowning induced by facial neuromuscular electrical stimulation (</w:t>
+      </w:r>
+      <w:r>
+        <w:t xml:space="preserve">fNMES</w:t>
+      </w:r>
+      <w:r>
+        <w:t xml:space="preserve">) modulate felt emotion and physiology.</w:t>
+      </w:r>
+      <w:r>
+        <w:t xml:space="preserve"> </w:t>
+      </w:r>
+      <w:r>
+        <w:rPr>
+          <w:i/>
+          <w:iCs/>
+        </w:rPr>
+        <w:t xml:space="preserve">Emotion</w:t>
+      </w:r>
+      <w:r>
+        <w:t xml:space="preserve">.</w:t>
+      </w:r>
+      <w:r>
+        <w:t xml:space="preserve"> </w:t>
+      </w:r>
+      <w:hyperlink r:id="rId105">
+        <w:r>
+          <w:rPr>
+            <w:rStyle w:val="Hyperlink"/>
+          </w:rPr>
+          <w:t xml:space="preserve">https://doi.org/10.1037/emo0001408</w:t>
+        </w:r>
+      </w:hyperlink>
+    </w:p>
+    <w:bookmarkEnd w:id="106"/>
+    <w:bookmarkStart w:id="108" w:name="ref-ekman1993"/>
+    <w:p>
+      <w:pPr>
+        <w:pStyle w:val="Bibliography"/>
+      </w:pPr>
+      <w:r>
+        <w:t xml:space="preserve">Ekman, P. (1993). Facial expression and emotion.</w:t>
+      </w:r>
+      <w:r>
+        <w:t xml:space="preserve"> </w:t>
+      </w:r>
+      <w:r>
+        <w:rPr>
+          <w:i/>
+          <w:iCs/>
+        </w:rPr>
+        <w:t xml:space="preserve">American Psychologist</w:t>
+      </w:r>
+      <w:r>
+        <w:t xml:space="preserve">,</w:t>
+      </w:r>
+      <w:r>
+        <w:t xml:space="preserve"> </w:t>
+      </w:r>
+      <w:r>
+        <w:rPr>
+          <w:i/>
+          <w:iCs/>
+        </w:rPr>
+        <w:t xml:space="preserve">48</w:t>
+      </w:r>
+      <w:r>
+        <w:t xml:space="preserve">(4), 384–392.</w:t>
+      </w:r>
+      <w:r>
+        <w:t xml:space="preserve"> </w:t>
+      </w:r>
+      <w:hyperlink r:id="rId107">
+        <w:r>
+          <w:rPr>
+            <w:rStyle w:val="Hyperlink"/>
+          </w:rPr>
+          <w:t xml:space="preserve">https://doi.org/10.1037/0003-066X.48.4.384</w:t>
+        </w:r>
+      </w:hyperlink>
+    </w:p>
+    <w:bookmarkEnd w:id="108"/>
+    <w:bookmarkStart w:id="110" w:name="ref-ekman2003"/>
+    <w:p>
+      <w:pPr>
+        <w:pStyle w:val="Bibliography"/>
+      </w:pPr>
+      <w:r>
+        <w:t xml:space="preserve">Ekman, P. (2003). Darwin, deception, and facial expression.</w:t>
+      </w:r>
+      <w:r>
+        <w:t xml:space="preserve"> </w:t>
+      </w:r>
+      <w:r>
+        <w:rPr>
+          <w:i/>
+          <w:iCs/>
+        </w:rPr>
+        <w:t xml:space="preserve">Annals of the New York Academy of Sciences</w:t>
+      </w:r>
+      <w:r>
+        <w:t xml:space="preserve">,</w:t>
+      </w:r>
+      <w:r>
+        <w:t xml:space="preserve"> </w:t>
+      </w:r>
+      <w:r>
+        <w:rPr>
+          <w:i/>
+          <w:iCs/>
+        </w:rPr>
+        <w:t xml:space="preserve">1000</w:t>
+      </w:r>
+      <w:r>
+        <w:t xml:space="preserve">(1), 205–221.</w:t>
+      </w:r>
+      <w:r>
+        <w:t xml:space="preserve"> </w:t>
+      </w:r>
+      <w:hyperlink r:id="rId109">
+        <w:r>
+          <w:rPr>
+            <w:rStyle w:val="Hyperlink"/>
+          </w:rPr>
+          <w:t xml:space="preserve">https://doi.org/10.1196/annals.1280.010</w:t>
+        </w:r>
+      </w:hyperlink>
+    </w:p>
+    <w:bookmarkEnd w:id="110"/>
+    <w:bookmarkStart w:id="112" w:name="ref-feldman2024"/>
+    <w:p>
+      <w:pPr>
+        <w:pStyle w:val="Bibliography"/>
+      </w:pPr>
+      <w:r>
+        <w:t xml:space="preserve">Feldman, M., Bliss-Moreau, E., &amp; Lindquist, K. (2024). The neurobiology of interoception and affect.</w:t>
+      </w:r>
+      <w:r>
+        <w:t xml:space="preserve"> </w:t>
+      </w:r>
+      <w:r>
+        <w:rPr>
+          <w:i/>
+          <w:iCs/>
+        </w:rPr>
+        <w:t xml:space="preserve">Trends in Cognitive Sciences</w:t>
+      </w:r>
+      <w:r>
+        <w:t xml:space="preserve">.</w:t>
+      </w:r>
+      <w:r>
+        <w:t xml:space="preserve"> </w:t>
+      </w:r>
+      <w:hyperlink r:id="rId111">
+        <w:r>
+          <w:rPr>
+            <w:rStyle w:val="Hyperlink"/>
+          </w:rPr>
+          <w:t xml:space="preserve">https://doi.org/10.1016/j.tics.2024.01.009</w:t>
+        </w:r>
+      </w:hyperlink>
+    </w:p>
+    <w:bookmarkEnd w:id="112"/>
+    <w:bookmarkStart w:id="114" w:name="ref-fernandes2021"/>
+    <w:p>
+      <w:pPr>
+        <w:pStyle w:val="Bibliography"/>
+      </w:pPr>
+      <w:r>
+        <w:t xml:space="preserve">Fernandes, M. A., &amp; Tone, E. B. (2021). A systematic review and meta-analysis of the association between expressive suppression and positive affect.</w:t>
+      </w:r>
+      <w:r>
+        <w:t xml:space="preserve"> </w:t>
+      </w:r>
+      <w:r>
+        <w:rPr>
+          <w:i/>
+          <w:iCs/>
+        </w:rPr>
+        <w:t xml:space="preserve">Clinical Psychology Review</w:t>
+      </w:r>
+      <w:r>
+        <w:t xml:space="preserve">,</w:t>
+      </w:r>
+      <w:r>
+        <w:t xml:space="preserve"> </w:t>
+      </w:r>
+      <w:r>
+        <w:rPr>
+          <w:i/>
+          <w:iCs/>
+        </w:rPr>
+        <w:t xml:space="preserve">88</w:t>
+      </w:r>
+      <w:r>
+        <w:t xml:space="preserve">, 102068.</w:t>
+      </w:r>
+      <w:r>
+        <w:t xml:space="preserve"> </w:t>
+      </w:r>
+      <w:hyperlink r:id="rId113">
+        <w:r>
+          <w:rPr>
+            <w:rStyle w:val="Hyperlink"/>
+          </w:rPr>
+          <w:t xml:space="preserve">https://doi.org/10.1016/j.cpr.2021.102068</w:t>
+        </w:r>
+      </w:hyperlink>
+    </w:p>
+    <w:bookmarkEnd w:id="114"/>
+    <w:bookmarkStart w:id="115" w:name="ref-galison1997"/>
+    <w:p>
+      <w:pPr>
+        <w:pStyle w:val="Bibliography"/>
+      </w:pPr>
+      <w:r>
+        <w:t xml:space="preserve">Galison, P. (1997).</w:t>
+      </w:r>
+      <w:r>
+        <w:t xml:space="preserve"> </w:t>
+      </w:r>
+      <w:r>
+        <w:rPr>
+          <w:i/>
+          <w:iCs/>
+        </w:rPr>
+        <w:t xml:space="preserve">Image and logic: A material culture of microphysics</w:t>
+      </w:r>
+      <w:r>
+        <w:t xml:space="preserve">. University of Chicago Press.</w:t>
+      </w:r>
+    </w:p>
+    <w:bookmarkEnd w:id="115"/>
+    <w:bookmarkStart w:id="117" w:name="ref-garbarski2025"/>
+    <w:p>
+      <w:pPr>
+        <w:pStyle w:val="Bibliography"/>
+      </w:pPr>
+      <w:r>
+        <w:t xml:space="preserve">Garbarski, D., Dykema, J., Yonker, J. A., Bae, R. E., &amp; Rosenfeld, R. A. (2025). Improving the measurement of gender in surveys: Effects of categorical versus open-ended response formats on measurement and data quality among college students.</w:t>
+      </w:r>
+      <w:r>
+        <w:t xml:space="preserve"> </w:t>
+      </w:r>
+      <w:r>
+        <w:rPr>
+          <w:i/>
+          <w:iCs/>
+        </w:rPr>
+        <w:t xml:space="preserve">Journal of Survey Statistics and Methodology</w:t>
+      </w:r>
+      <w:r>
+        <w:t xml:space="preserve">,</w:t>
+      </w:r>
+      <w:r>
+        <w:t xml:space="preserve"> </w:t>
+      </w:r>
+      <w:r>
+        <w:rPr>
+          <w:i/>
+          <w:iCs/>
+        </w:rPr>
+        <w:t xml:space="preserve">13</w:t>
+      </w:r>
+      <w:r>
+        <w:t xml:space="preserve">(1), 18–38.</w:t>
+      </w:r>
+      <w:r>
+        <w:t xml:space="preserve"> </w:t>
+      </w:r>
+      <w:hyperlink r:id="rId116">
+        <w:r>
+          <w:rPr>
+            <w:rStyle w:val="Hyperlink"/>
+          </w:rPr>
+          <w:t xml:space="preserve">https://doi.org/10.1093/jssam/smae043</w:t>
+        </w:r>
+      </w:hyperlink>
+    </w:p>
+    <w:bookmarkEnd w:id="117"/>
+    <w:bookmarkStart w:id="119" w:name="ref-grandey2015"/>
+    <w:p>
+      <w:pPr>
+        <w:pStyle w:val="Bibliography"/>
+      </w:pPr>
+      <w:r>
+        <w:t xml:space="preserve">Grandey, A. A., Rupp, D., &amp; Brice, W. N. (2015). Emotional labor threatens decent work: A proposal to eradicate emotional display rules.</w:t>
+      </w:r>
+      <w:r>
+        <w:t xml:space="preserve"> </w:t>
+      </w:r>
+      <w:r>
+        <w:rPr>
+          <w:i/>
+          <w:iCs/>
+        </w:rPr>
+        <w:t xml:space="preserve">Journal of Organizational Behavior</w:t>
+      </w:r>
+      <w:r>
+        <w:t xml:space="preserve">,</w:t>
+      </w:r>
+      <w:r>
+        <w:t xml:space="preserve"> </w:t>
+      </w:r>
+      <w:r>
+        <w:rPr>
+          <w:i/>
+          <w:iCs/>
+        </w:rPr>
+        <w:t xml:space="preserve">36</w:t>
+      </w:r>
+      <w:r>
+        <w:t xml:space="preserve">(6), 770–785.</w:t>
+      </w:r>
+      <w:r>
+        <w:t xml:space="preserve"> </w:t>
+      </w:r>
+      <w:hyperlink r:id="rId118">
+        <w:r>
+          <w:rPr>
+            <w:rStyle w:val="Hyperlink"/>
+          </w:rPr>
+          <w:t xml:space="preserve">https://doi.org/10.1002/job.2020</w:t>
+        </w:r>
+      </w:hyperlink>
+    </w:p>
+    <w:bookmarkEnd w:id="119"/>
+    <w:bookmarkStart w:id="121" w:name="ref-gross1998"/>
+    <w:p>
+      <w:pPr>
+        <w:pStyle w:val="Bibliography"/>
+      </w:pPr>
+      <w:r>
+        <w:t xml:space="preserve">Gross, J. J. (1998). The emerging field of emotion regulation: An integrative review.</w:t>
+      </w:r>
+      <w:r>
+        <w:t xml:space="preserve"> </w:t>
+      </w:r>
+      <w:r>
+        <w:rPr>
+          <w:i/>
+          <w:iCs/>
+        </w:rPr>
+        <w:t xml:space="preserve">Review of General Psychology</w:t>
+      </w:r>
+      <w:r>
+        <w:t xml:space="preserve">,</w:t>
+      </w:r>
+      <w:r>
+        <w:t xml:space="preserve"> </w:t>
+      </w:r>
+      <w:r>
+        <w:rPr>
+          <w:i/>
+          <w:iCs/>
+        </w:rPr>
+        <w:t xml:space="preserve">2</w:t>
+      </w:r>
+      <w:r>
+        <w:t xml:space="preserve">(3), 271–299.</w:t>
+      </w:r>
+      <w:r>
+        <w:t xml:space="preserve"> </w:t>
+      </w:r>
+      <w:hyperlink r:id="rId120">
+        <w:r>
+          <w:rPr>
+            <w:rStyle w:val="Hyperlink"/>
+          </w:rPr>
+          <w:t xml:space="preserve">https://doi.org/10.1037/1089-2680.2.3.271</w:t>
+        </w:r>
+      </w:hyperlink>
+    </w:p>
+    <w:bookmarkEnd w:id="121"/>
+    <w:bookmarkStart w:id="123" w:name="ref-hager1981"/>
+    <w:p>
+      <w:pPr>
+        <w:pStyle w:val="Bibliography"/>
+      </w:pPr>
+      <w:r>
+        <w:t xml:space="preserve">Hager, J. C., &amp; Ekman, P. (1981). Methodological problems in</w:t>
+      </w:r>
+      <w:r>
+        <w:t xml:space="preserve"> </w:t>
+      </w:r>
+      <w:r>
+        <w:t xml:space="preserve">Tourangeau</w:t>
+      </w:r>
+      <w:r>
+        <w:t xml:space="preserve"> </w:t>
+      </w:r>
+      <w:r>
+        <w:t xml:space="preserve">and</w:t>
+      </w:r>
+      <w:r>
+        <w:t xml:space="preserve"> </w:t>
+      </w:r>
+      <w:r>
+        <w:t xml:space="preserve">Ellsworth</w:t>
+      </w:r>
+      <w:r>
+        <w:t xml:space="preserve">’s study of facial expression and experience of emotion.</w:t>
+      </w:r>
+      <w:r>
+        <w:t xml:space="preserve"> </w:t>
+      </w:r>
+      <w:r>
+        <w:rPr>
+          <w:i/>
+          <w:iCs/>
+        </w:rPr>
+        <w:t xml:space="preserve">Journal of Personality and Social Psychology</w:t>
+      </w:r>
+      <w:r>
+        <w:t xml:space="preserve">,</w:t>
+      </w:r>
+      <w:r>
+        <w:t xml:space="preserve"> </w:t>
+      </w:r>
+      <w:r>
+        <w:rPr>
+          <w:i/>
+          <w:iCs/>
+        </w:rPr>
+        <w:t xml:space="preserve">40</w:t>
+      </w:r>
+      <w:r>
+        <w:t xml:space="preserve">(2), 358–362.</w:t>
+      </w:r>
+      <w:r>
+        <w:t xml:space="preserve"> </w:t>
+      </w:r>
+      <w:hyperlink r:id="rId122">
+        <w:r>
+          <w:rPr>
+            <w:rStyle w:val="Hyperlink"/>
+          </w:rPr>
+          <w:t xml:space="preserve">https://doi.org/10.1037/0022-3514.40.2.358</w:t>
+        </w:r>
+      </w:hyperlink>
+    </w:p>
+    <w:bookmarkEnd w:id="123"/>
+    <w:bookmarkStart w:id="125" w:name="ref-harmonjones2016"/>
+    <w:p>
+      <w:pPr>
+        <w:pStyle w:val="Bibliography"/>
+      </w:pPr>
+      <w:r>
+        <w:t xml:space="preserve">Harmon-Jones, C., Bastian, B., &amp; Harmon-Jones, E. (2016). The discrete emotions questionnaire: A new tool for measuring state self-reported emotions.</w:t>
+      </w:r>
+      <w:r>
+        <w:t xml:space="preserve"> </w:t>
+      </w:r>
+      <w:r>
+        <w:rPr>
+          <w:i/>
+          <w:iCs/>
+        </w:rPr>
+        <w:t xml:space="preserve">PloS One</w:t>
+      </w:r>
+      <w:r>
+        <w:t xml:space="preserve">,</w:t>
+      </w:r>
+      <w:r>
+        <w:t xml:space="preserve"> </w:t>
+      </w:r>
+      <w:r>
+        <w:rPr>
+          <w:i/>
+          <w:iCs/>
+        </w:rPr>
+        <w:t xml:space="preserve">11</w:t>
+      </w:r>
+      <w:r>
+        <w:t xml:space="preserve">(8), e0159915.</w:t>
+      </w:r>
+      <w:r>
+        <w:t xml:space="preserve"> </w:t>
+      </w:r>
+      <w:hyperlink r:id="rId124">
+        <w:r>
+          <w:rPr>
+            <w:rStyle w:val="Hyperlink"/>
+          </w:rPr>
+          <w:t xml:space="preserve">https://doi.org/10.1371/journal.pone.0159915</w:t>
+        </w:r>
+      </w:hyperlink>
+    </w:p>
+    <w:bookmarkEnd w:id="125"/>
+    <w:bookmarkStart w:id="127" w:name="ref-hochschild1979"/>
+    <w:p>
+      <w:pPr>
+        <w:pStyle w:val="Bibliography"/>
+      </w:pPr>
+      <w:r>
+        <w:t xml:space="preserve">Hochschild, A. R. (1979). Emotion work, feeling rules, and social structure.</w:t>
+      </w:r>
+      <w:r>
+        <w:t xml:space="preserve"> </w:t>
+      </w:r>
+      <w:r>
+        <w:rPr>
+          <w:i/>
+          <w:iCs/>
+        </w:rPr>
+        <w:t xml:space="preserve">American Journal of Sociology</w:t>
+      </w:r>
+      <w:r>
+        <w:t xml:space="preserve">,</w:t>
+      </w:r>
+      <w:r>
+        <w:t xml:space="preserve"> </w:t>
+      </w:r>
+      <w:r>
+        <w:rPr>
+          <w:i/>
+          <w:iCs/>
+        </w:rPr>
+        <w:t xml:space="preserve">85</w:t>
+      </w:r>
+      <w:r>
+        <w:t xml:space="preserve">(3), 551–575.</w:t>
+      </w:r>
+      <w:r>
+        <w:t xml:space="preserve"> </w:t>
+      </w:r>
+      <w:hyperlink r:id="rId126">
+        <w:r>
+          <w:rPr>
+            <w:rStyle w:val="Hyperlink"/>
+          </w:rPr>
+          <w:t xml:space="preserve">https://www.jstor.org/stable/2778583</w:t>
+        </w:r>
+      </w:hyperlink>
+    </w:p>
+    <w:bookmarkEnd w:id="127"/>
+    <w:bookmarkStart w:id="129" w:name="ref-hu2014"/>
+    <w:p>
+      <w:pPr>
+        <w:pStyle w:val="Bibliography"/>
+      </w:pPr>
+      <w:r>
+        <w:t xml:space="preserve">Hu, T., Zhang, D., Wang, J., Mistry, R., Ran, G., &amp; Wang, X. (2014). Relation between emotion regulation and mental health: A meta-analysis review.</w:t>
+      </w:r>
+      <w:r>
+        <w:t xml:space="preserve"> </w:t>
+      </w:r>
+      <w:r>
+        <w:rPr>
+          <w:i/>
+          <w:iCs/>
+        </w:rPr>
+        <w:t xml:space="preserve">Psychological Reports</w:t>
+      </w:r>
+      <w:r>
+        <w:t xml:space="preserve">,</w:t>
+      </w:r>
+      <w:r>
+        <w:t xml:space="preserve"> </w:t>
+      </w:r>
+      <w:r>
+        <w:rPr>
+          <w:i/>
+          <w:iCs/>
+        </w:rPr>
+        <w:t xml:space="preserve">114</w:t>
+      </w:r>
+      <w:r>
+        <w:t xml:space="preserve">(2), 341–362.</w:t>
+      </w:r>
+      <w:r>
+        <w:t xml:space="preserve"> </w:t>
+      </w:r>
+      <w:hyperlink r:id="rId128">
+        <w:r>
+          <w:rPr>
+            <w:rStyle w:val="Hyperlink"/>
+          </w:rPr>
+          <w:t xml:space="preserve">https://doi.org/10.1037/a0027600</w:t>
+        </w:r>
+      </w:hyperlink>
+    </w:p>
+    <w:bookmarkEnd w:id="129"/>
+    <w:bookmarkStart w:id="131" w:name="ref-hulsheger2011"/>
+    <w:p>
+      <w:pPr>
+        <w:pStyle w:val="Bibliography"/>
+      </w:pPr>
+      <w:r>
+        <w:t xml:space="preserve">Hülsheger, U. R., &amp; Schewe, A. F. (2011). On the costs and benefits of emotional labor: A meta-analysis of three decades of research.</w:t>
+      </w:r>
+      <w:r>
+        <w:t xml:space="preserve"> </w:t>
+      </w:r>
+      <w:r>
+        <w:rPr>
+          <w:i/>
+          <w:iCs/>
+        </w:rPr>
+        <w:t xml:space="preserve">Journal of Occupational Health Psychology</w:t>
+      </w:r>
+      <w:r>
+        <w:t xml:space="preserve">,</w:t>
+      </w:r>
+      <w:r>
+        <w:t xml:space="preserve"> </w:t>
+      </w:r>
+      <w:r>
+        <w:rPr>
+          <w:i/>
+          <w:iCs/>
+        </w:rPr>
+        <w:t xml:space="preserve">16</w:t>
+      </w:r>
+      <w:r>
+        <w:t xml:space="preserve">(3), 361.</w:t>
+      </w:r>
+      <w:r>
+        <w:t xml:space="preserve"> </w:t>
+      </w:r>
+      <w:hyperlink r:id="rId130">
+        <w:r>
+          <w:rPr>
+            <w:rStyle w:val="Hyperlink"/>
+          </w:rPr>
+          <w:t xml:space="preserve">https://doi.org/10.1037/a0022876</w:t>
+        </w:r>
+      </w:hyperlink>
+    </w:p>
+    <w:bookmarkEnd w:id="131"/>
+    <w:bookmarkStart w:id="132" w:name="ref-humeai2025"/>
+    <w:p>
+      <w:pPr>
+        <w:pStyle w:val="Bibliography"/>
+      </w:pPr>
+      <w:r>
+        <w:t xml:space="preserve">Hume AI Inc. (2025).</w:t>
+      </w:r>
+      <w:r>
+        <w:t xml:space="preserve"> </w:t>
+      </w:r>
+      <w:hyperlink r:id="rId31">
+        <w:r>
+          <w:rPr>
+            <w:rStyle w:val="Hyperlink"/>
+          </w:rPr>
+          <w:t xml:space="preserve">https://www.hume.ai/</w:t>
+        </w:r>
+      </w:hyperlink>
+    </w:p>
+    <w:bookmarkEnd w:id="132"/>
+    <w:bookmarkStart w:id="134" w:name="ref-james1884"/>
+    <w:p>
+      <w:pPr>
+        <w:pStyle w:val="Bibliography"/>
+      </w:pPr>
+      <w:r>
+        <w:t xml:space="preserve">James, W. (1884). What is emotion?</w:t>
+      </w:r>
+      <w:r>
+        <w:t xml:space="preserve"> </w:t>
+      </w:r>
+      <w:r>
+        <w:rPr>
+          <w:i/>
+          <w:iCs/>
+        </w:rPr>
+        <w:t xml:space="preserve">Mind</w:t>
+      </w:r>
+      <w:r>
+        <w:t xml:space="preserve">,</w:t>
+      </w:r>
+      <w:r>
+        <w:t xml:space="preserve"> </w:t>
+      </w:r>
+      <w:r>
+        <w:rPr>
+          <w:i/>
+          <w:iCs/>
+        </w:rPr>
+        <w:t xml:space="preserve">8</w:t>
+      </w:r>
+      <w:r>
+        <w:t xml:space="preserve">, 188–205.</w:t>
+      </w:r>
+      <w:r>
+        <w:t xml:space="preserve"> </w:t>
+      </w:r>
+      <w:hyperlink r:id="rId133">
+        <w:r>
+          <w:rPr>
+            <w:rStyle w:val="Hyperlink"/>
+          </w:rPr>
+          <w:t xml:space="preserve">https://www.jstor.org/stable/2246769</w:t>
+        </w:r>
+      </w:hyperlink>
+    </w:p>
+    <w:bookmarkEnd w:id="134"/>
+    <w:bookmarkStart w:id="136" w:name="ref-james1894"/>
+    <w:p>
+      <w:pPr>
+        <w:pStyle w:val="Bibliography"/>
+      </w:pPr>
+      <w:r>
+        <w:t xml:space="preserve">James, W. (1894). Discussion: The physical basis of emotion.</w:t>
+      </w:r>
+      <w:r>
+        <w:t xml:space="preserve"> </w:t>
+      </w:r>
+      <w:r>
+        <w:rPr>
+          <w:i/>
+          <w:iCs/>
+        </w:rPr>
+        <w:t xml:space="preserve">Psychological Review</w:t>
+      </w:r>
+      <w:r>
+        <w:t xml:space="preserve">,</w:t>
+      </w:r>
+      <w:r>
+        <w:t xml:space="preserve"> </w:t>
+      </w:r>
+      <w:r>
+        <w:rPr>
+          <w:i/>
+          <w:iCs/>
+        </w:rPr>
+        <w:t xml:space="preserve">1</w:t>
+      </w:r>
+      <w:r>
+        <w:t xml:space="preserve">, 516–529.</w:t>
+      </w:r>
+      <w:r>
+        <w:t xml:space="preserve"> </w:t>
+      </w:r>
+      <w:hyperlink r:id="rId135">
+        <w:r>
+          <w:rPr>
+            <w:rStyle w:val="Hyperlink"/>
+          </w:rPr>
+          <w:t xml:space="preserve">https://doi.org/10.1037/h0065078</w:t>
+        </w:r>
+      </w:hyperlink>
+    </w:p>
+    <w:bookmarkEnd w:id="136"/>
+    <w:bookmarkStart w:id="138" w:name="ref-kraft2012"/>
+    <w:p>
+      <w:pPr>
+        <w:pStyle w:val="Bibliography"/>
+      </w:pPr>
+      <w:r>
+        <w:t xml:space="preserve">Kraft, T. L., &amp; Pressman, S. D. (2012). Grin and bear it: The influence of manipulated facial expression on the stress response.</w:t>
+      </w:r>
+      <w:r>
+        <w:t xml:space="preserve"> </w:t>
+      </w:r>
+      <w:r>
+        <w:rPr>
+          <w:i/>
+          <w:iCs/>
+        </w:rPr>
+        <w:t xml:space="preserve">Psychological Science</w:t>
+      </w:r>
+      <w:r>
+        <w:t xml:space="preserve">,</w:t>
+      </w:r>
+      <w:r>
+        <w:t xml:space="preserve"> </w:t>
+      </w:r>
+      <w:r>
+        <w:rPr>
+          <w:i/>
+          <w:iCs/>
+        </w:rPr>
+        <w:t xml:space="preserve">23</w:t>
+      </w:r>
+      <w:r>
+        <w:t xml:space="preserve">(11), 1372–1378.</w:t>
+      </w:r>
+      <w:r>
+        <w:t xml:space="preserve"> </w:t>
+      </w:r>
+      <w:hyperlink r:id="rId137">
+        <w:r>
+          <w:rPr>
+            <w:rStyle w:val="Hyperlink"/>
+          </w:rPr>
+          <w:t xml:space="preserve">https://doi.org/10.1177/0956797612445312</w:t>
+        </w:r>
+      </w:hyperlink>
+    </w:p>
+    <w:bookmarkEnd w:id="138"/>
+    <w:bookmarkStart w:id="140" w:name="ref-kuznetsova2017"/>
+    <w:p>
+      <w:pPr>
+        <w:pStyle w:val="Bibliography"/>
+      </w:pPr>
+      <w:r>
+        <w:t xml:space="preserve">Kuznetsova, A., Brockhoff, P. B., &amp; Christensen, R. H. (2017).</w:t>
+      </w:r>
+      <w:r>
+        <w:t xml:space="preserve"> </w:t>
+      </w:r>
+      <w:r>
+        <w:t xml:space="preserve">lmerTest</w:t>
+      </w:r>
+      <w:r>
+        <w:t xml:space="preserve"> </w:t>
+      </w:r>
+      <w:r>
+        <w:t xml:space="preserve">package: Tests in linear mixed effects models.</w:t>
+      </w:r>
+      <w:r>
+        <w:t xml:space="preserve"> </w:t>
+      </w:r>
+      <w:r>
+        <w:rPr>
+          <w:i/>
+          <w:iCs/>
+        </w:rPr>
+        <w:t xml:space="preserve">Journal of Statistical Software</w:t>
+      </w:r>
+      <w:r>
+        <w:t xml:space="preserve">,</w:t>
+      </w:r>
+      <w:r>
+        <w:t xml:space="preserve"> </w:t>
+      </w:r>
+      <w:r>
+        <w:rPr>
+          <w:i/>
+          <w:iCs/>
+        </w:rPr>
+        <w:t xml:space="preserve">82</w:t>
+      </w:r>
+      <w:r>
+        <w:t xml:space="preserve">, 1–26.</w:t>
+      </w:r>
+      <w:r>
+        <w:t xml:space="preserve"> </w:t>
+      </w:r>
+      <w:hyperlink r:id="rId139">
+        <w:r>
+          <w:rPr>
+            <w:rStyle w:val="Hyperlink"/>
+          </w:rPr>
+          <w:t xml:space="preserve">https://doi.org/10.18637/jss.v082.i13</w:t>
+        </w:r>
+      </w:hyperlink>
+    </w:p>
+    <w:bookmarkEnd w:id="140"/>
+    <w:bookmarkStart w:id="142" w:name="ref-lenth2025"/>
+    <w:p>
+      <w:pPr>
+        <w:pStyle w:val="Bibliography"/>
+      </w:pPr>
+      <w:r>
+        <w:t xml:space="preserve">Lenth, R. V. (2025).</w:t>
+      </w:r>
+      <w:r>
+        <w:t xml:space="preserve"> </w:t>
+      </w:r>
+      <w:r>
+        <w:rPr>
+          <w:i/>
+          <w:iCs/>
+        </w:rPr>
+        <w:t xml:space="preserve">emmeans</w:t>
+      </w:r>
+      <w:r>
+        <w:rPr>
+          <w:i/>
+          <w:iCs/>
+        </w:rPr>
+        <w:t xml:space="preserve">: Estimated marginal means, aka least-squares means. Version 2.0.0</w:t>
+      </w:r>
+      <w:r>
+        <w:t xml:space="preserve">.</w:t>
+      </w:r>
+      <w:r>
+        <w:t xml:space="preserve"> </w:t>
+      </w:r>
+      <w:hyperlink r:id="rId141">
+        <w:r>
+          <w:rPr>
+            <w:rStyle w:val="Hyperlink"/>
+          </w:rPr>
+          <w:t xml:space="preserve">https://CRAN.R-project.org/package=emmeans</w:t>
+        </w:r>
+      </w:hyperlink>
+    </w:p>
+    <w:bookmarkEnd w:id="142"/>
+    <w:bookmarkStart w:id="144" w:name="ref-levenson1992"/>
+    <w:p>
+      <w:pPr>
+        <w:pStyle w:val="Bibliography"/>
+      </w:pPr>
+      <w:r>
+        <w:t xml:space="preserve">Levenson, R. W., Ekman, P., Heider, K., &amp; Friesen, W. V. (1992). Emotion and autonomic nervous system activity in the</w:t>
+      </w:r>
+      <w:r>
+        <w:t xml:space="preserve"> </w:t>
+      </w:r>
+      <w:r>
+        <w:t xml:space="preserve">Minangkabau</w:t>
+      </w:r>
+      <w:r>
+        <w:t xml:space="preserve"> </w:t>
+      </w:r>
+      <w:r>
+        <w:t xml:space="preserve">of</w:t>
+      </w:r>
+      <w:r>
+        <w:t xml:space="preserve"> </w:t>
+      </w:r>
+      <w:r>
+        <w:t xml:space="preserve">West Sumatra</w:t>
+      </w:r>
+      <w:r>
+        <w:t xml:space="preserve">.</w:t>
+      </w:r>
+      <w:r>
+        <w:t xml:space="preserve"> </w:t>
+      </w:r>
+      <w:r>
+        <w:rPr>
+          <w:i/>
+          <w:iCs/>
+        </w:rPr>
+        <w:t xml:space="preserve">Journal of Personality and Social Psychology</w:t>
+      </w:r>
+      <w:r>
+        <w:t xml:space="preserve">,</w:t>
+      </w:r>
+      <w:r>
+        <w:t xml:space="preserve"> </w:t>
+      </w:r>
+      <w:r>
+        <w:rPr>
+          <w:i/>
+          <w:iCs/>
+        </w:rPr>
+        <w:t xml:space="preserve">62</w:t>
+      </w:r>
+      <w:r>
+        <w:t xml:space="preserve">(6), 972–988.</w:t>
+      </w:r>
+      <w:r>
+        <w:t xml:space="preserve"> </w:t>
+      </w:r>
+      <w:hyperlink r:id="rId143">
+        <w:r>
+          <w:rPr>
+            <w:rStyle w:val="Hyperlink"/>
+          </w:rPr>
+          <w:t xml:space="preserve">https://doi.org/10.1037/0022-3514.62.6.972</w:t>
+        </w:r>
+      </w:hyperlink>
+    </w:p>
+    <w:bookmarkEnd w:id="144"/>
+    <w:bookmarkStart w:id="146" w:name="ref-lucey2010"/>
+    <w:p>
+      <w:pPr>
+        <w:pStyle w:val="Bibliography"/>
+      </w:pPr>
+      <w:r>
+        <w:t xml:space="preserve">Lucey, P., Cohn, J. F., Kanade, T., Saragih, J., Ambadar, Z., &amp; Matthews, I. (2010). The extended</w:t>
+      </w:r>
+      <w:r>
+        <w:t xml:space="preserve"> </w:t>
+      </w:r>
+      <w:r>
+        <w:t xml:space="preserve">Cohn-Kanade</w:t>
+      </w:r>
+      <w:r>
+        <w:t xml:space="preserve"> </w:t>
+      </w:r>
+      <w:r>
+        <w:t xml:space="preserve">dataset (</w:t>
+      </w:r>
+      <w:r>
+        <w:t xml:space="preserve">CK+</w:t>
+      </w:r>
+      <w:r>
+        <w:t xml:space="preserve">): A complete dataset for action unit and emotion-specified expression.</w:t>
+      </w:r>
+      <w:r>
+        <w:t xml:space="preserve"> </w:t>
+      </w:r>
+      <w:r>
+        <w:rPr>
+          <w:i/>
+          <w:iCs/>
+        </w:rPr>
+        <w:t xml:space="preserve">2010 IEEE Computer Society Conference on Computer Vision and Pattern Recognition - Workshops</w:t>
+      </w:r>
+      <w:r>
+        <w:t xml:space="preserve">, 94–101.</w:t>
+      </w:r>
+      <w:r>
+        <w:t xml:space="preserve"> </w:t>
+      </w:r>
+      <w:hyperlink r:id="rId145">
+        <w:r>
+          <w:rPr>
+            <w:rStyle w:val="Hyperlink"/>
+          </w:rPr>
+          <w:t xml:space="preserve">https://doi.org/10.1109/CVPRW.2010.5543262</w:t>
+        </w:r>
+      </w:hyperlink>
+    </w:p>
+    <w:bookmarkEnd w:id="146"/>
+    <w:bookmarkStart w:id="148" w:name="ref-luu2025"/>
+    <w:p>
+      <w:pPr>
+        <w:pStyle w:val="Bibliography"/>
+      </w:pPr>
+      <w:r>
+        <w:t xml:space="preserve">Luu, J. H., Acevedo, A. M., Pourmand, V., &amp; Pressman, S. D. (2025). The power of smiles: Mitigating pain through facial expression.</w:t>
+      </w:r>
+      <w:r>
+        <w:t xml:space="preserve"> </w:t>
+      </w:r>
+      <w:r>
+        <w:rPr>
+          <w:i/>
+          <w:iCs/>
+        </w:rPr>
+        <w:t xml:space="preserve">The Journal of Positive Psychology</w:t>
+      </w:r>
+      <w:r>
+        <w:t xml:space="preserve">, 1–10.</w:t>
+      </w:r>
+      <w:r>
+        <w:t xml:space="preserve"> </w:t>
+      </w:r>
+      <w:hyperlink r:id="rId147">
+        <w:r>
+          <w:rPr>
+            <w:rStyle w:val="Hyperlink"/>
+          </w:rPr>
+          <w:t xml:space="preserve">https://doi.org/10.1080/17439760.2025.2462231</w:t>
+        </w:r>
+      </w:hyperlink>
+    </w:p>
+    <w:bookmarkEnd w:id="148"/>
+    <w:bookmarkStart w:id="150" w:name="ref-malachpines2005"/>
+    <w:p>
+      <w:pPr>
+        <w:pStyle w:val="Bibliography"/>
+      </w:pPr>
+      <w:r>
+        <w:t xml:space="preserve">Malach-Pines, A. (2005). The burnout measure, short version.</w:t>
+      </w:r>
+      <w:r>
+        <w:t xml:space="preserve"> </w:t>
+      </w:r>
+      <w:r>
+        <w:rPr>
+          <w:i/>
+          <w:iCs/>
+        </w:rPr>
+        <w:t xml:space="preserve">International Journal of Stress Management</w:t>
+      </w:r>
+      <w:r>
+        <w:t xml:space="preserve">,</w:t>
+      </w:r>
+      <w:r>
+        <w:t xml:space="preserve"> </w:t>
+      </w:r>
+      <w:r>
+        <w:rPr>
+          <w:i/>
+          <w:iCs/>
+        </w:rPr>
+        <w:t xml:space="preserve">12</w:t>
+      </w:r>
+      <w:r>
+        <w:t xml:space="preserve">(1), 78–88.</w:t>
+      </w:r>
+      <w:r>
+        <w:t xml:space="preserve"> </w:t>
+      </w:r>
+      <w:hyperlink r:id="rId149">
+        <w:r>
+          <w:rPr>
+            <w:rStyle w:val="Hyperlink"/>
+          </w:rPr>
+          <w:t xml:space="preserve">https://doi.org/10.1037/1072-5245.12.1.78</w:t>
+        </w:r>
+      </w:hyperlink>
+    </w:p>
+    <w:bookmarkEnd w:id="150"/>
+    <w:bookmarkStart w:id="152" w:name="ref-mathur2025"/>
+    <w:p>
+      <w:pPr>
+        <w:pStyle w:val="Bibliography"/>
+      </w:pPr>
+      <w:r>
+        <w:t xml:space="preserve">Mathur, M. B. (2025). On the statistical analysis of studies with attention checks.</w:t>
+      </w:r>
+      <w:r>
+        <w:t xml:space="preserve"> </w:t>
+      </w:r>
+      <w:r>
+        <w:rPr>
+          <w:i/>
+          <w:iCs/>
+        </w:rPr>
+        <w:t xml:space="preserve">Advances in Methods and Practices in Psychological Science</w:t>
+      </w:r>
+      <w:r>
+        <w:t xml:space="preserve">,</w:t>
+      </w:r>
+      <w:r>
+        <w:t xml:space="preserve"> </w:t>
+      </w:r>
+      <w:r>
+        <w:rPr>
+          <w:i/>
+          <w:iCs/>
+        </w:rPr>
+        <w:t xml:space="preserve">8</w:t>
+      </w:r>
+      <w:r>
+        <w:t xml:space="preserve">(2).</w:t>
+      </w:r>
+      <w:r>
+        <w:t xml:space="preserve"> </w:t>
+      </w:r>
+      <w:hyperlink r:id="rId151">
+        <w:r>
+          <w:rPr>
+            <w:rStyle w:val="Hyperlink"/>
+          </w:rPr>
+          <w:t xml:space="preserve">https://doi.org/10.1177/25152459251338041</w:t>
+        </w:r>
+      </w:hyperlink>
+    </w:p>
+    <w:bookmarkEnd w:id="152"/>
+    <w:bookmarkStart w:id="154" w:name="ref-matsumoto1987"/>
+    <w:p>
+      <w:pPr>
+        <w:pStyle w:val="Bibliography"/>
+      </w:pPr>
+      <w:r>
+        <w:t xml:space="preserve">Matsumoto, D. (1987). The role of facial response in the experience of emotion: More methodological problems and a meta-analysis.</w:t>
+      </w:r>
+      <w:r>
+        <w:t xml:space="preserve"> </w:t>
+      </w:r>
+      <w:r>
+        <w:rPr>
+          <w:i/>
+          <w:iCs/>
+        </w:rPr>
+        <w:t xml:space="preserve">Journal of Personality and Social Psychology</w:t>
+      </w:r>
+      <w:r>
+        <w:t xml:space="preserve">,</w:t>
+      </w:r>
+      <w:r>
+        <w:t xml:space="preserve"> </w:t>
+      </w:r>
+      <w:r>
+        <w:rPr>
+          <w:i/>
+          <w:iCs/>
+        </w:rPr>
+        <w:t xml:space="preserve">52</w:t>
+      </w:r>
+      <w:r>
+        <w:t xml:space="preserve">(4), 769–774.</w:t>
+      </w:r>
+      <w:r>
+        <w:t xml:space="preserve"> </w:t>
+      </w:r>
+      <w:hyperlink r:id="rId153">
+        <w:r>
+          <w:rPr>
+            <w:rStyle w:val="Hyperlink"/>
+          </w:rPr>
+          <w:t xml:space="preserve">https://doi.org/10.1037/0022-3514.52.4.769</w:t>
+        </w:r>
+      </w:hyperlink>
+    </w:p>
+    <w:bookmarkEnd w:id="154"/>
+    <w:bookmarkStart w:id="156" w:name="ref-morey2024"/>
+    <w:p>
+      <w:pPr>
+        <w:pStyle w:val="Bibliography"/>
+      </w:pPr>
+      <w:r>
+        <w:t xml:space="preserve">Morey, R. D., &amp; Rouder, J. N. (2024).</w:t>
+      </w:r>
+      <w:r>
+        <w:t xml:space="preserve"> </w:t>
+      </w:r>
+      <w:r>
+        <w:rPr>
+          <w:i/>
+          <w:iCs/>
+        </w:rPr>
+        <w:t xml:space="preserve">BayesFactor</w:t>
+      </w:r>
+      <w:r>
+        <w:rPr>
+          <w:i/>
+          <w:iCs/>
+        </w:rPr>
+        <w:t xml:space="preserve">: Computation of</w:t>
+      </w:r>
+      <w:r>
+        <w:rPr>
+          <w:i/>
+          <w:iCs/>
+        </w:rPr>
+        <w:t xml:space="preserve"> </w:t>
+      </w:r>
+      <w:r>
+        <w:rPr>
+          <w:i/>
+          <w:iCs/>
+        </w:rPr>
+        <w:t xml:space="preserve">Bayes</w:t>
+      </w:r>
+      <w:r>
+        <w:rPr>
+          <w:i/>
+          <w:iCs/>
+        </w:rPr>
+        <w:t xml:space="preserve"> </w:t>
+      </w:r>
+      <w:r>
+        <w:rPr>
+          <w:i/>
+          <w:iCs/>
+        </w:rPr>
+        <w:t xml:space="preserve">factors for common designs</w:t>
+      </w:r>
+      <w:r>
+        <w:t xml:space="preserve">.</w:t>
+      </w:r>
+      <w:r>
+        <w:t xml:space="preserve"> </w:t>
+      </w:r>
+      <w:hyperlink r:id="rId155">
+        <w:r>
+          <w:rPr>
+            <w:rStyle w:val="Hyperlink"/>
+          </w:rPr>
+          <w:t xml:space="preserve">https://CRAN.R-project.org/package=BayesFactor</w:t>
+        </w:r>
+      </w:hyperlink>
+    </w:p>
+    <w:bookmarkEnd w:id="156"/>
+    <w:bookmarkStart w:id="158" w:name="ref-niedenthal2007"/>
+    <w:p>
+      <w:pPr>
+        <w:pStyle w:val="Bibliography"/>
+      </w:pPr>
+      <w:r>
+        <w:t xml:space="preserve">Niedenthal, P. M. (2007). Embodying emotion.</w:t>
+      </w:r>
+      <w:r>
+        <w:t xml:space="preserve"> </w:t>
+      </w:r>
+      <w:r>
+        <w:rPr>
+          <w:i/>
+          <w:iCs/>
+        </w:rPr>
+        <w:t xml:space="preserve">Science</w:t>
+      </w:r>
+      <w:r>
+        <w:t xml:space="preserve">,</w:t>
+      </w:r>
+      <w:r>
+        <w:t xml:space="preserve"> </w:t>
+      </w:r>
+      <w:r>
+        <w:rPr>
+          <w:i/>
+          <w:iCs/>
+        </w:rPr>
+        <w:t xml:space="preserve">316</w:t>
+      </w:r>
+      <w:r>
+        <w:t xml:space="preserve">(5827), 1002–1005.</w:t>
+      </w:r>
+      <w:r>
+        <w:t xml:space="preserve"> </w:t>
+      </w:r>
+      <w:hyperlink r:id="rId157">
+        <w:r>
+          <w:rPr>
+            <w:rStyle w:val="Hyperlink"/>
+          </w:rPr>
+          <w:t xml:space="preserve">https://doi.org/10.1126/science.1136930</w:t>
+        </w:r>
+      </w:hyperlink>
+    </w:p>
+    <w:bookmarkEnd w:id="158"/>
+    <w:bookmarkStart w:id="160" w:name="ref-noah2018"/>
+    <w:p>
+      <w:pPr>
+        <w:pStyle w:val="Bibliography"/>
+      </w:pPr>
+      <w:r>
+        <w:t xml:space="preserve">Noah, T., Schul, Y., &amp; Mayo, R. (2018). When both the original study and its failed replication are correct: Feeling observed eliminates the facial-feedback effect.</w:t>
+      </w:r>
+      <w:r>
+        <w:t xml:space="preserve"> </w:t>
+      </w:r>
+      <w:r>
+        <w:rPr>
+          <w:i/>
+          <w:iCs/>
+        </w:rPr>
+        <w:t xml:space="preserve">Journal of Personality and Social Psychology</w:t>
+      </w:r>
+      <w:r>
+        <w:t xml:space="preserve">,</w:t>
+      </w:r>
+      <w:r>
+        <w:t xml:space="preserve"> </w:t>
+      </w:r>
+      <w:r>
+        <w:rPr>
+          <w:i/>
+          <w:iCs/>
+        </w:rPr>
+        <w:t xml:space="preserve">114</w:t>
+      </w:r>
+      <w:r>
+        <w:t xml:space="preserve">(5), 657.</w:t>
+      </w:r>
+      <w:r>
+        <w:t xml:space="preserve"> </w:t>
+      </w:r>
+      <w:hyperlink r:id="rId159">
+        <w:r>
+          <w:rPr>
+            <w:rStyle w:val="Hyperlink"/>
+          </w:rPr>
+          <w:t xml:space="preserve">https://doi.org/10.1037/pspa0000121</w:t>
+        </w:r>
+      </w:hyperlink>
+    </w:p>
+    <w:bookmarkEnd w:id="160"/>
+    <w:bookmarkStart w:id="162" w:name="ref-orne1962"/>
+    <w:p>
+      <w:pPr>
+        <w:pStyle w:val="Bibliography"/>
+      </w:pPr>
+      <w:r>
+        <w:t xml:space="preserve">Orne, M. T. (1962). On the social psychology of the psychological experiment: With particular reference to demand characteristics and their implications.</w:t>
+      </w:r>
+      <w:r>
+        <w:t xml:space="preserve"> </w:t>
+      </w:r>
+      <w:r>
+        <w:rPr>
+          <w:i/>
+          <w:iCs/>
+        </w:rPr>
+        <w:t xml:space="preserve">American Psychologist</w:t>
+      </w:r>
+      <w:r>
+        <w:t xml:space="preserve">,</w:t>
+      </w:r>
+      <w:r>
+        <w:t xml:space="preserve"> </w:t>
+      </w:r>
+      <w:r>
+        <w:rPr>
+          <w:i/>
+          <w:iCs/>
+        </w:rPr>
+        <w:t xml:space="preserve">17</w:t>
+      </w:r>
+      <w:r>
+        <w:t xml:space="preserve">(11), 776–783.</w:t>
+      </w:r>
+      <w:r>
+        <w:t xml:space="preserve"> </w:t>
+      </w:r>
+      <w:hyperlink r:id="rId161">
+        <w:r>
+          <w:rPr>
+            <w:rStyle w:val="Hyperlink"/>
+          </w:rPr>
+          <w:t xml:space="preserve">https://doi.org/10.1037/h0043424</w:t>
+        </w:r>
+      </w:hyperlink>
+    </w:p>
+    <w:bookmarkEnd w:id="162"/>
+    <w:bookmarkStart w:id="164" w:name="ref-pressman2021"/>
+    <w:p>
+      <w:pPr>
+        <w:pStyle w:val="Bibliography"/>
+      </w:pPr>
+      <w:r>
+        <w:t xml:space="preserve">Pressman, S. D., Acevedo, A. M., Hammond, K. V., &amp; Kraft-Feil, T. L. (2021). Smile (or grimace) through the pain? The effects of experimentally manipulated facial expressions on needle-injection responses.</w:t>
+      </w:r>
+      <w:r>
+        <w:t xml:space="preserve"> </w:t>
+      </w:r>
+      <w:r>
+        <w:rPr>
+          <w:i/>
+          <w:iCs/>
+        </w:rPr>
+        <w:t xml:space="preserve">Emotion</w:t>
+      </w:r>
+      <w:r>
+        <w:t xml:space="preserve">,</w:t>
+      </w:r>
+      <w:r>
+        <w:t xml:space="preserve"> </w:t>
+      </w:r>
+      <w:r>
+        <w:rPr>
+          <w:i/>
+          <w:iCs/>
+        </w:rPr>
+        <w:t xml:space="preserve">21</w:t>
+      </w:r>
+      <w:r>
+        <w:t xml:space="preserve">(6), 1188.</w:t>
+      </w:r>
+      <w:r>
+        <w:t xml:space="preserve"> </w:t>
+      </w:r>
+      <w:hyperlink r:id="rId163">
+        <w:r>
+          <w:rPr>
+            <w:rStyle w:val="Hyperlink"/>
+          </w:rPr>
+          <w:t xml:space="preserve">https://doi.org/10.1037/emo0000913</w:t>
+        </w:r>
+      </w:hyperlink>
+    </w:p>
+    <w:bookmarkEnd w:id="164"/>
+    <w:bookmarkStart w:id="165" w:name="ref-revesz2024"/>
+    <w:p>
+      <w:pPr>
+        <w:pStyle w:val="Bibliography"/>
+      </w:pPr>
+      <w:r>
+        <w:t xml:space="preserve">Revesz, R. L. (2024).</w:t>
+      </w:r>
+      <w:r>
+        <w:t xml:space="preserve"> </w:t>
+      </w:r>
+      <w:r>
+        <w:rPr>
+          <w:i/>
+          <w:iCs/>
+        </w:rPr>
+        <w:t xml:space="preserve">Revisions to</w:t>
+      </w:r>
+      <w:r>
+        <w:rPr>
+          <w:i/>
+          <w:iCs/>
+        </w:rPr>
+        <w:t xml:space="preserve"> </w:t>
+      </w:r>
+      <w:r>
+        <w:rPr>
+          <w:i/>
+          <w:iCs/>
+        </w:rPr>
+        <w:t xml:space="preserve">OMB</w:t>
+      </w:r>
+      <w:r>
+        <w:rPr>
+          <w:i/>
+          <w:iCs/>
+        </w:rPr>
+        <w:t xml:space="preserve">’s statistical policy directive no. 15: Standards for maintaining, collecting, and presenting federal data on race and ethnicity</w:t>
+      </w:r>
+      <w:r>
+        <w:t xml:space="preserve">. Federal Register.</w:t>
+      </w:r>
+    </w:p>
+    <w:bookmarkEnd w:id="165"/>
+    <w:bookmarkStart w:id="167" w:name="ref-roche2018"/>
+    <w:p>
+      <w:pPr>
+        <w:pStyle w:val="Bibliography"/>
+      </w:pPr>
+      <w:r>
+        <w:t xml:space="preserve">Roche, J. M., &amp; Arnold, H. S. (2018). The effects of emotion suppression during language planning and production.</w:t>
+      </w:r>
+      <w:r>
+        <w:t xml:space="preserve"> </w:t>
+      </w:r>
+      <w:r>
+        <w:rPr>
+          <w:i/>
+          <w:iCs/>
+        </w:rPr>
+        <w:t xml:space="preserve">Journal of Speech, Language, and Hearing Research</w:t>
+      </w:r>
+      <w:r>
+        <w:t xml:space="preserve">,</w:t>
+      </w:r>
+      <w:r>
+        <w:t xml:space="preserve"> </w:t>
+      </w:r>
+      <w:r>
+        <w:rPr>
+          <w:i/>
+          <w:iCs/>
+        </w:rPr>
+        <w:t xml:space="preserve">61</w:t>
+      </w:r>
+      <w:r>
+        <w:t xml:space="preserve">(8), 2076–2083.</w:t>
+      </w:r>
+      <w:r>
+        <w:t xml:space="preserve"> </w:t>
+      </w:r>
+      <w:hyperlink r:id="rId166">
+        <w:r>
+          <w:rPr>
+            <w:rStyle w:val="Hyperlink"/>
+          </w:rPr>
+          <w:t xml:space="preserve">https://doi.org/10.1044/2018_JSLHR-L-17-0232</w:t>
+        </w:r>
+      </w:hyperlink>
+    </w:p>
+    <w:bookmarkEnd w:id="167"/>
+    <w:bookmarkStart w:id="169" w:name="ref-rohrer2024"/>
+    <w:p>
+      <w:pPr>
+        <w:pStyle w:val="Bibliography"/>
+      </w:pPr>
+      <w:r>
+        <w:t xml:space="preserve">Rohrer, J. M. (2024). Causal inference for psychologists who think that causal inference is not for them.</w:t>
+      </w:r>
+      <w:r>
+        <w:t xml:space="preserve"> </w:t>
+      </w:r>
+      <w:r>
+        <w:rPr>
+          <w:i/>
+          <w:iCs/>
+        </w:rPr>
+        <w:t xml:space="preserve">Social and Personality Psychology Compass</w:t>
+      </w:r>
+      <w:r>
+        <w:t xml:space="preserve">,</w:t>
+      </w:r>
+      <w:r>
+        <w:t xml:space="preserve"> </w:t>
+      </w:r>
+      <w:r>
+        <w:rPr>
+          <w:i/>
+          <w:iCs/>
+        </w:rPr>
+        <w:t xml:space="preserve">18</w:t>
+      </w:r>
+      <w:r>
+        <w:t xml:space="preserve">(3), e12948.</w:t>
+      </w:r>
+      <w:r>
+        <w:t xml:space="preserve"> </w:t>
+      </w:r>
+      <w:hyperlink r:id="rId168">
+        <w:r>
+          <w:rPr>
+            <w:rStyle w:val="Hyperlink"/>
+          </w:rPr>
+          <w:t xml:space="preserve">https://doi.org/10.1111/spc3.12948</w:t>
+        </w:r>
+      </w:hyperlink>
+    </w:p>
+    <w:bookmarkEnd w:id="169"/>
+    <w:bookmarkStart w:id="171" w:name="ref-scherer2019"/>
+    <w:p>
+      <w:pPr>
+        <w:pStyle w:val="Bibliography"/>
+      </w:pPr>
+      <w:r>
+        <w:t xml:space="preserve">Scherer, K. R., &amp; Moors, A. (2019). The emotion process: Event appraisal and component differentiation.</w:t>
+      </w:r>
+      <w:r>
+        <w:t xml:space="preserve"> </w:t>
+      </w:r>
+      <w:r>
+        <w:rPr>
+          <w:i/>
+          <w:iCs/>
+        </w:rPr>
+        <w:t xml:space="preserve">Annual Review of Psychology</w:t>
+      </w:r>
+      <w:r>
+        <w:t xml:space="preserve">,</w:t>
+      </w:r>
+      <w:r>
+        <w:t xml:space="preserve"> </w:t>
+      </w:r>
+      <w:r>
+        <w:rPr>
+          <w:i/>
+          <w:iCs/>
+        </w:rPr>
+        <w:t xml:space="preserve">70</w:t>
+      </w:r>
+      <w:r>
+        <w:t xml:space="preserve">(1), 719–745.</w:t>
+      </w:r>
+      <w:r>
+        <w:t xml:space="preserve"> </w:t>
+      </w:r>
+      <w:hyperlink r:id="rId170">
+        <w:r>
+          <w:rPr>
+            <w:rStyle w:val="Hyperlink"/>
+          </w:rPr>
+          <w:t xml:space="preserve">https://doi.org/10.1146/annurev-psych-122216-011854</w:t>
+        </w:r>
+      </w:hyperlink>
+    </w:p>
+    <w:bookmarkEnd w:id="171"/>
+    <w:bookmarkStart w:id="173" w:name="ref-schulze2021"/>
+    <w:p>
+      <w:pPr>
+        <w:pStyle w:val="Bibliography"/>
+      </w:pPr>
+      <w:r>
+        <w:t xml:space="preserve">Schulze, J., Neumann, I., Magid, M., Finzi, E., Sinke, C., Wollmer, M. A., &amp; Krüger, T. H. (2021). Botulinum toxin for the management of depression: An updated review of the evidence and meta-analysis.</w:t>
+      </w:r>
+      <w:r>
+        <w:t xml:space="preserve"> </w:t>
+      </w:r>
+      <w:r>
+        <w:rPr>
+          <w:i/>
+          <w:iCs/>
+        </w:rPr>
+        <w:t xml:space="preserve">Journal of Psychiatric Research</w:t>
+      </w:r>
+      <w:r>
+        <w:t xml:space="preserve">,</w:t>
+      </w:r>
+      <w:r>
+        <w:t xml:space="preserve"> </w:t>
+      </w:r>
+      <w:r>
+        <w:rPr>
+          <w:i/>
+          <w:iCs/>
+        </w:rPr>
+        <w:t xml:space="preserve">135</w:t>
+      </w:r>
+      <w:r>
+        <w:t xml:space="preserve">, 332–340.</w:t>
+      </w:r>
+      <w:r>
+        <w:t xml:space="preserve"> </w:t>
+      </w:r>
+      <w:hyperlink r:id="rId172">
+        <w:r>
+          <w:rPr>
+            <w:rStyle w:val="Hyperlink"/>
+          </w:rPr>
+          <w:t xml:space="preserve">https://doi.org/10.15698/mic2021.02.741</w:t>
+        </w:r>
+      </w:hyperlink>
+    </w:p>
+    <w:bookmarkEnd w:id="173"/>
+    <w:bookmarkStart w:id="174" w:name="ref-smith2007"/>
+    <w:p>
+      <w:pPr>
+        <w:pStyle w:val="Bibliography"/>
+      </w:pPr>
+      <w:r>
+        <w:t xml:space="preserve">Smith, T. W. (2007).</w:t>
+      </w:r>
+      <w:r>
+        <w:t xml:space="preserve"> </w:t>
+      </w:r>
+      <w:r>
+        <w:rPr>
+          <w:i/>
+          <w:iCs/>
+        </w:rPr>
+        <w:t xml:space="preserve">Job satisfaction in the</w:t>
+      </w:r>
+      <w:r>
+        <w:rPr>
+          <w:i/>
+          <w:iCs/>
+        </w:rPr>
+        <w:t xml:space="preserve"> </w:t>
+      </w:r>
+      <w:r>
+        <w:rPr>
+          <w:i/>
+          <w:iCs/>
+        </w:rPr>
+        <w:t xml:space="preserve">United States</w:t>
+      </w:r>
+      <w:r>
+        <w:t xml:space="preserve">. National Opinion Research Center, University of Chicago.</w:t>
+      </w:r>
+    </w:p>
+    <w:bookmarkEnd w:id="174"/>
+    <w:bookmarkStart w:id="175" w:name="ref-tomkins1962"/>
+    <w:p>
+      <w:pPr>
+        <w:pStyle w:val="Bibliography"/>
+      </w:pPr>
+      <w:r>
+        <w:t xml:space="preserve">Tomkins, S. S. (1962).</w:t>
+      </w:r>
+      <w:r>
+        <w:t xml:space="preserve"> </w:t>
+      </w:r>
+      <w:r>
+        <w:rPr>
+          <w:i/>
+          <w:iCs/>
+        </w:rPr>
+        <w:t xml:space="preserve">Affect imagery consciousness: Volume</w:t>
+      </w:r>
+      <w:r>
+        <w:rPr>
+          <w:i/>
+          <w:iCs/>
+        </w:rPr>
+        <w:t xml:space="preserve"> </w:t>
+      </w:r>
+      <w:r>
+        <w:rPr>
+          <w:i/>
+          <w:iCs/>
+        </w:rPr>
+        <w:t xml:space="preserve">I</w:t>
+      </w:r>
+      <w:r>
+        <w:rPr>
+          <w:i/>
+          <w:iCs/>
+        </w:rPr>
+        <w:t xml:space="preserve">: The positive affects</w:t>
+      </w:r>
+      <w:r>
+        <w:t xml:space="preserve">. Springer Publishing Company.</w:t>
+      </w:r>
+    </w:p>
+    <w:bookmarkEnd w:id="175"/>
+    <w:bookmarkStart w:id="177" w:name="ref-tomkins1981"/>
+    <w:p>
+      <w:pPr>
+        <w:pStyle w:val="Bibliography"/>
+      </w:pPr>
+      <w:r>
+        <w:t xml:space="preserve">Tomkins, S. S. (1981). The role of facial response in the experience of emotion: A reply to</w:t>
+      </w:r>
+      <w:r>
+        <w:t xml:space="preserve"> </w:t>
+      </w:r>
+      <w:r>
+        <w:t xml:space="preserve">Tourangeau</w:t>
+      </w:r>
+      <w:r>
+        <w:t xml:space="preserve"> </w:t>
+      </w:r>
+      <w:r>
+        <w:t xml:space="preserve">and</w:t>
+      </w:r>
+      <w:r>
+        <w:t xml:space="preserve"> </w:t>
+      </w:r>
+      <w:r>
+        <w:t xml:space="preserve">Ellsworth</w:t>
+      </w:r>
+      <w:r>
+        <w:t xml:space="preserve">.</w:t>
+      </w:r>
+      <w:r>
+        <w:t xml:space="preserve"> </w:t>
+      </w:r>
+      <w:r>
+        <w:rPr>
+          <w:i/>
+          <w:iCs/>
+        </w:rPr>
+        <w:t xml:space="preserve">Journal of Personality and Social Psychology</w:t>
+      </w:r>
+      <w:r>
+        <w:t xml:space="preserve">,</w:t>
+      </w:r>
+      <w:r>
+        <w:t xml:space="preserve"> </w:t>
+      </w:r>
+      <w:r>
+        <w:rPr>
+          <w:i/>
+          <w:iCs/>
+        </w:rPr>
+        <w:t xml:space="preserve">40</w:t>
+      </w:r>
+      <w:r>
+        <w:t xml:space="preserve">(2), 355–357.</w:t>
+      </w:r>
+      <w:r>
+        <w:t xml:space="preserve"> </w:t>
+      </w:r>
+      <w:hyperlink r:id="rId176">
+        <w:r>
+          <w:rPr>
+            <w:rStyle w:val="Hyperlink"/>
+          </w:rPr>
+          <w:t xml:space="preserve">https://doi.org/10.1037/0022-3514.40.2.355</w:t>
+        </w:r>
+      </w:hyperlink>
+    </w:p>
+    <w:bookmarkEnd w:id="177"/>
+    <w:bookmarkStart w:id="179" w:name="ref-visted2018"/>
+    <w:p>
+      <w:pPr>
+        <w:pStyle w:val="Bibliography"/>
+      </w:pPr>
+      <w:r>
+        <w:t xml:space="preserve">Visted, E., Vøllestad, J., Nielsen, M. B., &amp; Schanche, E. (2018). Emotion regulation in current and remitted depression: A systematic review and meta-analysis.</w:t>
+      </w:r>
+      <w:r>
+        <w:t xml:space="preserve"> </w:t>
+      </w:r>
+      <w:r>
+        <w:rPr>
+          <w:i/>
+          <w:iCs/>
+        </w:rPr>
+        <w:t xml:space="preserve">Frontiers in Psychology</w:t>
+      </w:r>
+      <w:r>
+        <w:t xml:space="preserve">,</w:t>
+      </w:r>
+      <w:r>
+        <w:t xml:space="preserve"> </w:t>
+      </w:r>
+      <w:r>
+        <w:rPr>
+          <w:i/>
+          <w:iCs/>
+        </w:rPr>
+        <w:t xml:space="preserve">9</w:t>
+      </w:r>
+      <w:r>
+        <w:t xml:space="preserve">, 756.</w:t>
+      </w:r>
+      <w:r>
+        <w:t xml:space="preserve"> </w:t>
+      </w:r>
+      <w:hyperlink r:id="rId178">
+        <w:r>
+          <w:rPr>
+            <w:rStyle w:val="Hyperlink"/>
+          </w:rPr>
+          <w:t xml:space="preserve">https://doi.org/10.3389/fpsyg.2018.00756</w:t>
+        </w:r>
+      </w:hyperlink>
+    </w:p>
+    <w:bookmarkEnd w:id="179"/>
+    <w:bookmarkStart w:id="181" w:name="ref-wagenmakers2016"/>
+    <w:p>
+      <w:pPr>
+        <w:pStyle w:val="Bibliography"/>
+      </w:pPr>
+      <w:r>
+        <w:t xml:space="preserve">Wagenmakers, E.-J., Beek, T., Dijkhoff, L., Gronau, Q. F., Acosta, A., Adams Jr, R. B., et al.</w:t>
+      </w:r>
+      <w:r>
+        <w:t xml:space="preserve"> (2016). Registered replication report:</w:t>
+      </w:r>
+      <w:r>
+        <w:t xml:space="preserve"> </w:t>
+      </w:r>
+      <w:r>
+        <w:t xml:space="preserve">Strack, Martin, &amp; Stepper (1988)</w:t>
+      </w:r>
+      <w:r>
+        <w:t xml:space="preserve">.</w:t>
+      </w:r>
+      <w:r>
+        <w:t xml:space="preserve"> </w:t>
+      </w:r>
+      <w:r>
+        <w:rPr>
+          <w:i/>
+          <w:iCs/>
+        </w:rPr>
+        <w:t xml:space="preserve">Perspectives on Psychological Science</w:t>
+      </w:r>
+      <w:r>
+        <w:t xml:space="preserve">,</w:t>
+      </w:r>
+      <w:r>
+        <w:t xml:space="preserve"> </w:t>
+      </w:r>
+      <w:r>
+        <w:rPr>
+          <w:i/>
+          <w:iCs/>
+        </w:rPr>
+        <w:t xml:space="preserve">11</w:t>
+      </w:r>
+      <w:r>
+        <w:t xml:space="preserve">(6), 917–928.</w:t>
+      </w:r>
+      <w:r>
+        <w:t xml:space="preserve"> </w:t>
+      </w:r>
+      <w:hyperlink r:id="rId180">
+        <w:r>
+          <w:rPr>
+            <w:rStyle w:val="Hyperlink"/>
+          </w:rPr>
+          <w:t xml:space="preserve">https://doi.org/10.1177/1745691616674458</w:t>
+        </w:r>
+      </w:hyperlink>
+    </w:p>
+    <w:bookmarkEnd w:id="181"/>
+    <w:bookmarkStart w:id="182" w:name="ref-webb2012"/>
+    <w:p>
+      <w:pPr>
+        <w:pStyle w:val="Bibliography"/>
+      </w:pPr>
+      <w:r>
+        <w:t xml:space="preserve">Webb, T. L., Miles, E., &amp; Sheeran, P. (2012). Dealing with feeling: A meta-analysis of the effectiveness of strategies derived from the process model of emotion regulation.</w:t>
+      </w:r>
+      <w:r>
+        <w:t xml:space="preserve"> </w:t>
+      </w:r>
+      <w:r>
+        <w:rPr>
+          <w:i/>
+          <w:iCs/>
+        </w:rPr>
+        <w:t xml:space="preserve">Psychological Bulletin</w:t>
+      </w:r>
+      <w:r>
+        <w:t xml:space="preserve">,</w:t>
+      </w:r>
+      <w:r>
+        <w:t xml:space="preserve"> </w:t>
+      </w:r>
+      <w:r>
+        <w:rPr>
+          <w:i/>
+          <w:iCs/>
+        </w:rPr>
+        <w:t xml:space="preserve">138</w:t>
+      </w:r>
+      <w:r>
+        <w:t xml:space="preserve">(4), 775.</w:t>
+      </w:r>
+      <w:r>
+        <w:t xml:space="preserve"> </w:t>
+      </w:r>
+      <w:hyperlink r:id="rId128">
+        <w:r>
+          <w:rPr>
+            <w:rStyle w:val="Hyperlink"/>
+          </w:rPr>
+          <w:t xml:space="preserve">https://doi.org/10.1037/a0027600</w:t>
+        </w:r>
+      </w:hyperlink>
+    </w:p>
+    <w:bookmarkEnd w:id="182"/>
+    <w:bookmarkStart w:id="184" w:name="ref-wollmer2022"/>
+    <w:p>
+      <w:pPr>
+        <w:pStyle w:val="Bibliography"/>
+      </w:pPr>
+      <w:r>
+        <w:t xml:space="preserve">Wollmer, M. A., Magid, M., Kruger, T. H., &amp; Finzi, E. (2022). Treatment of depression with botulinum toxin.</w:t>
+      </w:r>
+      <w:r>
+        <w:t xml:space="preserve"> </w:t>
+      </w:r>
+      <w:r>
+        <w:rPr>
+          <w:i/>
+          <w:iCs/>
+        </w:rPr>
+        <w:t xml:space="preserve">Toxins</w:t>
+      </w:r>
+      <w:r>
+        <w:t xml:space="preserve">,</w:t>
+      </w:r>
+      <w:r>
+        <w:t xml:space="preserve"> </w:t>
+      </w:r>
+      <w:r>
+        <w:rPr>
+          <w:i/>
+          <w:iCs/>
+        </w:rPr>
+        <w:t xml:space="preserve">14</w:t>
+      </w:r>
+      <w:r>
+        <w:t xml:space="preserve">(6), 383.</w:t>
+      </w:r>
+      <w:r>
+        <w:t xml:space="preserve"> </w:t>
+      </w:r>
+      <w:hyperlink r:id="rId183">
+        <w:r>
+          <w:rPr>
+            <w:rStyle w:val="Hyperlink"/>
+          </w:rPr>
+          <w:t xml:space="preserve">https://doi.org/10.3390/toxins14060383</w:t>
+        </w:r>
+      </w:hyperlink>
+    </w:p>
+    <w:bookmarkEnd w:id="184"/>
+    <w:bookmarkStart w:id="186" w:name="ref-wood2016"/>
+    <w:p>
+      <w:pPr>
+        <w:pStyle w:val="Bibliography"/>
+      </w:pPr>
+      <w:r>
+        <w:t xml:space="preserve">Wood, A., Rychlowska, M., Korb, S., &amp; Niedenthal, P. (2016). Fashioning the face: Sensorimotor simulation contributes to facial expression recognition.</w:t>
+      </w:r>
+      <w:r>
+        <w:t xml:space="preserve"> </w:t>
+      </w:r>
+      <w:r>
+        <w:rPr>
+          <w:i/>
+          <w:iCs/>
+        </w:rPr>
+        <w:t xml:space="preserve">Trends in Cognitive Sciences</w:t>
+      </w:r>
+      <w:r>
+        <w:t xml:space="preserve">,</w:t>
+      </w:r>
+      <w:r>
+        <w:t xml:space="preserve"> </w:t>
+      </w:r>
+      <w:r>
+        <w:rPr>
+          <w:i/>
+          <w:iCs/>
+        </w:rPr>
+        <w:t xml:space="preserve">20</w:t>
+      </w:r>
+      <w:r>
+        <w:t xml:space="preserve">(3), 227–240.</w:t>
+      </w:r>
+      <w:r>
+        <w:t xml:space="preserve"> </w:t>
+      </w:r>
+      <w:hyperlink r:id="rId185">
+        <w:r>
+          <w:rPr>
+            <w:rStyle w:val="Hyperlink"/>
+          </w:rPr>
+          <w:t xml:space="preserve">https://doi.org/10.1016/j.tics.2015.12.010</w:t>
+        </w:r>
+      </w:hyperlink>
+    </w:p>
+    <w:bookmarkEnd w:id="186"/>
+    <w:bookmarkStart w:id="188" w:name="ref-yu2023"/>
+    <w:p>
+      <w:pPr>
+        <w:pStyle w:val="Bibliography"/>
+      </w:pPr>
+      <w:r>
+        <w:t xml:space="preserve">Yu, C.-W. F., Haase, C. M., &amp; Chang, J.-H. (2023). Habitual expressive suppression of positive, but not negative, emotions consistently predicts lower well-being across two culturally distinct regions.</w:t>
       </w:r>
       <w:r>
         <w:t xml:space="preserve"> </w:t>
@@ -6448,38 +8747,38 @@
         <w:t xml:space="preserve">4</w:t>
       </w:r>
       <w:r>
-        <w:t xml:space="preserve">(3), 500–505.</w:t>
-      </w:r>
-      <w:r>
-        <w:t xml:space="preserve"> </w:t>
-      </w:r>
-      <w:hyperlink r:id="rId97">
-        <w:r>
-          <w:rPr>
-            <w:rStyle w:val="Hyperlink"/>
-          </w:rPr>
-          <w:t xml:space="preserve">https://doi.org/10.1007/s42761-023-00195-0</w:t>
-        </w:r>
-      </w:hyperlink>
-    </w:p>
-    <w:bookmarkEnd w:id="98"/>
-    <w:bookmarkStart w:id="100" w:name="ref-damasio2013"/>
+        <w:t xml:space="preserve">(4), 684–701.</w:t>
+      </w:r>
+      <w:r>
+        <w:t xml:space="preserve"> </w:t>
+      </w:r>
+      <w:hyperlink r:id="rId187">
+        <w:r>
+          <w:rPr>
+            <w:rStyle w:val="Hyperlink"/>
+          </w:rPr>
+          <w:t xml:space="preserve">https://doi.org/10.1007/s42761-023-00221-1</w:t>
+        </w:r>
+      </w:hyperlink>
+    </w:p>
+    <w:bookmarkEnd w:id="188"/>
+    <w:bookmarkStart w:id="190" w:name="ref-zapf2021"/>
     <w:p>
       <w:pPr>
         <w:pStyle w:val="Bibliography"/>
       </w:pPr>
       <w:r>
-        <w:t xml:space="preserve">Damasio, A., &amp; Carvalho, G. B. (2013). The nature of feelings: Evolutionary and neurobiological origins.</w:t>
-      </w:r>
-      <w:r>
-        <w:t xml:space="preserve"> </w:t>
-      </w:r>
-      <w:r>
-        <w:rPr>
-          <w:i/>
-          <w:iCs/>
-        </w:rPr>
-        <w:t xml:space="preserve">Nature Reviews Neuroscience</w:t>
+        <w:t xml:space="preserve">Zapf, D., Kern, M., Tschan, F., Holman, D., &amp; Semmer, N. K. (2021). Emotion work: A work psychology perspective.</w:t>
+      </w:r>
+      <w:r>
+        <w:t xml:space="preserve"> </w:t>
+      </w:r>
+      <w:r>
+        <w:rPr>
+          <w:i/>
+          <w:iCs/>
+        </w:rPr>
+        <w:t xml:space="preserve">Annual Review of Organizational Psychology and Organizational Behavior</w:t>
       </w:r>
       <w:r>
         <w:t xml:space="preserve">,</w:t>
@@ -6492,41 +8791,53 @@
           <w:i/>
           <w:iCs/>
         </w:rPr>
-        <w:t xml:space="preserve">14</w:t>
-      </w:r>
-      <w:r>
-        <w:t xml:space="preserve">(2), 143–152.</w:t>
-      </w:r>
-      <w:r>
-        <w:t xml:space="preserve"> </w:t>
-      </w:r>
-      <w:hyperlink r:id="rId99">
-        <w:r>
-          <w:rPr>
-            <w:rStyle w:val="Hyperlink"/>
-          </w:rPr>
-          <w:t xml:space="preserve">https://doi.org/10.1038/nrn3403</w:t>
-        </w:r>
-      </w:hyperlink>
-    </w:p>
-    <w:bookmarkEnd w:id="100"/>
-    <w:bookmarkStart w:id="102" w:name="ref-diener1985"/>
+        <w:t xml:space="preserve">8</w:t>
+      </w:r>
+      <w:r>
+        <w:t xml:space="preserve">(1), 139–172.</w:t>
+      </w:r>
+      <w:r>
+        <w:t xml:space="preserve"> </w:t>
+      </w:r>
+      <w:hyperlink r:id="rId189">
+        <w:r>
+          <w:rPr>
+            <w:rStyle w:val="Hyperlink"/>
+          </w:rPr>
+          <w:t xml:space="preserve">https://doi.org/10.1146/annurev-orgpsych-012420-062451</w:t>
+        </w:r>
+      </w:hyperlink>
+    </w:p>
+    <w:bookmarkEnd w:id="190"/>
+    <w:bookmarkStart w:id="192" w:name="ref-zhu2021"/>
     <w:p>
       <w:pPr>
         <w:pStyle w:val="Bibliography"/>
       </w:pPr>
       <w:r>
-        <w:t xml:space="preserve">Diener, E., Emmons, R. A., Larsen, R. J., &amp; Griffin, S. (1985). The satisfaction with life scale.</w:t>
-      </w:r>
-      <w:r>
-        <w:t xml:space="preserve"> </w:t>
-      </w:r>
-      <w:r>
-        <w:rPr>
-          <w:i/>
-          <w:iCs/>
-        </w:rPr>
-        <w:t xml:space="preserve">Journal of Personality Assessment</w:t>
+        <w:t xml:space="preserve">Zhu, C., Jiang, Y., Wang, Y., Liu, D., &amp; Luo, W. (2021). Arithmetic performance is modulated by cognitive reappraisal and expression suppression: Evidence from behavioral and</w:t>
+      </w:r>
+      <w:r>
+        <w:t xml:space="preserve"> </w:t>
+      </w:r>
+      <w:r>
+        <w:t xml:space="preserve">ERP</w:t>
+      </w:r>
+      <w:r>
+        <w:t xml:space="preserve"> </w:t>
+      </w:r>
+      <w:r>
+        <w:t xml:space="preserve">findings.</w:t>
+      </w:r>
+      <w:r>
+        <w:t xml:space="preserve"> </w:t>
+      </w:r>
+      <w:r>
+        <w:rPr>
+          <w:i/>
+          <w:iCs/>
+        </w:rPr>
+        <w:t xml:space="preserve">Neuropsychologia</w:t>
       </w:r>
       <w:r>
         <w:t xml:space="preserve">,</w:t>
@@ -6539,2268 +8850,10 @@
           <w:i/>
           <w:iCs/>
         </w:rPr>
-        <w:t xml:space="preserve">49</w:t>
-      </w:r>
-      <w:r>
-        <w:t xml:space="preserve">(1), 71–75.</w:t>
-      </w:r>
-      <w:r>
-        <w:t xml:space="preserve"> </w:t>
-      </w:r>
-      <w:hyperlink r:id="rId101">
-        <w:r>
-          <w:rPr>
-            <w:rStyle w:val="Hyperlink"/>
-          </w:rPr>
-          <w:t xml:space="preserve">https://doi.org/10.1207/s15327752jpa4901_13</w:t>
-        </w:r>
-      </w:hyperlink>
-    </w:p>
-    <w:bookmarkEnd w:id="102"/>
-    <w:bookmarkStart w:id="104" w:name="ref-dryman2018"/>
-    <w:p>
-      <w:pPr>
-        <w:pStyle w:val="Bibliography"/>
-      </w:pPr>
-      <w:r>
-        <w:t xml:space="preserve">Dryman, M. T., &amp; Heimberg, R. G. (2018). Emotion regulation in social anxiety and depression: A systematic review of expressive suppression and cognitive reappraisal.</w:t>
-      </w:r>
-      <w:r>
-        <w:t xml:space="preserve"> </w:t>
-      </w:r>
-      <w:r>
-        <w:rPr>
-          <w:i/>
-          <w:iCs/>
-        </w:rPr>
-        <w:t xml:space="preserve">Clinical Psychology Review</w:t>
-      </w:r>
-      <w:r>
-        <w:t xml:space="preserve">,</w:t>
-      </w:r>
-      <w:r>
-        <w:t xml:space="preserve"> </w:t>
-      </w:r>
-      <w:r>
-        <w:rPr>
-          <w:i/>
-          <w:iCs/>
-        </w:rPr>
-        <w:t xml:space="preserve">65</w:t>
-      </w:r>
-      <w:r>
-        <w:t xml:space="preserve">, 17–42.</w:t>
-      </w:r>
-      <w:r>
-        <w:t xml:space="preserve"> </w:t>
-      </w:r>
-      <w:hyperlink r:id="rId103">
-        <w:r>
-          <w:rPr>
-            <w:rStyle w:val="Hyperlink"/>
-          </w:rPr>
-          <w:t xml:space="preserve">https://doi.org/10.1016/j.cpr.2018.07.004</w:t>
-        </w:r>
-      </w:hyperlink>
-    </w:p>
-    <w:bookmarkEnd w:id="104"/>
-    <w:bookmarkStart w:id="106" w:name="ref-efthimiou2024happiness"/>
-    <w:p>
-      <w:pPr>
-        <w:pStyle w:val="Bibliography"/>
-      </w:pPr>
-      <w:r>
-        <w:t xml:space="preserve">Efthimiou, T.-N., Baker, J., Clarke, A., Elsenaar, A., Mehu, M., &amp; Korb, S. (2024). Zygomaticus activation through facial neuromuscular electrical stimulation (</w:t>
-      </w:r>
-      <w:r>
-        <w:t xml:space="preserve">fNMES</w:t>
-      </w:r>
-      <w:r>
-        <w:t xml:space="preserve">) induces happiness perception in ambiguous facial expressions and affects neural correlates of face processing.</w:t>
-      </w:r>
-      <w:r>
-        <w:t xml:space="preserve"> </w:t>
-      </w:r>
-      <w:r>
-        <w:rPr>
-          <w:i/>
-          <w:iCs/>
-        </w:rPr>
-        <w:t xml:space="preserve">Social Cognitive and Affective Neuroscience</w:t>
-      </w:r>
-      <w:r>
-        <w:t xml:space="preserve">,</w:t>
-      </w:r>
-      <w:r>
-        <w:t xml:space="preserve"> </w:t>
-      </w:r>
-      <w:r>
-        <w:rPr>
-          <w:i/>
-          <w:iCs/>
-        </w:rPr>
-        <w:t xml:space="preserve">19</w:t>
-      </w:r>
-      <w:r>
-        <w:t xml:space="preserve">(1), nsae013.</w:t>
-      </w:r>
-      <w:r>
-        <w:t xml:space="preserve"> </w:t>
-      </w:r>
-      <w:hyperlink r:id="rId105">
-        <w:r>
-          <w:rPr>
-            <w:rStyle w:val="Hyperlink"/>
-          </w:rPr>
-          <w:t xml:space="preserve">https://doi.org/10.1093/scan/nsae013</w:t>
-        </w:r>
-      </w:hyperlink>
-    </w:p>
-    <w:bookmarkEnd w:id="106"/>
-    <w:bookmarkStart w:id="108" w:name="ref-efthimiou2024smiling"/>
-    <w:p>
-      <w:pPr>
-        <w:pStyle w:val="Bibliography"/>
-      </w:pPr>
-      <w:r>
-        <w:t xml:space="preserve">Efthimiou, T.-N., Baker, J., Elsenaar, A., Mehu, M., &amp; Korb, S. (2024). Smiling and frowning induced by facial neuromuscular electrical stimulation (</w:t>
-      </w:r>
-      <w:r>
-        <w:t xml:space="preserve">fNMES</w:t>
-      </w:r>
-      <w:r>
-        <w:t xml:space="preserve">) modulate felt emotion and physiology.</w:t>
-      </w:r>
-      <w:r>
-        <w:t xml:space="preserve"> </w:t>
-      </w:r>
-      <w:r>
-        <w:rPr>
-          <w:i/>
-          <w:iCs/>
-        </w:rPr>
-        <w:t xml:space="preserve">Emotion</w:t>
-      </w:r>
-      <w:r>
-        <w:t xml:space="preserve">.</w:t>
-      </w:r>
-      <w:r>
-        <w:t xml:space="preserve"> </w:t>
-      </w:r>
-      <w:hyperlink r:id="rId107">
-        <w:r>
-          <w:rPr>
-            <w:rStyle w:val="Hyperlink"/>
-          </w:rPr>
-          <w:t xml:space="preserve">https://doi.org/10.1037/emo0001408</w:t>
-        </w:r>
-      </w:hyperlink>
-    </w:p>
-    <w:bookmarkEnd w:id="108"/>
-    <w:bookmarkStart w:id="110" w:name="ref-ekman1993"/>
-    <w:p>
-      <w:pPr>
-        <w:pStyle w:val="Bibliography"/>
-      </w:pPr>
-      <w:r>
-        <w:t xml:space="preserve">Ekman, P. (1993). Facial expression and emotion.</w:t>
-      </w:r>
-      <w:r>
-        <w:t xml:space="preserve"> </w:t>
-      </w:r>
-      <w:r>
-        <w:rPr>
-          <w:i/>
-          <w:iCs/>
-        </w:rPr>
-        <w:t xml:space="preserve">American Psychologist</w:t>
-      </w:r>
-      <w:r>
-        <w:t xml:space="preserve">,</w:t>
-      </w:r>
-      <w:r>
-        <w:t xml:space="preserve"> </w:t>
-      </w:r>
-      <w:r>
-        <w:rPr>
-          <w:i/>
-          <w:iCs/>
-        </w:rPr>
-        <w:t xml:space="preserve">48</w:t>
-      </w:r>
-      <w:r>
-        <w:t xml:space="preserve">(4), 384–392.</w:t>
-      </w:r>
-      <w:r>
-        <w:t xml:space="preserve"> </w:t>
-      </w:r>
-      <w:hyperlink r:id="rId109">
-        <w:r>
-          <w:rPr>
-            <w:rStyle w:val="Hyperlink"/>
-          </w:rPr>
-          <w:t xml:space="preserve">https://doi.org/10.1037/0003-066X.48.4.384</w:t>
-        </w:r>
-      </w:hyperlink>
-    </w:p>
-    <w:bookmarkEnd w:id="110"/>
-    <w:bookmarkStart w:id="112" w:name="ref-ekman2003"/>
-    <w:p>
-      <w:pPr>
-        <w:pStyle w:val="Bibliography"/>
-      </w:pPr>
-      <w:r>
-        <w:t xml:space="preserve">Ekman, P. (2003). Darwin, deception, and facial expression.</w:t>
-      </w:r>
-      <w:r>
-        <w:t xml:space="preserve"> </w:t>
-      </w:r>
-      <w:r>
-        <w:rPr>
-          <w:i/>
-          <w:iCs/>
-        </w:rPr>
-        <w:t xml:space="preserve">Annals of the New York Academy of Sciences</w:t>
-      </w:r>
-      <w:r>
-        <w:t xml:space="preserve">,</w:t>
-      </w:r>
-      <w:r>
-        <w:t xml:space="preserve"> </w:t>
-      </w:r>
-      <w:r>
-        <w:rPr>
-          <w:i/>
-          <w:iCs/>
-        </w:rPr>
-        <w:t xml:space="preserve">1000</w:t>
-      </w:r>
-      <w:r>
-        <w:t xml:space="preserve">(1), 205–221.</w:t>
-      </w:r>
-      <w:r>
-        <w:t xml:space="preserve"> </w:t>
-      </w:r>
-      <w:hyperlink r:id="rId111">
-        <w:r>
-          <w:rPr>
-            <w:rStyle w:val="Hyperlink"/>
-          </w:rPr>
-          <w:t xml:space="preserve">https://doi.org/10.1196/annals.1280.010</w:t>
-        </w:r>
-      </w:hyperlink>
-    </w:p>
-    <w:bookmarkEnd w:id="112"/>
-    <w:bookmarkStart w:id="114" w:name="ref-ekman1978"/>
-    <w:p>
-      <w:pPr>
-        <w:pStyle w:val="Bibliography"/>
-      </w:pPr>
-      <w:r>
-        <w:t xml:space="preserve">Ekman, P., &amp; Friesen, W. V. (1978).</w:t>
-      </w:r>
-      <w:r>
-        <w:t xml:space="preserve"> </w:t>
-      </w:r>
-      <w:r>
-        <w:rPr>
-          <w:i/>
-          <w:iCs/>
-        </w:rPr>
-        <w:t xml:space="preserve">Facial action coding system</w:t>
-      </w:r>
-      <w:r>
-        <w:t xml:space="preserve">. Environmental Psychology &amp; Nonverbal Behavior.</w:t>
-      </w:r>
-      <w:r>
-        <w:t xml:space="preserve"> </w:t>
-      </w:r>
-      <w:hyperlink r:id="rId113">
-        <w:r>
-          <w:rPr>
-            <w:rStyle w:val="Hyperlink"/>
-          </w:rPr>
-          <w:t xml:space="preserve">https://doi.org/10.1037/t27734-000</w:t>
-        </w:r>
-      </w:hyperlink>
-    </w:p>
-    <w:bookmarkEnd w:id="114"/>
-    <w:bookmarkStart w:id="116" w:name="ref-feldman2024"/>
-    <w:p>
-      <w:pPr>
-        <w:pStyle w:val="Bibliography"/>
-      </w:pPr>
-      <w:r>
-        <w:t xml:space="preserve">Feldman, M., Bliss-Moreau, E., &amp; Lindquist, K. (2024). The neurobiology of interoception and affect.</w:t>
-      </w:r>
-      <w:r>
-        <w:t xml:space="preserve"> </w:t>
-      </w:r>
-      <w:r>
-        <w:rPr>
-          <w:i/>
-          <w:iCs/>
-        </w:rPr>
-        <w:t xml:space="preserve">Trends in Cognitive Sciences</w:t>
-      </w:r>
-      <w:r>
-        <w:t xml:space="preserve">.</w:t>
-      </w:r>
-      <w:r>
-        <w:t xml:space="preserve"> </w:t>
-      </w:r>
-      <w:hyperlink r:id="rId115">
-        <w:r>
-          <w:rPr>
-            <w:rStyle w:val="Hyperlink"/>
-          </w:rPr>
-          <w:t xml:space="preserve">https://doi.org/10.1016/j.tics.2024.01.009</w:t>
-        </w:r>
-      </w:hyperlink>
-    </w:p>
-    <w:bookmarkEnd w:id="116"/>
-    <w:bookmarkStart w:id="118" w:name="ref-fernandes2021"/>
-    <w:p>
-      <w:pPr>
-        <w:pStyle w:val="Bibliography"/>
-      </w:pPr>
-      <w:r>
-        <w:t xml:space="preserve">Fernandes, M. A., &amp; Tone, E. B. (2021). A systematic review and meta-analysis of the association between expressive suppression and positive affect.</w:t>
-      </w:r>
-      <w:r>
-        <w:t xml:space="preserve"> </w:t>
-      </w:r>
-      <w:r>
-        <w:rPr>
-          <w:i/>
-          <w:iCs/>
-        </w:rPr>
-        <w:t xml:space="preserve">Clinical Psychology Review</w:t>
-      </w:r>
-      <w:r>
-        <w:t xml:space="preserve">,</w:t>
-      </w:r>
-      <w:r>
-        <w:t xml:space="preserve"> </w:t>
-      </w:r>
-      <w:r>
-        <w:rPr>
-          <w:i/>
-          <w:iCs/>
-        </w:rPr>
-        <w:t xml:space="preserve">88</w:t>
-      </w:r>
-      <w:r>
-        <w:t xml:space="preserve">, 102068.</w:t>
-      </w:r>
-      <w:r>
-        <w:t xml:space="preserve"> </w:t>
-      </w:r>
-      <w:hyperlink r:id="rId117">
-        <w:r>
-          <w:rPr>
-            <w:rStyle w:val="Hyperlink"/>
-          </w:rPr>
-          <w:t xml:space="preserve">https://doi.org/10.1016/j.cpr.2021.102068</w:t>
-        </w:r>
-      </w:hyperlink>
-    </w:p>
-    <w:bookmarkEnd w:id="118"/>
-    <w:bookmarkStart w:id="119" w:name="ref-galison1997"/>
-    <w:p>
-      <w:pPr>
-        <w:pStyle w:val="Bibliography"/>
-      </w:pPr>
-      <w:r>
-        <w:t xml:space="preserve">Galison, P. (1997).</w:t>
-      </w:r>
-      <w:r>
-        <w:t xml:space="preserve"> </w:t>
-      </w:r>
-      <w:r>
-        <w:rPr>
-          <w:i/>
-          <w:iCs/>
-        </w:rPr>
-        <w:t xml:space="preserve">Image and logic: A material culture of microphysics</w:t>
-      </w:r>
-      <w:r>
-        <w:t xml:space="preserve">. University of Chicago Press.</w:t>
-      </w:r>
-    </w:p>
-    <w:bookmarkEnd w:id="119"/>
-    <w:bookmarkStart w:id="121" w:name="ref-garbarski2025"/>
-    <w:p>
-      <w:pPr>
-        <w:pStyle w:val="Bibliography"/>
-      </w:pPr>
-      <w:r>
-        <w:t xml:space="preserve">Garbarski, D., Dykema, J., Yonker, J. A., Bae, R. E., &amp; Rosenfeld, R. A. (2025). Improving the measurement of gender in surveys: Effects of categorical versus open-ended response formats on measurement and data quality among college students.</w:t>
-      </w:r>
-      <w:r>
-        <w:t xml:space="preserve"> </w:t>
-      </w:r>
-      <w:r>
-        <w:rPr>
-          <w:i/>
-          <w:iCs/>
-        </w:rPr>
-        <w:t xml:space="preserve">Journal of Survey Statistics and Methodology</w:t>
-      </w:r>
-      <w:r>
-        <w:t xml:space="preserve">,</w:t>
-      </w:r>
-      <w:r>
-        <w:t xml:space="preserve"> </w:t>
-      </w:r>
-      <w:r>
-        <w:rPr>
-          <w:i/>
-          <w:iCs/>
-        </w:rPr>
-        <w:t xml:space="preserve">13</w:t>
-      </w:r>
-      <w:r>
-        <w:t xml:space="preserve">(1), 18–38.</w:t>
-      </w:r>
-      <w:r>
-        <w:t xml:space="preserve"> </w:t>
-      </w:r>
-      <w:hyperlink r:id="rId120">
-        <w:r>
-          <w:rPr>
-            <w:rStyle w:val="Hyperlink"/>
-          </w:rPr>
-          <w:t xml:space="preserve">https://doi.org/10.1093/jssam/smae043</w:t>
-        </w:r>
-      </w:hyperlink>
-    </w:p>
-    <w:bookmarkEnd w:id="121"/>
-    <w:bookmarkStart w:id="123" w:name="ref-grandey2015"/>
-    <w:p>
-      <w:pPr>
-        <w:pStyle w:val="Bibliography"/>
-      </w:pPr>
-      <w:r>
-        <w:t xml:space="preserve">Grandey, A. A., Rupp, D., &amp; Brice, W. N. (2015). Emotional labor threatens decent work: A proposal to eradicate emotional display rules.</w:t>
-      </w:r>
-      <w:r>
-        <w:t xml:space="preserve"> </w:t>
-      </w:r>
-      <w:r>
-        <w:rPr>
-          <w:i/>
-          <w:iCs/>
-        </w:rPr>
-        <w:t xml:space="preserve">Journal of Organizational Behavior</w:t>
-      </w:r>
-      <w:r>
-        <w:t xml:space="preserve">,</w:t>
-      </w:r>
-      <w:r>
-        <w:t xml:space="preserve"> </w:t>
-      </w:r>
-      <w:r>
-        <w:rPr>
-          <w:i/>
-          <w:iCs/>
-        </w:rPr>
-        <w:t xml:space="preserve">36</w:t>
-      </w:r>
-      <w:r>
-        <w:t xml:space="preserve">(6), 770–785.</w:t>
-      </w:r>
-      <w:r>
-        <w:t xml:space="preserve"> </w:t>
-      </w:r>
-      <w:hyperlink r:id="rId122">
-        <w:r>
-          <w:rPr>
-            <w:rStyle w:val="Hyperlink"/>
-          </w:rPr>
-          <w:t xml:space="preserve">https://doi.org/10.1002/job.2020</w:t>
-        </w:r>
-      </w:hyperlink>
-    </w:p>
-    <w:bookmarkEnd w:id="123"/>
-    <w:bookmarkStart w:id="125" w:name="ref-gross1998"/>
-    <w:p>
-      <w:pPr>
-        <w:pStyle w:val="Bibliography"/>
-      </w:pPr>
-      <w:r>
-        <w:t xml:space="preserve">Gross, J. J. (1998). The emerging field of emotion regulation: An integrative review.</w:t>
-      </w:r>
-      <w:r>
-        <w:t xml:space="preserve"> </w:t>
-      </w:r>
-      <w:r>
-        <w:rPr>
-          <w:i/>
-          <w:iCs/>
-        </w:rPr>
-        <w:t xml:space="preserve">Review of General Psychology</w:t>
-      </w:r>
-      <w:r>
-        <w:t xml:space="preserve">,</w:t>
-      </w:r>
-      <w:r>
-        <w:t xml:space="preserve"> </w:t>
-      </w:r>
-      <w:r>
-        <w:rPr>
-          <w:i/>
-          <w:iCs/>
-        </w:rPr>
-        <w:t xml:space="preserve">2</w:t>
-      </w:r>
-      <w:r>
-        <w:t xml:space="preserve">(3), 271–299.</w:t>
-      </w:r>
-      <w:r>
-        <w:t xml:space="preserve"> </w:t>
-      </w:r>
-      <w:hyperlink r:id="rId124">
-        <w:r>
-          <w:rPr>
-            <w:rStyle w:val="Hyperlink"/>
-          </w:rPr>
-          <w:t xml:space="preserve">https://doi.org/10.1037/1089-2680.2.3.271</w:t>
-        </w:r>
-      </w:hyperlink>
-    </w:p>
-    <w:bookmarkEnd w:id="125"/>
-    <w:bookmarkStart w:id="127" w:name="ref-hager1981"/>
-    <w:p>
-      <w:pPr>
-        <w:pStyle w:val="Bibliography"/>
-      </w:pPr>
-      <w:r>
-        <w:t xml:space="preserve">Hager, J. C., &amp; Ekman, P. (1981). Methodological problems in</w:t>
-      </w:r>
-      <w:r>
-        <w:t xml:space="preserve"> </w:t>
-      </w:r>
-      <w:r>
-        <w:t xml:space="preserve">Tourangeau</w:t>
-      </w:r>
-      <w:r>
-        <w:t xml:space="preserve"> </w:t>
-      </w:r>
-      <w:r>
-        <w:t xml:space="preserve">and</w:t>
-      </w:r>
-      <w:r>
-        <w:t xml:space="preserve"> </w:t>
-      </w:r>
-      <w:r>
-        <w:t xml:space="preserve">Ellsworth</w:t>
-      </w:r>
-      <w:r>
-        <w:t xml:space="preserve">’s study of facial expression and experience of emotion.</w:t>
-      </w:r>
-      <w:r>
-        <w:t xml:space="preserve"> </w:t>
-      </w:r>
-      <w:r>
-        <w:rPr>
-          <w:i/>
-          <w:iCs/>
-        </w:rPr>
-        <w:t xml:space="preserve">Journal of Personality and Social Psychology</w:t>
-      </w:r>
-      <w:r>
-        <w:t xml:space="preserve">,</w:t>
-      </w:r>
-      <w:r>
-        <w:t xml:space="preserve"> </w:t>
-      </w:r>
-      <w:r>
-        <w:rPr>
-          <w:i/>
-          <w:iCs/>
-        </w:rPr>
-        <w:t xml:space="preserve">40</w:t>
-      </w:r>
-      <w:r>
-        <w:t xml:space="preserve">(2), 358–362.</w:t>
-      </w:r>
-      <w:r>
-        <w:t xml:space="preserve"> </w:t>
-      </w:r>
-      <w:hyperlink r:id="rId126">
-        <w:r>
-          <w:rPr>
-            <w:rStyle w:val="Hyperlink"/>
-          </w:rPr>
-          <w:t xml:space="preserve">https://doi.org/10.1037/0022-3514.40.2.358</w:t>
-        </w:r>
-      </w:hyperlink>
-    </w:p>
-    <w:bookmarkEnd w:id="127"/>
-    <w:bookmarkStart w:id="129" w:name="ref-harmonjones2016"/>
-    <w:p>
-      <w:pPr>
-        <w:pStyle w:val="Bibliography"/>
-      </w:pPr>
-      <w:r>
-        <w:t xml:space="preserve">Harmon-Jones, C., Bastian, B., &amp; Harmon-Jones, E. (2016). The discrete emotions questionnaire: A new tool for measuring state self-reported emotions.</w:t>
-      </w:r>
-      <w:r>
-        <w:t xml:space="preserve"> </w:t>
-      </w:r>
-      <w:r>
-        <w:rPr>
-          <w:i/>
-          <w:iCs/>
-        </w:rPr>
-        <w:t xml:space="preserve">PloS One</w:t>
-      </w:r>
-      <w:r>
-        <w:t xml:space="preserve">,</w:t>
-      </w:r>
-      <w:r>
-        <w:t xml:space="preserve"> </w:t>
-      </w:r>
-      <w:r>
-        <w:rPr>
-          <w:i/>
-          <w:iCs/>
-        </w:rPr>
-        <w:t xml:space="preserve">11</w:t>
-      </w:r>
-      <w:r>
-        <w:t xml:space="preserve">(8), e0159915.</w:t>
-      </w:r>
-      <w:r>
-        <w:t xml:space="preserve"> </w:t>
-      </w:r>
-      <w:hyperlink r:id="rId128">
-        <w:r>
-          <w:rPr>
-            <w:rStyle w:val="Hyperlink"/>
-          </w:rPr>
-          <w:t xml:space="preserve">https://doi.org/10.1371/journal.pone.0159915</w:t>
-        </w:r>
-      </w:hyperlink>
-    </w:p>
-    <w:bookmarkEnd w:id="129"/>
-    <w:bookmarkStart w:id="131" w:name="ref-hochschild1979"/>
-    <w:p>
-      <w:pPr>
-        <w:pStyle w:val="Bibliography"/>
-      </w:pPr>
-      <w:r>
-        <w:t xml:space="preserve">Hochschild, A. R. (1979). Emotion work, feeling rules, and social structure.</w:t>
-      </w:r>
-      <w:r>
-        <w:t xml:space="preserve"> </w:t>
-      </w:r>
-      <w:r>
-        <w:rPr>
-          <w:i/>
-          <w:iCs/>
-        </w:rPr>
-        <w:t xml:space="preserve">American Journal of Sociology</w:t>
-      </w:r>
-      <w:r>
-        <w:t xml:space="preserve">,</w:t>
-      </w:r>
-      <w:r>
-        <w:t xml:space="preserve"> </w:t>
-      </w:r>
-      <w:r>
-        <w:rPr>
-          <w:i/>
-          <w:iCs/>
-        </w:rPr>
-        <w:t xml:space="preserve">85</w:t>
-      </w:r>
-      <w:r>
-        <w:t xml:space="preserve">(3), 551–575.</w:t>
-      </w:r>
-      <w:r>
-        <w:t xml:space="preserve"> </w:t>
-      </w:r>
-      <w:hyperlink r:id="rId130">
-        <w:r>
-          <w:rPr>
-            <w:rStyle w:val="Hyperlink"/>
-          </w:rPr>
-          <w:t xml:space="preserve">https://www.jstor.org/stable/2778583</w:t>
-        </w:r>
-      </w:hyperlink>
-    </w:p>
-    <w:bookmarkEnd w:id="131"/>
-    <w:bookmarkStart w:id="133" w:name="ref-hu2014"/>
-    <w:p>
-      <w:pPr>
-        <w:pStyle w:val="Bibliography"/>
-      </w:pPr>
-      <w:r>
-        <w:t xml:space="preserve">Hu, T., Zhang, D., Wang, J., Mistry, R., Ran, G., &amp; Wang, X. (2014). Relation between emotion regulation and mental health: A meta-analysis review.</w:t>
-      </w:r>
-      <w:r>
-        <w:t xml:space="preserve"> </w:t>
-      </w:r>
-      <w:r>
-        <w:rPr>
-          <w:i/>
-          <w:iCs/>
-        </w:rPr>
-        <w:t xml:space="preserve">Psychological Reports</w:t>
-      </w:r>
-      <w:r>
-        <w:t xml:space="preserve">,</w:t>
-      </w:r>
-      <w:r>
-        <w:t xml:space="preserve"> </w:t>
-      </w:r>
-      <w:r>
-        <w:rPr>
-          <w:i/>
-          <w:iCs/>
-        </w:rPr>
-        <w:t xml:space="preserve">114</w:t>
-      </w:r>
-      <w:r>
-        <w:t xml:space="preserve">(2), 341–362.</w:t>
-      </w:r>
-      <w:r>
-        <w:t xml:space="preserve"> </w:t>
-      </w:r>
-      <w:hyperlink r:id="rId132">
-        <w:r>
-          <w:rPr>
-            <w:rStyle w:val="Hyperlink"/>
-          </w:rPr>
-          <w:t xml:space="preserve">https://doi.org/10.1037/a0027600</w:t>
-        </w:r>
-      </w:hyperlink>
-    </w:p>
-    <w:bookmarkEnd w:id="133"/>
-    <w:bookmarkStart w:id="135" w:name="ref-hulsheger2011"/>
-    <w:p>
-      <w:pPr>
-        <w:pStyle w:val="Bibliography"/>
-      </w:pPr>
-      <w:r>
-        <w:t xml:space="preserve">Hülsheger, U. R., &amp; Schewe, A. F. (2011). On the costs and benefits of emotional labor: A meta-analysis of three decades of research.</w:t>
-      </w:r>
-      <w:r>
-        <w:t xml:space="preserve"> </w:t>
-      </w:r>
-      <w:r>
-        <w:rPr>
-          <w:i/>
-          <w:iCs/>
-        </w:rPr>
-        <w:t xml:space="preserve">Journal of Occupational Health Psychology</w:t>
-      </w:r>
-      <w:r>
-        <w:t xml:space="preserve">,</w:t>
-      </w:r>
-      <w:r>
-        <w:t xml:space="preserve"> </w:t>
-      </w:r>
-      <w:r>
-        <w:rPr>
-          <w:i/>
-          <w:iCs/>
-        </w:rPr>
-        <w:t xml:space="preserve">16</w:t>
-      </w:r>
-      <w:r>
-        <w:t xml:space="preserve">(3), 361.</w:t>
-      </w:r>
-      <w:r>
-        <w:t xml:space="preserve"> </w:t>
-      </w:r>
-      <w:hyperlink r:id="rId134">
-        <w:r>
-          <w:rPr>
-            <w:rStyle w:val="Hyperlink"/>
-          </w:rPr>
-          <w:t xml:space="preserve">https://doi.org/10.1037/a0022876</w:t>
-        </w:r>
-      </w:hyperlink>
-    </w:p>
-    <w:bookmarkEnd w:id="135"/>
-    <w:bookmarkStart w:id="136" w:name="ref-humeai2025"/>
-    <w:p>
-      <w:pPr>
-        <w:pStyle w:val="Bibliography"/>
-      </w:pPr>
-      <w:r>
-        <w:t xml:space="preserve">Hume AI Inc. (2025).</w:t>
-      </w:r>
-      <w:r>
-        <w:t xml:space="preserve"> </w:t>
-      </w:r>
-      <w:hyperlink r:id="rId31">
-        <w:r>
-          <w:rPr>
-            <w:rStyle w:val="Hyperlink"/>
-          </w:rPr>
-          <w:t xml:space="preserve">https://www.hume.ai/</w:t>
-        </w:r>
-      </w:hyperlink>
-    </w:p>
-    <w:bookmarkEnd w:id="136"/>
-    <w:bookmarkStart w:id="138" w:name="ref-james1884"/>
-    <w:p>
-      <w:pPr>
-        <w:pStyle w:val="Bibliography"/>
-      </w:pPr>
-      <w:r>
-        <w:t xml:space="preserve">James, W. (1884). What is emotion?</w:t>
-      </w:r>
-      <w:r>
-        <w:t xml:space="preserve"> </w:t>
-      </w:r>
-      <w:r>
-        <w:rPr>
-          <w:i/>
-          <w:iCs/>
-        </w:rPr>
-        <w:t xml:space="preserve">Mind</w:t>
-      </w:r>
-      <w:r>
-        <w:t xml:space="preserve">,</w:t>
-      </w:r>
-      <w:r>
-        <w:t xml:space="preserve"> </w:t>
-      </w:r>
-      <w:r>
-        <w:rPr>
-          <w:i/>
-          <w:iCs/>
-        </w:rPr>
-        <w:t xml:space="preserve">8</w:t>
-      </w:r>
-      <w:r>
-        <w:t xml:space="preserve">, 188–205.</w:t>
-      </w:r>
-      <w:r>
-        <w:t xml:space="preserve"> </w:t>
-      </w:r>
-      <w:hyperlink r:id="rId137">
-        <w:r>
-          <w:rPr>
-            <w:rStyle w:val="Hyperlink"/>
-          </w:rPr>
-          <w:t xml:space="preserve">https://www.jstor.org/stable/2246769</w:t>
-        </w:r>
-      </w:hyperlink>
-    </w:p>
-    <w:bookmarkEnd w:id="138"/>
-    <w:bookmarkStart w:id="140" w:name="ref-james1894"/>
-    <w:p>
-      <w:pPr>
-        <w:pStyle w:val="Bibliography"/>
-      </w:pPr>
-      <w:r>
-        <w:t xml:space="preserve">James, W. (1894). Discussion: The physical basis of emotion.</w:t>
-      </w:r>
-      <w:r>
-        <w:t xml:space="preserve"> </w:t>
-      </w:r>
-      <w:r>
-        <w:rPr>
-          <w:i/>
-          <w:iCs/>
-        </w:rPr>
-        <w:t xml:space="preserve">Psychological Review</w:t>
-      </w:r>
-      <w:r>
-        <w:t xml:space="preserve">,</w:t>
-      </w:r>
-      <w:r>
-        <w:t xml:space="preserve"> </w:t>
-      </w:r>
-      <w:r>
-        <w:rPr>
-          <w:i/>
-          <w:iCs/>
-        </w:rPr>
-        <w:t xml:space="preserve">1</w:t>
-      </w:r>
-      <w:r>
-        <w:t xml:space="preserve">, 516–529.</w:t>
-      </w:r>
-      <w:r>
-        <w:t xml:space="preserve"> </w:t>
-      </w:r>
-      <w:hyperlink r:id="rId139">
-        <w:r>
-          <w:rPr>
-            <w:rStyle w:val="Hyperlink"/>
-          </w:rPr>
-          <w:t xml:space="preserve">https://doi.org/10.1037/h0065078</w:t>
-        </w:r>
-      </w:hyperlink>
-    </w:p>
-    <w:bookmarkEnd w:id="140"/>
-    <w:bookmarkStart w:id="142" w:name="ref-kraft2012"/>
-    <w:p>
-      <w:pPr>
-        <w:pStyle w:val="Bibliography"/>
-      </w:pPr>
-      <w:r>
-        <w:t xml:space="preserve">Kraft, T. L., &amp; Pressman, S. D. (2012). Grin and bear it: The influence of manipulated facial expression on the stress response.</w:t>
-      </w:r>
-      <w:r>
-        <w:t xml:space="preserve"> </w:t>
-      </w:r>
-      <w:r>
-        <w:rPr>
-          <w:i/>
-          <w:iCs/>
-        </w:rPr>
-        <w:t xml:space="preserve">Psychological Science</w:t>
-      </w:r>
-      <w:r>
-        <w:t xml:space="preserve">,</w:t>
-      </w:r>
-      <w:r>
-        <w:t xml:space="preserve"> </w:t>
-      </w:r>
-      <w:r>
-        <w:rPr>
-          <w:i/>
-          <w:iCs/>
-        </w:rPr>
-        <w:t xml:space="preserve">23</w:t>
-      </w:r>
-      <w:r>
-        <w:t xml:space="preserve">(11), 1372–1378.</w:t>
-      </w:r>
-      <w:r>
-        <w:t xml:space="preserve"> </w:t>
-      </w:r>
-      <w:hyperlink r:id="rId141">
-        <w:r>
-          <w:rPr>
-            <w:rStyle w:val="Hyperlink"/>
-          </w:rPr>
-          <w:t xml:space="preserve">https://doi.org/10.1177/0956797612445312</w:t>
-        </w:r>
-      </w:hyperlink>
-    </w:p>
-    <w:bookmarkEnd w:id="142"/>
-    <w:bookmarkStart w:id="144" w:name="ref-kuznetsova2017"/>
-    <w:p>
-      <w:pPr>
-        <w:pStyle w:val="Bibliography"/>
-      </w:pPr>
-      <w:r>
-        <w:t xml:space="preserve">Kuznetsova, A., Brockhoff, P. B., &amp; Christensen, R. H. (2017).</w:t>
-      </w:r>
-      <w:r>
-        <w:t xml:space="preserve"> </w:t>
-      </w:r>
-      <w:r>
-        <w:t xml:space="preserve">lmerTest</w:t>
-      </w:r>
-      <w:r>
-        <w:t xml:space="preserve"> </w:t>
-      </w:r>
-      <w:r>
-        <w:t xml:space="preserve">package: Tests in linear mixed effects models.</w:t>
-      </w:r>
-      <w:r>
-        <w:t xml:space="preserve"> </w:t>
-      </w:r>
-      <w:r>
-        <w:rPr>
-          <w:i/>
-          <w:iCs/>
-        </w:rPr>
-        <w:t xml:space="preserve">Journal of Statistical Software</w:t>
-      </w:r>
-      <w:r>
-        <w:t xml:space="preserve">,</w:t>
-      </w:r>
-      <w:r>
-        <w:t xml:space="preserve"> </w:t>
-      </w:r>
-      <w:r>
-        <w:rPr>
-          <w:i/>
-          <w:iCs/>
-        </w:rPr>
-        <w:t xml:space="preserve">82</w:t>
-      </w:r>
-      <w:r>
-        <w:t xml:space="preserve">, 1–26.</w:t>
-      </w:r>
-      <w:r>
-        <w:t xml:space="preserve"> </w:t>
-      </w:r>
-      <w:hyperlink r:id="rId143">
-        <w:r>
-          <w:rPr>
-            <w:rStyle w:val="Hyperlink"/>
-          </w:rPr>
-          <w:t xml:space="preserve">https://doi.org/10.18637/jss.v082.i13</w:t>
-        </w:r>
-      </w:hyperlink>
-    </w:p>
-    <w:bookmarkEnd w:id="144"/>
-    <w:bookmarkStart w:id="146" w:name="ref-lenth2025"/>
-    <w:p>
-      <w:pPr>
-        <w:pStyle w:val="Bibliography"/>
-      </w:pPr>
-      <w:r>
-        <w:t xml:space="preserve">Lenth, R. V. (2025).</w:t>
-      </w:r>
-      <w:r>
-        <w:t xml:space="preserve"> </w:t>
-      </w:r>
-      <w:r>
-        <w:rPr>
-          <w:i/>
-          <w:iCs/>
-        </w:rPr>
-        <w:t xml:space="preserve">emmeans</w:t>
-      </w:r>
-      <w:r>
-        <w:rPr>
-          <w:i/>
-          <w:iCs/>
-        </w:rPr>
-        <w:t xml:space="preserve">: Estimated marginal means, aka least-squares means. Version 2.0.0</w:t>
-      </w:r>
-      <w:r>
-        <w:t xml:space="preserve">.</w:t>
-      </w:r>
-      <w:r>
-        <w:t xml:space="preserve"> </w:t>
-      </w:r>
-      <w:hyperlink r:id="rId145">
-        <w:r>
-          <w:rPr>
-            <w:rStyle w:val="Hyperlink"/>
-          </w:rPr>
-          <w:t xml:space="preserve">https://CRAN.R-project.org/package=emmeans</w:t>
-        </w:r>
-      </w:hyperlink>
-    </w:p>
-    <w:bookmarkEnd w:id="146"/>
-    <w:bookmarkStart w:id="148" w:name="ref-levenson1992"/>
-    <w:p>
-      <w:pPr>
-        <w:pStyle w:val="Bibliography"/>
-      </w:pPr>
-      <w:r>
-        <w:t xml:space="preserve">Levenson, R. W., Ekman, P., Heider, K., &amp; Friesen, W. V. (1992). Emotion and autonomic nervous system activity in the</w:t>
-      </w:r>
-      <w:r>
-        <w:t xml:space="preserve"> </w:t>
-      </w:r>
-      <w:r>
-        <w:t xml:space="preserve">Minangkabau</w:t>
-      </w:r>
-      <w:r>
-        <w:t xml:space="preserve"> </w:t>
-      </w:r>
-      <w:r>
-        <w:t xml:space="preserve">of</w:t>
-      </w:r>
-      <w:r>
-        <w:t xml:space="preserve"> </w:t>
-      </w:r>
-      <w:r>
-        <w:t xml:space="preserve">West Sumatra</w:t>
-      </w:r>
-      <w:r>
-        <w:t xml:space="preserve">.</w:t>
-      </w:r>
-      <w:r>
-        <w:t xml:space="preserve"> </w:t>
-      </w:r>
-      <w:r>
-        <w:rPr>
-          <w:i/>
-          <w:iCs/>
-        </w:rPr>
-        <w:t xml:space="preserve">Journal of Personality and Social Psychology</w:t>
-      </w:r>
-      <w:r>
-        <w:t xml:space="preserve">,</w:t>
-      </w:r>
-      <w:r>
-        <w:t xml:space="preserve"> </w:t>
-      </w:r>
-      <w:r>
-        <w:rPr>
-          <w:i/>
-          <w:iCs/>
-        </w:rPr>
-        <w:t xml:space="preserve">62</w:t>
-      </w:r>
-      <w:r>
-        <w:t xml:space="preserve">(6), 972–988.</w:t>
-      </w:r>
-      <w:r>
-        <w:t xml:space="preserve"> </w:t>
-      </w:r>
-      <w:hyperlink r:id="rId147">
-        <w:r>
-          <w:rPr>
-            <w:rStyle w:val="Hyperlink"/>
-          </w:rPr>
-          <w:t xml:space="preserve">https://doi.org/10.1037/0022-3514.62.6.972</w:t>
-        </w:r>
-      </w:hyperlink>
-    </w:p>
-    <w:bookmarkEnd w:id="148"/>
-    <w:bookmarkStart w:id="150" w:name="ref-lucey2010"/>
-    <w:p>
-      <w:pPr>
-        <w:pStyle w:val="Bibliography"/>
-      </w:pPr>
-      <w:r>
-        <w:t xml:space="preserve">Lucey, P., Cohn, J. F., Kanade, T., Saragih, J., Ambadar, Z., &amp; Matthews, I. (2010). The extended</w:t>
-      </w:r>
-      <w:r>
-        <w:t xml:space="preserve"> </w:t>
-      </w:r>
-      <w:r>
-        <w:t xml:space="preserve">Cohn-Kanade</w:t>
-      </w:r>
-      <w:r>
-        <w:t xml:space="preserve"> </w:t>
-      </w:r>
-      <w:r>
-        <w:t xml:space="preserve">dataset (</w:t>
-      </w:r>
-      <w:r>
-        <w:t xml:space="preserve">CK+</w:t>
-      </w:r>
-      <w:r>
-        <w:t xml:space="preserve">): A complete dataset for action unit and emotion-specified expression.</w:t>
-      </w:r>
-      <w:r>
-        <w:t xml:space="preserve"> </w:t>
-      </w:r>
-      <w:r>
-        <w:rPr>
-          <w:i/>
-          <w:iCs/>
-        </w:rPr>
-        <w:t xml:space="preserve">2010 IEEE Computer Society Conference on Computer Vision and Pattern Recognition - Workshops</w:t>
-      </w:r>
-      <w:r>
-        <w:t xml:space="preserve">, 94–101.</w:t>
-      </w:r>
-      <w:r>
-        <w:t xml:space="preserve"> </w:t>
-      </w:r>
-      <w:hyperlink r:id="rId149">
-        <w:r>
-          <w:rPr>
-            <w:rStyle w:val="Hyperlink"/>
-          </w:rPr>
-          <w:t xml:space="preserve">https://doi.org/10.1109/CVPRW.2010.5543262</w:t>
-        </w:r>
-      </w:hyperlink>
-    </w:p>
-    <w:bookmarkEnd w:id="150"/>
-    <w:bookmarkStart w:id="152" w:name="ref-luu2025"/>
-    <w:p>
-      <w:pPr>
-        <w:pStyle w:val="Bibliography"/>
-      </w:pPr>
-      <w:r>
-        <w:t xml:space="preserve">Luu, J. H., Acevedo, A. M., Pourmand, V., &amp; Pressman, S. D. (2025). The power of smiles: Mitigating pain through facial expression.</w:t>
-      </w:r>
-      <w:r>
-        <w:t xml:space="preserve"> </w:t>
-      </w:r>
-      <w:r>
-        <w:rPr>
-          <w:i/>
-          <w:iCs/>
-        </w:rPr>
-        <w:t xml:space="preserve">The Journal of Positive Psychology</w:t>
-      </w:r>
-      <w:r>
-        <w:t xml:space="preserve">, 1–10.</w:t>
-      </w:r>
-      <w:r>
-        <w:t xml:space="preserve"> </w:t>
-      </w:r>
-      <w:hyperlink r:id="rId151">
-        <w:r>
-          <w:rPr>
-            <w:rStyle w:val="Hyperlink"/>
-          </w:rPr>
-          <w:t xml:space="preserve">https://doi.org/10.1080/17439760.2025.2462231</w:t>
-        </w:r>
-      </w:hyperlink>
-    </w:p>
-    <w:bookmarkEnd w:id="152"/>
-    <w:bookmarkStart w:id="154" w:name="ref-malachpines2005"/>
-    <w:p>
-      <w:pPr>
-        <w:pStyle w:val="Bibliography"/>
-      </w:pPr>
-      <w:r>
-        <w:t xml:space="preserve">Malach-Pines, A. (2005). The burnout measure, short version.</w:t>
-      </w:r>
-      <w:r>
-        <w:t xml:space="preserve"> </w:t>
-      </w:r>
-      <w:r>
-        <w:rPr>
-          <w:i/>
-          <w:iCs/>
-        </w:rPr>
-        <w:t xml:space="preserve">International Journal of Stress Management</w:t>
-      </w:r>
-      <w:r>
-        <w:t xml:space="preserve">,</w:t>
-      </w:r>
-      <w:r>
-        <w:t xml:space="preserve"> </w:t>
-      </w:r>
-      <w:r>
-        <w:rPr>
-          <w:i/>
-          <w:iCs/>
-        </w:rPr>
-        <w:t xml:space="preserve">12</w:t>
-      </w:r>
-      <w:r>
-        <w:t xml:space="preserve">(1), 78–88.</w:t>
-      </w:r>
-      <w:r>
-        <w:t xml:space="preserve"> </w:t>
-      </w:r>
-      <w:hyperlink r:id="rId153">
-        <w:r>
-          <w:rPr>
-            <w:rStyle w:val="Hyperlink"/>
-          </w:rPr>
-          <w:t xml:space="preserve">https://doi.org/10.1037/1072-5245.12.1.78</w:t>
-        </w:r>
-      </w:hyperlink>
-    </w:p>
-    <w:bookmarkEnd w:id="154"/>
-    <w:bookmarkStart w:id="156" w:name="ref-mathur2025"/>
-    <w:p>
-      <w:pPr>
-        <w:pStyle w:val="Bibliography"/>
-      </w:pPr>
-      <w:r>
-        <w:t xml:space="preserve">Mathur, M. B. (2025). On the statistical analysis of studies with attention checks.</w:t>
-      </w:r>
-      <w:r>
-        <w:t xml:space="preserve"> </w:t>
-      </w:r>
-      <w:r>
-        <w:rPr>
-          <w:i/>
-          <w:iCs/>
-        </w:rPr>
-        <w:t xml:space="preserve">Advances in Methods and Practices in Psychological Science</w:t>
-      </w:r>
-      <w:r>
-        <w:t xml:space="preserve">,</w:t>
-      </w:r>
-      <w:r>
-        <w:t xml:space="preserve"> </w:t>
-      </w:r>
-      <w:r>
-        <w:rPr>
-          <w:i/>
-          <w:iCs/>
-        </w:rPr>
-        <w:t xml:space="preserve">8</w:t>
-      </w:r>
-      <w:r>
-        <w:t xml:space="preserve">(2).</w:t>
-      </w:r>
-      <w:r>
-        <w:t xml:space="preserve"> </w:t>
-      </w:r>
-      <w:hyperlink r:id="rId155">
-        <w:r>
-          <w:rPr>
-            <w:rStyle w:val="Hyperlink"/>
-          </w:rPr>
-          <w:t xml:space="preserve">https://doi.org/10.1177/25152459251338041</w:t>
-        </w:r>
-      </w:hyperlink>
-    </w:p>
-    <w:bookmarkEnd w:id="156"/>
-    <w:bookmarkStart w:id="158" w:name="ref-matsumoto1987"/>
-    <w:p>
-      <w:pPr>
-        <w:pStyle w:val="Bibliography"/>
-      </w:pPr>
-      <w:r>
-        <w:t xml:space="preserve">Matsumoto, D. (1987). The role of facial response in the experience of emotion: More methodological problems and a meta-analysis.</w:t>
-      </w:r>
-      <w:r>
-        <w:t xml:space="preserve"> </w:t>
-      </w:r>
-      <w:r>
-        <w:rPr>
-          <w:i/>
-          <w:iCs/>
-        </w:rPr>
-        <w:t xml:space="preserve">Journal of Personality and Social Psychology</w:t>
-      </w:r>
-      <w:r>
-        <w:t xml:space="preserve">,</w:t>
-      </w:r>
-      <w:r>
-        <w:t xml:space="preserve"> </w:t>
-      </w:r>
-      <w:r>
-        <w:rPr>
-          <w:i/>
-          <w:iCs/>
-        </w:rPr>
-        <w:t xml:space="preserve">52</w:t>
-      </w:r>
-      <w:r>
-        <w:t xml:space="preserve">(4), 769–774.</w:t>
-      </w:r>
-      <w:r>
-        <w:t xml:space="preserve"> </w:t>
-      </w:r>
-      <w:hyperlink r:id="rId157">
-        <w:r>
-          <w:rPr>
-            <w:rStyle w:val="Hyperlink"/>
-          </w:rPr>
-          <w:t xml:space="preserve">https://doi.org/10.1037/0022-3514.52.4.769</w:t>
-        </w:r>
-      </w:hyperlink>
-    </w:p>
-    <w:bookmarkEnd w:id="158"/>
-    <w:bookmarkStart w:id="160" w:name="ref-morey2024"/>
-    <w:p>
-      <w:pPr>
-        <w:pStyle w:val="Bibliography"/>
-      </w:pPr>
-      <w:r>
-        <w:t xml:space="preserve">Morey, R. D., &amp; Rouder, J. N. (2024).</w:t>
-      </w:r>
-      <w:r>
-        <w:t xml:space="preserve"> </w:t>
-      </w:r>
-      <w:r>
-        <w:rPr>
-          <w:i/>
-          <w:iCs/>
-        </w:rPr>
-        <w:t xml:space="preserve">BayesFactor</w:t>
-      </w:r>
-      <w:r>
-        <w:rPr>
-          <w:i/>
-          <w:iCs/>
-        </w:rPr>
-        <w:t xml:space="preserve">: Computation of</w:t>
-      </w:r>
-      <w:r>
-        <w:rPr>
-          <w:i/>
-          <w:iCs/>
-        </w:rPr>
-        <w:t xml:space="preserve"> </w:t>
-      </w:r>
-      <w:r>
-        <w:rPr>
-          <w:i/>
-          <w:iCs/>
-        </w:rPr>
-        <w:t xml:space="preserve">Bayes</w:t>
-      </w:r>
-      <w:r>
-        <w:rPr>
-          <w:i/>
-          <w:iCs/>
-        </w:rPr>
-        <w:t xml:space="preserve"> </w:t>
-      </w:r>
-      <w:r>
-        <w:rPr>
-          <w:i/>
-          <w:iCs/>
-        </w:rPr>
-        <w:t xml:space="preserve">factors for common designs</w:t>
-      </w:r>
-      <w:r>
-        <w:t xml:space="preserve">.</w:t>
-      </w:r>
-      <w:r>
-        <w:t xml:space="preserve"> </w:t>
-      </w:r>
-      <w:hyperlink r:id="rId159">
-        <w:r>
-          <w:rPr>
-            <w:rStyle w:val="Hyperlink"/>
-          </w:rPr>
-          <w:t xml:space="preserve">https://CRAN.R-project.org/package=BayesFactor</w:t>
-        </w:r>
-      </w:hyperlink>
-    </w:p>
-    <w:bookmarkEnd w:id="160"/>
-    <w:bookmarkStart w:id="162" w:name="ref-niedenthal2007"/>
-    <w:p>
-      <w:pPr>
-        <w:pStyle w:val="Bibliography"/>
-      </w:pPr>
-      <w:r>
-        <w:t xml:space="preserve">Niedenthal, P. M. (2007). Embodying emotion.</w:t>
-      </w:r>
-      <w:r>
-        <w:t xml:space="preserve"> </w:t>
-      </w:r>
-      <w:r>
-        <w:rPr>
-          <w:i/>
-          <w:iCs/>
-        </w:rPr>
-        <w:t xml:space="preserve">Science</w:t>
-      </w:r>
-      <w:r>
-        <w:t xml:space="preserve">,</w:t>
-      </w:r>
-      <w:r>
-        <w:t xml:space="preserve"> </w:t>
-      </w:r>
-      <w:r>
-        <w:rPr>
-          <w:i/>
-          <w:iCs/>
-        </w:rPr>
-        <w:t xml:space="preserve">316</w:t>
-      </w:r>
-      <w:r>
-        <w:t xml:space="preserve">(5827), 1002–1005.</w:t>
-      </w:r>
-      <w:r>
-        <w:t xml:space="preserve"> </w:t>
-      </w:r>
-      <w:hyperlink r:id="rId161">
-        <w:r>
-          <w:rPr>
-            <w:rStyle w:val="Hyperlink"/>
-          </w:rPr>
-          <w:t xml:space="preserve">https://doi.org/10.1126/science.1136930</w:t>
-        </w:r>
-      </w:hyperlink>
-    </w:p>
-    <w:bookmarkEnd w:id="162"/>
-    <w:bookmarkStart w:id="164" w:name="ref-noah2018"/>
-    <w:p>
-      <w:pPr>
-        <w:pStyle w:val="Bibliography"/>
-      </w:pPr>
-      <w:r>
-        <w:t xml:space="preserve">Noah, T., Schul, Y., &amp; Mayo, R. (2018). When both the original study and its failed replication are correct: Feeling observed eliminates the facial-feedback effect.</w:t>
-      </w:r>
-      <w:r>
-        <w:t xml:space="preserve"> </w:t>
-      </w:r>
-      <w:r>
-        <w:rPr>
-          <w:i/>
-          <w:iCs/>
-        </w:rPr>
-        <w:t xml:space="preserve">Journal of Personality and Social Psychology</w:t>
-      </w:r>
-      <w:r>
-        <w:t xml:space="preserve">,</w:t>
-      </w:r>
-      <w:r>
-        <w:t xml:space="preserve"> </w:t>
-      </w:r>
-      <w:r>
-        <w:rPr>
-          <w:i/>
-          <w:iCs/>
-        </w:rPr>
-        <w:t xml:space="preserve">114</w:t>
-      </w:r>
-      <w:r>
-        <w:t xml:space="preserve">(5), 657.</w:t>
-      </w:r>
-      <w:r>
-        <w:t xml:space="preserve"> </w:t>
-      </w:r>
-      <w:hyperlink r:id="rId163">
-        <w:r>
-          <w:rPr>
-            <w:rStyle w:val="Hyperlink"/>
-          </w:rPr>
-          <w:t xml:space="preserve">https://doi.org/10.1037/pspa0000121</w:t>
-        </w:r>
-      </w:hyperlink>
-    </w:p>
-    <w:bookmarkEnd w:id="164"/>
-    <w:bookmarkStart w:id="166" w:name="ref-orne1962"/>
-    <w:p>
-      <w:pPr>
-        <w:pStyle w:val="Bibliography"/>
-      </w:pPr>
-      <w:r>
-        <w:t xml:space="preserve">Orne, M. T. (1962). On the social psychology of the psychological experiment: With particular reference to demand characteristics and their implications.</w:t>
-      </w:r>
-      <w:r>
-        <w:t xml:space="preserve"> </w:t>
-      </w:r>
-      <w:r>
-        <w:rPr>
-          <w:i/>
-          <w:iCs/>
-        </w:rPr>
-        <w:t xml:space="preserve">American Psychologist</w:t>
-      </w:r>
-      <w:r>
-        <w:t xml:space="preserve">,</w:t>
-      </w:r>
-      <w:r>
-        <w:t xml:space="preserve"> </w:t>
-      </w:r>
-      <w:r>
-        <w:rPr>
-          <w:i/>
-          <w:iCs/>
-        </w:rPr>
-        <w:t xml:space="preserve">17</w:t>
-      </w:r>
-      <w:r>
-        <w:t xml:space="preserve">(11), 776–783.</w:t>
-      </w:r>
-      <w:r>
-        <w:t xml:space="preserve"> </w:t>
-      </w:r>
-      <w:hyperlink r:id="rId165">
-        <w:r>
-          <w:rPr>
-            <w:rStyle w:val="Hyperlink"/>
-          </w:rPr>
-          <w:t xml:space="preserve">https://doi.org/10.1037/h0043424</w:t>
-        </w:r>
-      </w:hyperlink>
-    </w:p>
-    <w:bookmarkEnd w:id="166"/>
-    <w:bookmarkStart w:id="168" w:name="ref-pressman2021"/>
-    <w:p>
-      <w:pPr>
-        <w:pStyle w:val="Bibliography"/>
-      </w:pPr>
-      <w:r>
-        <w:t xml:space="preserve">Pressman, S. D., Acevedo, A. M., Hammond, K. V., &amp; Kraft-Feil, T. L. (2021). Smile (or grimace) through the pain? The effects of experimentally manipulated facial expressions on needle-injection responses.</w:t>
-      </w:r>
-      <w:r>
-        <w:t xml:space="preserve"> </w:t>
-      </w:r>
-      <w:r>
-        <w:rPr>
-          <w:i/>
-          <w:iCs/>
-        </w:rPr>
-        <w:t xml:space="preserve">Emotion</w:t>
-      </w:r>
-      <w:r>
-        <w:t xml:space="preserve">,</w:t>
-      </w:r>
-      <w:r>
-        <w:t xml:space="preserve"> </w:t>
-      </w:r>
-      <w:r>
-        <w:rPr>
-          <w:i/>
-          <w:iCs/>
-        </w:rPr>
-        <w:t xml:space="preserve">21</w:t>
-      </w:r>
-      <w:r>
-        <w:t xml:space="preserve">(6), 1188.</w:t>
-      </w:r>
-      <w:r>
-        <w:t xml:space="preserve"> </w:t>
-      </w:r>
-      <w:hyperlink r:id="rId167">
-        <w:r>
-          <w:rPr>
-            <w:rStyle w:val="Hyperlink"/>
-          </w:rPr>
-          <w:t xml:space="preserve">https://doi.org/10.1037/emo0000913</w:t>
-        </w:r>
-      </w:hyperlink>
-    </w:p>
-    <w:bookmarkEnd w:id="168"/>
-    <w:bookmarkStart w:id="169" w:name="ref-revesz2024"/>
-    <w:p>
-      <w:pPr>
-        <w:pStyle w:val="Bibliography"/>
-      </w:pPr>
-      <w:r>
-        <w:t xml:space="preserve">Revesz, R. L. (2024).</w:t>
-      </w:r>
-      <w:r>
-        <w:t xml:space="preserve"> </w:t>
-      </w:r>
-      <w:r>
-        <w:rPr>
-          <w:i/>
-          <w:iCs/>
-        </w:rPr>
-        <w:t xml:space="preserve">Revisions to</w:t>
-      </w:r>
-      <w:r>
-        <w:rPr>
-          <w:i/>
-          <w:iCs/>
-        </w:rPr>
-        <w:t xml:space="preserve"> </w:t>
-      </w:r>
-      <w:r>
-        <w:rPr>
-          <w:i/>
-          <w:iCs/>
-        </w:rPr>
-        <w:t xml:space="preserve">OMB</w:t>
-      </w:r>
-      <w:r>
-        <w:rPr>
-          <w:i/>
-          <w:iCs/>
-        </w:rPr>
-        <w:t xml:space="preserve">’s statistical policy directive no. 15: Standards for maintaining, collecting, and presenting federal data on race and ethnicity</w:t>
-      </w:r>
-      <w:r>
-        <w:t xml:space="preserve">. Federal Register.</w:t>
-      </w:r>
-    </w:p>
-    <w:bookmarkEnd w:id="169"/>
-    <w:bookmarkStart w:id="171" w:name="ref-roche2018"/>
-    <w:p>
-      <w:pPr>
-        <w:pStyle w:val="Bibliography"/>
-      </w:pPr>
-      <w:r>
-        <w:t xml:space="preserve">Roche, J. M., &amp; Arnold, H. S. (2018). The effects of emotion suppression during language planning and production.</w:t>
-      </w:r>
-      <w:r>
-        <w:t xml:space="preserve"> </w:t>
-      </w:r>
-      <w:r>
-        <w:rPr>
-          <w:i/>
-          <w:iCs/>
-        </w:rPr>
-        <w:t xml:space="preserve">Journal of Speech, Language, and Hearing Research</w:t>
-      </w:r>
-      <w:r>
-        <w:t xml:space="preserve">,</w:t>
-      </w:r>
-      <w:r>
-        <w:t xml:space="preserve"> </w:t>
-      </w:r>
-      <w:r>
-        <w:rPr>
-          <w:i/>
-          <w:iCs/>
-        </w:rPr>
-        <w:t xml:space="preserve">61</w:t>
-      </w:r>
-      <w:r>
-        <w:t xml:space="preserve">(8), 2076–2083.</w:t>
-      </w:r>
-      <w:r>
-        <w:t xml:space="preserve"> </w:t>
-      </w:r>
-      <w:hyperlink r:id="rId170">
-        <w:r>
-          <w:rPr>
-            <w:rStyle w:val="Hyperlink"/>
-          </w:rPr>
-          <w:t xml:space="preserve">https://doi.org/10.1044/2018_JSLHR-L-17-0232</w:t>
-        </w:r>
-      </w:hyperlink>
-    </w:p>
-    <w:bookmarkEnd w:id="171"/>
-    <w:bookmarkStart w:id="173" w:name="ref-rohrer2024"/>
-    <w:p>
-      <w:pPr>
-        <w:pStyle w:val="Bibliography"/>
-      </w:pPr>
-      <w:r>
-        <w:t xml:space="preserve">Rohrer, J. M. (2024). Causal inference for psychologists who think that causal inference is not for them.</w:t>
-      </w:r>
-      <w:r>
-        <w:t xml:space="preserve"> </w:t>
-      </w:r>
-      <w:r>
-        <w:rPr>
-          <w:i/>
-          <w:iCs/>
-        </w:rPr>
-        <w:t xml:space="preserve">Social and Personality Psychology Compass</w:t>
-      </w:r>
-      <w:r>
-        <w:t xml:space="preserve">,</w:t>
-      </w:r>
-      <w:r>
-        <w:t xml:space="preserve"> </w:t>
-      </w:r>
-      <w:r>
-        <w:rPr>
-          <w:i/>
-          <w:iCs/>
-        </w:rPr>
-        <w:t xml:space="preserve">18</w:t>
-      </w:r>
-      <w:r>
-        <w:t xml:space="preserve">(3), e12948.</w:t>
-      </w:r>
-      <w:r>
-        <w:t xml:space="preserve"> </w:t>
-      </w:r>
-      <w:hyperlink r:id="rId172">
-        <w:r>
-          <w:rPr>
-            <w:rStyle w:val="Hyperlink"/>
-          </w:rPr>
-          <w:t xml:space="preserve">https://doi.org/10.1111/spc3.12948</w:t>
-        </w:r>
-      </w:hyperlink>
-    </w:p>
-    <w:bookmarkEnd w:id="173"/>
-    <w:bookmarkStart w:id="175" w:name="ref-scherer2019"/>
-    <w:p>
-      <w:pPr>
-        <w:pStyle w:val="Bibliography"/>
-      </w:pPr>
-      <w:r>
-        <w:t xml:space="preserve">Scherer, K. R., &amp; Moors, A. (2019). The emotion process: Event appraisal and component differentiation.</w:t>
-      </w:r>
-      <w:r>
-        <w:t xml:space="preserve"> </w:t>
-      </w:r>
-      <w:r>
-        <w:rPr>
-          <w:i/>
-          <w:iCs/>
-        </w:rPr>
-        <w:t xml:space="preserve">Annual Review of Psychology</w:t>
-      </w:r>
-      <w:r>
-        <w:t xml:space="preserve">,</w:t>
-      </w:r>
-      <w:r>
-        <w:t xml:space="preserve"> </w:t>
-      </w:r>
-      <w:r>
-        <w:rPr>
-          <w:i/>
-          <w:iCs/>
-        </w:rPr>
-        <w:t xml:space="preserve">70</w:t>
-      </w:r>
-      <w:r>
-        <w:t xml:space="preserve">(1), 719–745.</w:t>
-      </w:r>
-      <w:r>
-        <w:t xml:space="preserve"> </w:t>
-      </w:r>
-      <w:hyperlink r:id="rId174">
-        <w:r>
-          <w:rPr>
-            <w:rStyle w:val="Hyperlink"/>
-          </w:rPr>
-          <w:t xml:space="preserve">https://doi.org/10.1146/annurev-psych-122216-011854</w:t>
-        </w:r>
-      </w:hyperlink>
-    </w:p>
-    <w:bookmarkEnd w:id="175"/>
-    <w:bookmarkStart w:id="177" w:name="ref-schulze2021"/>
-    <w:p>
-      <w:pPr>
-        <w:pStyle w:val="Bibliography"/>
-      </w:pPr>
-      <w:r>
-        <w:t xml:space="preserve">Schulze, J., Neumann, I., Magid, M., Finzi, E., Sinke, C., Wollmer, M. A., &amp; Krüger, T. H. (2021). Botulinum toxin for the management of depression: An updated review of the evidence and meta-analysis.</w:t>
-      </w:r>
-      <w:r>
-        <w:t xml:space="preserve"> </w:t>
-      </w:r>
-      <w:r>
-        <w:rPr>
-          <w:i/>
-          <w:iCs/>
-        </w:rPr>
-        <w:t xml:space="preserve">Journal of Psychiatric Research</w:t>
-      </w:r>
-      <w:r>
-        <w:t xml:space="preserve">,</w:t>
-      </w:r>
-      <w:r>
-        <w:t xml:space="preserve"> </w:t>
-      </w:r>
-      <w:r>
-        <w:rPr>
-          <w:i/>
-          <w:iCs/>
-        </w:rPr>
-        <w:t xml:space="preserve">135</w:t>
-      </w:r>
-      <w:r>
-        <w:t xml:space="preserve">, 332–340.</w:t>
-      </w:r>
-      <w:r>
-        <w:t xml:space="preserve"> </w:t>
-      </w:r>
-      <w:hyperlink r:id="rId176">
-        <w:r>
-          <w:rPr>
-            <w:rStyle w:val="Hyperlink"/>
-          </w:rPr>
-          <w:t xml:space="preserve">https://doi.org/10.15698/mic2021.02.741</w:t>
-        </w:r>
-      </w:hyperlink>
-    </w:p>
-    <w:bookmarkEnd w:id="177"/>
-    <w:bookmarkStart w:id="178" w:name="ref-smith2007"/>
-    <w:p>
-      <w:pPr>
-        <w:pStyle w:val="Bibliography"/>
-      </w:pPr>
-      <w:r>
-        <w:t xml:space="preserve">Smith, T. W. (2007).</w:t>
-      </w:r>
-      <w:r>
-        <w:t xml:space="preserve"> </w:t>
-      </w:r>
-      <w:r>
-        <w:rPr>
-          <w:i/>
-          <w:iCs/>
-        </w:rPr>
-        <w:t xml:space="preserve">Job satisfaction in the</w:t>
-      </w:r>
-      <w:r>
-        <w:rPr>
-          <w:i/>
-          <w:iCs/>
-        </w:rPr>
-        <w:t xml:space="preserve"> </w:t>
-      </w:r>
-      <w:r>
-        <w:rPr>
-          <w:i/>
-          <w:iCs/>
-        </w:rPr>
-        <w:t xml:space="preserve">United States</w:t>
-      </w:r>
-      <w:r>
-        <w:t xml:space="preserve">. National Opinion Research Center, University of Chicago.</w:t>
-      </w:r>
-    </w:p>
-    <w:bookmarkEnd w:id="178"/>
-    <w:bookmarkStart w:id="179" w:name="ref-tomkins1962"/>
-    <w:p>
-      <w:pPr>
-        <w:pStyle w:val="Bibliography"/>
-      </w:pPr>
-      <w:r>
-        <w:t xml:space="preserve">Tomkins, S. S. (1962).</w:t>
-      </w:r>
-      <w:r>
-        <w:t xml:space="preserve"> </w:t>
-      </w:r>
-      <w:r>
-        <w:rPr>
-          <w:i/>
-          <w:iCs/>
-        </w:rPr>
-        <w:t xml:space="preserve">Affect imagery consciousness: Volume</w:t>
-      </w:r>
-      <w:r>
-        <w:rPr>
-          <w:i/>
-          <w:iCs/>
-        </w:rPr>
-        <w:t xml:space="preserve"> </w:t>
-      </w:r>
-      <w:r>
-        <w:rPr>
-          <w:i/>
-          <w:iCs/>
-        </w:rPr>
-        <w:t xml:space="preserve">I</w:t>
-      </w:r>
-      <w:r>
-        <w:rPr>
-          <w:i/>
-          <w:iCs/>
-        </w:rPr>
-        <w:t xml:space="preserve">: The positive affects</w:t>
-      </w:r>
-      <w:r>
-        <w:t xml:space="preserve">. Springer Publishing Company.</w:t>
-      </w:r>
-    </w:p>
-    <w:bookmarkEnd w:id="179"/>
-    <w:bookmarkStart w:id="181" w:name="ref-tomkins1981"/>
-    <w:p>
-      <w:pPr>
-        <w:pStyle w:val="Bibliography"/>
-      </w:pPr>
-      <w:r>
-        <w:t xml:space="preserve">Tomkins, S. S. (1981). The role of facial response in the experience of emotion: A reply to</w:t>
-      </w:r>
-      <w:r>
-        <w:t xml:space="preserve"> </w:t>
-      </w:r>
-      <w:r>
-        <w:t xml:space="preserve">Tourangeau</w:t>
-      </w:r>
-      <w:r>
-        <w:t xml:space="preserve"> </w:t>
-      </w:r>
-      <w:r>
-        <w:t xml:space="preserve">and</w:t>
-      </w:r>
-      <w:r>
-        <w:t xml:space="preserve"> </w:t>
-      </w:r>
-      <w:r>
-        <w:t xml:space="preserve">Ellsworth</w:t>
-      </w:r>
-      <w:r>
-        <w:t xml:space="preserve">.</w:t>
-      </w:r>
-      <w:r>
-        <w:t xml:space="preserve"> </w:t>
-      </w:r>
-      <w:r>
-        <w:rPr>
-          <w:i/>
-          <w:iCs/>
-        </w:rPr>
-        <w:t xml:space="preserve">Journal of Personality and Social Psychology</w:t>
-      </w:r>
-      <w:r>
-        <w:t xml:space="preserve">,</w:t>
-      </w:r>
-      <w:r>
-        <w:t xml:space="preserve"> </w:t>
-      </w:r>
-      <w:r>
-        <w:rPr>
-          <w:i/>
-          <w:iCs/>
-        </w:rPr>
-        <w:t xml:space="preserve">40</w:t>
-      </w:r>
-      <w:r>
-        <w:t xml:space="preserve">(2), 355–357.</w:t>
-      </w:r>
-      <w:r>
-        <w:t xml:space="preserve"> </w:t>
-      </w:r>
-      <w:hyperlink r:id="rId180">
-        <w:r>
-          <w:rPr>
-            <w:rStyle w:val="Hyperlink"/>
-          </w:rPr>
-          <w:t xml:space="preserve">https://doi.org/10.1037/0022-3514.40.2.355</w:t>
-        </w:r>
-      </w:hyperlink>
-    </w:p>
-    <w:bookmarkEnd w:id="181"/>
-    <w:bookmarkStart w:id="183" w:name="ref-visted2018"/>
-    <w:p>
-      <w:pPr>
-        <w:pStyle w:val="Bibliography"/>
-      </w:pPr>
-      <w:r>
-        <w:t xml:space="preserve">Visted, E., Vøllestad, J., Nielsen, M. B., &amp; Schanche, E. (2018). Emotion regulation in current and remitted depression: A systematic review and meta-analysis.</w:t>
-      </w:r>
-      <w:r>
-        <w:t xml:space="preserve"> </w:t>
-      </w:r>
-      <w:r>
-        <w:rPr>
-          <w:i/>
-          <w:iCs/>
-        </w:rPr>
-        <w:t xml:space="preserve">Frontiers in Psychology</w:t>
-      </w:r>
-      <w:r>
-        <w:t xml:space="preserve">,</w:t>
-      </w:r>
-      <w:r>
-        <w:t xml:space="preserve"> </w:t>
-      </w:r>
-      <w:r>
-        <w:rPr>
-          <w:i/>
-          <w:iCs/>
-        </w:rPr>
-        <w:t xml:space="preserve">9</w:t>
-      </w:r>
-      <w:r>
-        <w:t xml:space="preserve">, 756.</w:t>
-      </w:r>
-      <w:r>
-        <w:t xml:space="preserve"> </w:t>
-      </w:r>
-      <w:hyperlink r:id="rId182">
-        <w:r>
-          <w:rPr>
-            <w:rStyle w:val="Hyperlink"/>
-          </w:rPr>
-          <w:t xml:space="preserve">https://doi.org/10.3389/fpsyg.2018.00756</w:t>
-        </w:r>
-      </w:hyperlink>
-    </w:p>
-    <w:bookmarkEnd w:id="183"/>
-    <w:bookmarkStart w:id="185" w:name="ref-wagenmakers2016"/>
-    <w:p>
-      <w:pPr>
-        <w:pStyle w:val="Bibliography"/>
-      </w:pPr>
-      <w:r>
-        <w:t xml:space="preserve">Wagenmakers, E.-J., Beek, T., Dijkhoff, L., Gronau, Q. F., Acosta, A., Adams Jr, R. B., et al.</w:t>
-      </w:r>
-      <w:r>
-        <w:t xml:space="preserve"> (2016). Registered replication report:</w:t>
-      </w:r>
-      <w:r>
-        <w:t xml:space="preserve"> </w:t>
-      </w:r>
-      <w:r>
-        <w:t xml:space="preserve">Strack, Martin, &amp; Stepper (1988)</w:t>
-      </w:r>
-      <w:r>
-        <w:t xml:space="preserve">.</w:t>
-      </w:r>
-      <w:r>
-        <w:t xml:space="preserve"> </w:t>
-      </w:r>
-      <w:r>
-        <w:rPr>
-          <w:i/>
-          <w:iCs/>
-        </w:rPr>
-        <w:t xml:space="preserve">Perspectives on Psychological Science</w:t>
-      </w:r>
-      <w:r>
-        <w:t xml:space="preserve">,</w:t>
-      </w:r>
-      <w:r>
-        <w:t xml:space="preserve"> </w:t>
-      </w:r>
-      <w:r>
-        <w:rPr>
-          <w:i/>
-          <w:iCs/>
-        </w:rPr>
-        <w:t xml:space="preserve">11</w:t>
-      </w:r>
-      <w:r>
-        <w:t xml:space="preserve">(6), 917–928.</w:t>
-      </w:r>
-      <w:r>
-        <w:t xml:space="preserve"> </w:t>
-      </w:r>
-      <w:hyperlink r:id="rId184">
-        <w:r>
-          <w:rPr>
-            <w:rStyle w:val="Hyperlink"/>
-          </w:rPr>
-          <w:t xml:space="preserve">https://doi.org/10.1177/1745691616674458</w:t>
-        </w:r>
-      </w:hyperlink>
-    </w:p>
-    <w:bookmarkEnd w:id="185"/>
-    <w:bookmarkStart w:id="186" w:name="ref-webb2012"/>
-    <w:p>
-      <w:pPr>
-        <w:pStyle w:val="Bibliography"/>
-      </w:pPr>
-      <w:r>
-        <w:t xml:space="preserve">Webb, T. L., Miles, E., &amp; Sheeran, P. (2012). Dealing with feeling: A meta-analysis of the effectiveness of strategies derived from the process model of emotion regulation.</w:t>
-      </w:r>
-      <w:r>
-        <w:t xml:space="preserve"> </w:t>
-      </w:r>
-      <w:r>
-        <w:rPr>
-          <w:i/>
-          <w:iCs/>
-        </w:rPr>
-        <w:t xml:space="preserve">Psychological Bulletin</w:t>
-      </w:r>
-      <w:r>
-        <w:t xml:space="preserve">,</w:t>
-      </w:r>
-      <w:r>
-        <w:t xml:space="preserve"> </w:t>
-      </w:r>
-      <w:r>
-        <w:rPr>
-          <w:i/>
-          <w:iCs/>
-        </w:rPr>
-        <w:t xml:space="preserve">138</w:t>
-      </w:r>
-      <w:r>
-        <w:t xml:space="preserve">(4), 775.</w:t>
-      </w:r>
-      <w:r>
-        <w:t xml:space="preserve"> </w:t>
-      </w:r>
-      <w:hyperlink r:id="rId132">
-        <w:r>
-          <w:rPr>
-            <w:rStyle w:val="Hyperlink"/>
-          </w:rPr>
-          <w:t xml:space="preserve">https://doi.org/10.1037/a0027600</w:t>
-        </w:r>
-      </w:hyperlink>
-    </w:p>
-    <w:bookmarkEnd w:id="186"/>
-    <w:bookmarkStart w:id="188" w:name="ref-wollmer2022"/>
-    <w:p>
-      <w:pPr>
-        <w:pStyle w:val="Bibliography"/>
-      </w:pPr>
-      <w:r>
-        <w:t xml:space="preserve">Wollmer, M. A., Magid, M., Kruger, T. H., &amp; Finzi, E. (2022). Treatment of depression with botulinum toxin.</w:t>
-      </w:r>
-      <w:r>
-        <w:t xml:space="preserve"> </w:t>
-      </w:r>
-      <w:r>
-        <w:rPr>
-          <w:i/>
-          <w:iCs/>
-        </w:rPr>
-        <w:t xml:space="preserve">Toxins</w:t>
-      </w:r>
-      <w:r>
-        <w:t xml:space="preserve">,</w:t>
-      </w:r>
-      <w:r>
-        <w:t xml:space="preserve"> </w:t>
-      </w:r>
-      <w:r>
-        <w:rPr>
-          <w:i/>
-          <w:iCs/>
-        </w:rPr>
-        <w:t xml:space="preserve">14</w:t>
-      </w:r>
-      <w:r>
-        <w:t xml:space="preserve">(6), 383.</w:t>
-      </w:r>
-      <w:r>
-        <w:t xml:space="preserve"> </w:t>
-      </w:r>
-      <w:hyperlink r:id="rId187">
-        <w:r>
-          <w:rPr>
-            <w:rStyle w:val="Hyperlink"/>
-          </w:rPr>
-          <w:t xml:space="preserve">https://doi.org/10.3390/toxins14060383</w:t>
-        </w:r>
-      </w:hyperlink>
-    </w:p>
-    <w:bookmarkEnd w:id="188"/>
-    <w:bookmarkStart w:id="190" w:name="ref-wood2016"/>
-    <w:p>
-      <w:pPr>
-        <w:pStyle w:val="Bibliography"/>
-      </w:pPr>
-      <w:r>
-        <w:t xml:space="preserve">Wood, A., Rychlowska, M., Korb, S., &amp; Niedenthal, P. (2016). Fashioning the face: Sensorimotor simulation contributes to facial expression recognition.</w:t>
-      </w:r>
-      <w:r>
-        <w:t xml:space="preserve"> </w:t>
-      </w:r>
-      <w:r>
-        <w:rPr>
-          <w:i/>
-          <w:iCs/>
-        </w:rPr>
-        <w:t xml:space="preserve">Trends in Cognitive Sciences</w:t>
-      </w:r>
-      <w:r>
-        <w:t xml:space="preserve">,</w:t>
-      </w:r>
-      <w:r>
-        <w:t xml:space="preserve"> </w:t>
-      </w:r>
-      <w:r>
-        <w:rPr>
-          <w:i/>
-          <w:iCs/>
-        </w:rPr>
-        <w:t xml:space="preserve">20</w:t>
-      </w:r>
-      <w:r>
-        <w:t xml:space="preserve">(3), 227–240.</w:t>
-      </w:r>
-      <w:r>
-        <w:t xml:space="preserve"> </w:t>
-      </w:r>
-      <w:hyperlink r:id="rId189">
-        <w:r>
-          <w:rPr>
-            <w:rStyle w:val="Hyperlink"/>
-          </w:rPr>
-          <w:t xml:space="preserve">https://doi.org/10.1016/j.tics.2015.12.010</w:t>
-        </w:r>
-      </w:hyperlink>
-    </w:p>
-    <w:bookmarkEnd w:id="190"/>
-    <w:bookmarkStart w:id="192" w:name="ref-yu2023"/>
-    <w:p>
-      <w:pPr>
-        <w:pStyle w:val="Bibliography"/>
-      </w:pPr>
-      <w:r>
-        <w:t xml:space="preserve">Yu, C.-W. F., Haase, C. M., &amp; Chang, J.-H. (2023). Habitual expressive suppression of positive, but not negative, emotions consistently predicts lower well-being across two culturally distinct regions.</w:t>
-      </w:r>
-      <w:r>
-        <w:t xml:space="preserve"> </w:t>
-      </w:r>
-      <w:r>
-        <w:rPr>
-          <w:i/>
-          <w:iCs/>
-        </w:rPr>
-        <w:t xml:space="preserve">Affective Science</w:t>
-      </w:r>
-      <w:r>
-        <w:t xml:space="preserve">,</w:t>
-      </w:r>
-      <w:r>
-        <w:t xml:space="preserve"> </w:t>
-      </w:r>
-      <w:r>
-        <w:rPr>
-          <w:i/>
-          <w:iCs/>
-        </w:rPr>
-        <w:t xml:space="preserve">4</w:t>
-      </w:r>
-      <w:r>
-        <w:t xml:space="preserve">(4), 684–701.</w:t>
+        <w:t xml:space="preserve">162</w:t>
+      </w:r>
+      <w:r>
+        <w:t xml:space="preserve">, 108060.</w:t>
       </w:r>
       <w:r>
         <w:t xml:space="preserve"> </w:t>
@@ -8810,119 +8863,13 @@
           <w:rPr>
             <w:rStyle w:val="Hyperlink"/>
           </w:rPr>
-          <w:t xml:space="preserve">https://doi.org/10.1007/s42761-023-00221-1</w:t>
+          <w:t xml:space="preserve">https://doi.org/10.1016/j.neuropsychologia.2021.108060</w:t>
         </w:r>
       </w:hyperlink>
     </w:p>
     <w:bookmarkEnd w:id="192"/>
-    <w:bookmarkStart w:id="194" w:name="ref-zapf2021"/>
-    <w:p>
-      <w:pPr>
-        <w:pStyle w:val="Bibliography"/>
-      </w:pPr>
-      <w:r>
-        <w:t xml:space="preserve">Zapf, D., Kern, M., Tschan, F., Holman, D., &amp; Semmer, N. K. (2021). Emotion work: A work psychology perspective.</w:t>
-      </w:r>
-      <w:r>
-        <w:t xml:space="preserve"> </w:t>
-      </w:r>
-      <w:r>
-        <w:rPr>
-          <w:i/>
-          <w:iCs/>
-        </w:rPr>
-        <w:t xml:space="preserve">Annual Review of Organizational Psychology and Organizational Behavior</w:t>
-      </w:r>
-      <w:r>
-        <w:t xml:space="preserve">,</w:t>
-      </w:r>
-      <w:r>
-        <w:t xml:space="preserve"> </w:t>
-      </w:r>
-      <w:r>
-        <w:rPr>
-          <w:i/>
-          <w:iCs/>
-        </w:rPr>
-        <w:t xml:space="preserve">8</w:t>
-      </w:r>
-      <w:r>
-        <w:t xml:space="preserve">(1), 139–172.</w:t>
-      </w:r>
-      <w:r>
-        <w:t xml:space="preserve"> </w:t>
-      </w:r>
-      <w:hyperlink r:id="rId193">
-        <w:r>
-          <w:rPr>
-            <w:rStyle w:val="Hyperlink"/>
-          </w:rPr>
-          <w:t xml:space="preserve">https://doi.org/10.1146/annurev-orgpsych-012420-062451</w:t>
-        </w:r>
-      </w:hyperlink>
-    </w:p>
+    <w:bookmarkEnd w:id="193"/>
     <w:bookmarkEnd w:id="194"/>
-    <w:bookmarkStart w:id="196" w:name="ref-zhu2021"/>
-    <w:p>
-      <w:pPr>
-        <w:pStyle w:val="Bibliography"/>
-      </w:pPr>
-      <w:r>
-        <w:t xml:space="preserve">Zhu, C., Jiang, Y., Wang, Y., Liu, D., &amp; Luo, W. (2021). Arithmetic performance is modulated by cognitive reappraisal and expression suppression: Evidence from behavioral and</w:t>
-      </w:r>
-      <w:r>
-        <w:t xml:space="preserve"> </w:t>
-      </w:r>
-      <w:r>
-        <w:t xml:space="preserve">ERP</w:t>
-      </w:r>
-      <w:r>
-        <w:t xml:space="preserve"> </w:t>
-      </w:r>
-      <w:r>
-        <w:t xml:space="preserve">findings.</w:t>
-      </w:r>
-      <w:r>
-        <w:t xml:space="preserve"> </w:t>
-      </w:r>
-      <w:r>
-        <w:rPr>
-          <w:i/>
-          <w:iCs/>
-        </w:rPr>
-        <w:t xml:space="preserve">Neuropsychologia</w:t>
-      </w:r>
-      <w:r>
-        <w:t xml:space="preserve">,</w:t>
-      </w:r>
-      <w:r>
-        <w:t xml:space="preserve"> </w:t>
-      </w:r>
-      <w:r>
-        <w:rPr>
-          <w:i/>
-          <w:iCs/>
-        </w:rPr>
-        <w:t xml:space="preserve">162</w:t>
-      </w:r>
-      <w:r>
-        <w:t xml:space="preserve">, 108060.</w:t>
-      </w:r>
-      <w:r>
-        <w:t xml:space="preserve"> </w:t>
-      </w:r>
-      <w:hyperlink r:id="rId195">
-        <w:r>
-          <w:rPr>
-            <w:rStyle w:val="Hyperlink"/>
-          </w:rPr>
-          <w:t xml:space="preserve">https://doi.org/10.1016/j.neuropsychologia.2021.108060</w:t>
-        </w:r>
-      </w:hyperlink>
-    </w:p>
-    <w:bookmarkEnd w:id="196"/>
-    <w:bookmarkEnd w:id="197"/>
-    <w:bookmarkEnd w:id="198"/>
     <w:sectPr>
       <w:headerReference r:id="rId8" w:type="even"/>
       <w:headerReference r:id="rId9" w:type="default"/>
